--- a/PLINKC.docx
+++ b/PLINKC.docx
@@ -13,6 +13,70 @@
           <w:lang w:eastAsia="ja-JP"/>
         </w:rPr>
       </w:pPr>
+      <w:r>
+        <w:rPr>
+          <w:rFonts w:ascii="Segoe UI" w:eastAsia="MS Gothic" w:hAnsi="Segoe UI" w:cs="Segoe UI" w:hint="eastAsia"/>
+          <w:b/>
+          <w:bCs/>
+          <w:lang w:eastAsia="ja-JP"/>
+        </w:rPr>
+        <w:t>"</w:t>
+      </w:r>
+      <w:r>
+        <w:rPr>
+          <w:rFonts w:ascii="Segoe UI" w:eastAsia="MS Gothic" w:hAnsi="Segoe UI" w:cs="Segoe UI" w:hint="eastAsia"/>
+          <w:b/>
+          <w:bCs/>
+          <w:color w:val="3A7C22" w:themeColor="accent6" w:themeShade="BF"/>
+          <w:lang w:eastAsia="ja-JP"/>
+        </w:rPr>
+        <w:t>PLINKC</w:t>
+      </w:r>
+      <w:r>
+        <w:rPr>
+          <w:rFonts w:ascii="Segoe UI" w:eastAsia="MS Gothic" w:hAnsi="Segoe UI" w:cs="Segoe UI" w:hint="eastAsia"/>
+          <w:b/>
+          <w:bCs/>
+          <w:lang w:eastAsia="ja-JP"/>
+        </w:rPr>
+        <w:t>" - Pilote de p</w:t>
+      </w:r>
+      <w:r>
+        <w:rPr>
+          <w:rFonts w:ascii="Segoe UI" w:eastAsia="MS Gothic" w:hAnsi="Segoe UI" w:cs="Segoe UI"/>
+          <w:b/>
+          <w:bCs/>
+          <w:lang w:eastAsia="ja-JP"/>
+        </w:rPr>
+        <w:t>é</w:t>
+      </w:r>
+      <w:r>
+        <w:rPr>
+          <w:rFonts w:ascii="Segoe UI" w:eastAsia="MS Gothic" w:hAnsi="Segoe UI" w:cs="Segoe UI" w:hint="eastAsia"/>
+          <w:b/>
+          <w:bCs/>
+          <w:lang w:eastAsia="ja-JP"/>
+        </w:rPr>
+        <w:t>riph</w:t>
+      </w:r>
+      <w:r>
+        <w:rPr>
+          <w:rFonts w:ascii="Segoe UI" w:eastAsia="MS Gothic" w:hAnsi="Segoe UI" w:cs="Segoe UI"/>
+          <w:b/>
+          <w:bCs/>
+          <w:lang w:eastAsia="ja-JP"/>
+        </w:rPr>
+        <w:t>é</w:t>
+      </w:r>
+      <w:r>
+        <w:rPr>
+          <w:rFonts w:ascii="Segoe UI" w:eastAsia="MS Gothic" w:hAnsi="Segoe UI" w:cs="Segoe UI" w:hint="eastAsia"/>
+          <w:b/>
+          <w:bCs/>
+          <w:lang w:eastAsia="ja-JP"/>
+        </w:rPr>
+        <w:t>rique pour le cache Pocket Link version 1.60</w:t>
+      </w:r>
     </w:p>
     <w:p>
       <w:pPr>
@@ -25,48 +89,1696 @@
           <w:lang w:eastAsia="ja-JP"/>
         </w:rPr>
       </w:pPr>
-      <w:r>
-        <w:rPr>
-          <w:rFonts w:ascii="Segoe UI" w:eastAsia="MS Gothic" w:hAnsi="Segoe UI" w:cs="Segoe UI" w:hint="eastAsia"/>
-          <w:b/>
-          <w:bCs/>
-          <w:lang w:eastAsia="ja-JP"/>
-        </w:rPr>
-        <w:t>"</w:t>
-      </w:r>
-      <w:r>
-        <w:rPr>
-          <w:rFonts w:ascii="Segoe UI" w:eastAsia="MS Gothic" w:hAnsi="Segoe UI" w:cs="Segoe UI" w:hint="eastAsia"/>
-          <w:b/>
-          <w:bCs/>
+    </w:p>
+    <w:p>
+      <w:pPr>
+        <w:pStyle w:val="Textebrut"/>
+        <w:jc w:val="center"/>
+        <w:rPr>
+          <w:rFonts w:ascii="Segoe UI" w:eastAsia="MS Gothic" w:hAnsi="Segoe UI" w:cs="Segoe UI"/>
+          <w:b/>
+          <w:bCs/>
+          <w:lang w:eastAsia="ja-JP"/>
+        </w:rPr>
+      </w:pPr>
+      <w:proofErr w:type="gramStart"/>
+      <w:r>
+        <w:rPr>
+          <w:rFonts w:ascii="Segoe UI" w:eastAsia="MS Gothic" w:hAnsi="Segoe UI" w:cs="Segoe UI" w:hint="eastAsia"/>
+          <w:b/>
+          <w:bCs/>
+          <w:lang w:eastAsia="ja-JP"/>
+        </w:rPr>
+        <w:t>pour</w:t>
+      </w:r>
+      <w:proofErr w:type="gramEnd"/>
+      <w:r>
+        <w:rPr>
+          <w:rFonts w:ascii="Segoe UI" w:eastAsia="MS Gothic" w:hAnsi="Segoe UI" w:cs="Segoe UI" w:hint="eastAsia"/>
+          <w:b/>
+          <w:bCs/>
+          <w:lang w:eastAsia="ja-JP"/>
+        </w:rPr>
+        <w:t xml:space="preserve"> la s</w:t>
+      </w:r>
+      <w:r>
+        <w:rPr>
+          <w:rFonts w:ascii="Segoe UI" w:eastAsia="MS Gothic" w:hAnsi="Segoe UI" w:cs="Segoe UI"/>
+          <w:b/>
+          <w:bCs/>
+          <w:lang w:eastAsia="ja-JP"/>
+        </w:rPr>
+        <w:t>é</w:t>
+      </w:r>
+      <w:r>
+        <w:rPr>
+          <w:rFonts w:ascii="Segoe UI" w:eastAsia="MS Gothic" w:hAnsi="Segoe UI" w:cs="Segoe UI" w:hint="eastAsia"/>
+          <w:b/>
+          <w:bCs/>
+          <w:lang w:eastAsia="ja-JP"/>
+        </w:rPr>
+        <w:t>rie PC-E500 / 1480U</w:t>
+      </w:r>
+    </w:p>
+    <w:p>
+      <w:pPr>
+        <w:pStyle w:val="Textebrut"/>
+        <w:jc w:val="center"/>
+        <w:rPr>
+          <w:rFonts w:ascii="Segoe UI" w:eastAsia="MS Gothic" w:hAnsi="Segoe UI" w:cs="Segoe UI"/>
+          <w:b/>
+          <w:bCs/>
+          <w:lang w:eastAsia="ja-JP"/>
+        </w:rPr>
+      </w:pPr>
+    </w:p>
+    <w:p>
+      <w:pPr>
+        <w:pStyle w:val="Textebrut"/>
+        <w:jc w:val="center"/>
+        <w:rPr>
+          <w:rFonts w:ascii="Segoe UI" w:eastAsia="MS Gothic" w:hAnsi="Segoe UI" w:cs="Segoe UI"/>
+          <w:b/>
+          <w:bCs/>
+          <w:lang w:val="en-GB" w:eastAsia="ja-JP"/>
+        </w:rPr>
+      </w:pPr>
+      <w:r>
+        <w:rPr>
+          <w:rFonts w:ascii="Segoe UI" w:eastAsia="MS Gothic" w:hAnsi="Segoe UI" w:cs="Segoe UI" w:hint="eastAsia"/>
+          <w:b/>
+          <w:bCs/>
+          <w:lang w:val="en-GB" w:eastAsia="ja-JP"/>
+        </w:rPr>
+        <w:t xml:space="preserve">(C) 1996-1997 Daisuke </w:t>
+      </w:r>
+      <w:proofErr w:type="spellStart"/>
+      <w:r>
+        <w:rPr>
+          <w:rFonts w:ascii="Segoe UI" w:eastAsia="MS Gothic" w:hAnsi="Segoe UI" w:cs="Segoe UI" w:hint="eastAsia"/>
+          <w:b/>
+          <w:bCs/>
+          <w:lang w:val="en-GB" w:eastAsia="ja-JP"/>
+        </w:rPr>
+        <w:t>Mizobata</w:t>
+      </w:r>
+      <w:proofErr w:type="spellEnd"/>
+    </w:p>
+    <w:p>
+      <w:pPr>
+        <w:pStyle w:val="Textebrut"/>
+        <w:jc w:val="center"/>
+        <w:rPr>
+          <w:rFonts w:ascii="Segoe UI" w:eastAsia="MS Gothic" w:hAnsi="Segoe UI" w:cs="Segoe UI"/>
+          <w:b/>
+          <w:bCs/>
+          <w:lang w:val="en-GB" w:eastAsia="ja-JP"/>
+        </w:rPr>
+      </w:pPr>
+      <w:r>
+        <w:rPr>
+          <w:rFonts w:ascii="Segoe UI" w:eastAsia="MS Gothic" w:hAnsi="Segoe UI" w:cs="Segoe UI" w:hint="eastAsia"/>
+          <w:b/>
+          <w:bCs/>
+          <w:lang w:val="en-GB" w:eastAsia="ja-JP"/>
+        </w:rPr>
+        <w:t>(c) 1990, 93, 94 N. Kon</w:t>
+      </w:r>
+    </w:p>
+    <w:p>
+      <w:pPr>
+        <w:pStyle w:val="Textebrut"/>
+        <w:rPr>
+          <w:rFonts w:ascii="Segoe UI" w:eastAsia="MS Gothic" w:hAnsi="Segoe UI" w:cs="Segoe UI"/>
+          <w:lang w:val="en-GB" w:eastAsia="ja-JP"/>
+        </w:rPr>
+      </w:pPr>
+    </w:p>
+    <w:p>
+      <w:pPr>
+        <w:pStyle w:val="Textebrut"/>
+        <w:rPr>
+          <w:rFonts w:ascii="Segoe UI" w:eastAsia="MS Gothic" w:hAnsi="Segoe UI" w:cs="Segoe UI"/>
+          <w:lang w:eastAsia="ja-JP"/>
+        </w:rPr>
+      </w:pPr>
+      <w:r>
+        <w:rPr>
+          <w:rFonts w:ascii="Segoe UI" w:eastAsia="MS Gothic" w:hAnsi="Segoe UI" w:cs="Segoe UI" w:hint="eastAsia"/>
+          <w:lang w:eastAsia="ja-JP"/>
+        </w:rPr>
+        <w:t>================================================================</w:t>
+      </w:r>
+    </w:p>
+    <w:p>
+      <w:pPr>
+        <w:pStyle w:val="Textebrut"/>
+        <w:rPr>
+          <w:rFonts w:ascii="Segoe UI" w:eastAsia="MS Gothic" w:hAnsi="Segoe UI" w:cs="Segoe UI"/>
+          <w:lang w:eastAsia="ja-JP"/>
+        </w:rPr>
+      </w:pPr>
+    </w:p>
+    <w:p>
+      <w:pPr>
+        <w:pStyle w:val="Textebrut"/>
+        <w:rPr>
+          <w:rFonts w:ascii="Segoe UI" w:eastAsia="MS Gothic" w:hAnsi="Segoe UI" w:cs="Segoe UI"/>
+          <w:lang w:eastAsia="ja-JP"/>
+        </w:rPr>
+      </w:pPr>
+      <w:r>
+        <w:rPr>
+          <w:rFonts w:ascii="Segoe UI" w:eastAsia="MS Gothic" w:hAnsi="Segoe UI" w:cs="Segoe UI" w:hint="eastAsia"/>
+          <w:lang w:eastAsia="ja-JP"/>
+        </w:rPr>
+        <w:t xml:space="preserve">Il </w:t>
+      </w:r>
+      <w:r>
+        <w:rPr>
+          <w:rFonts w:ascii="Segoe UI" w:eastAsia="MS Gothic" w:hAnsi="Segoe UI" w:cs="Segoe UI"/>
+          <w:lang w:eastAsia="ja-JP"/>
+        </w:rPr>
+        <w:t>s’</w:t>
+      </w:r>
+      <w:r>
+        <w:rPr>
+          <w:rFonts w:ascii="Segoe UI" w:eastAsia="MS Gothic" w:hAnsi="Segoe UI" w:cs="Segoe UI" w:hint="eastAsia"/>
+          <w:lang w:eastAsia="ja-JP"/>
+        </w:rPr>
+        <w:t xml:space="preserve">agit </w:t>
+      </w:r>
+      <w:r>
+        <w:rPr>
+          <w:rFonts w:ascii="Segoe UI" w:eastAsia="MS Gothic" w:hAnsi="Segoe UI" w:cs="Segoe UI"/>
+          <w:lang w:eastAsia="ja-JP"/>
+        </w:rPr>
+        <w:t>d’</w:t>
+      </w:r>
+      <w:r>
+        <w:rPr>
+          <w:rFonts w:ascii="Segoe UI" w:eastAsia="MS Gothic" w:hAnsi="Segoe UI" w:cs="Segoe UI" w:hint="eastAsia"/>
+          <w:lang w:eastAsia="ja-JP"/>
+        </w:rPr>
+        <w:t xml:space="preserve">un pilote de </w:t>
+      </w:r>
+      <w:r>
+        <w:rPr>
+          <w:rFonts w:ascii="Segoe UI" w:eastAsia="MS Gothic" w:hAnsi="Segoe UI" w:cs="Segoe UI" w:hint="eastAsia"/>
+          <w:lang w:eastAsia="ja-JP"/>
+        </w:rPr>
+        <w:t>p</w:t>
+      </w:r>
+      <w:r>
+        <w:rPr>
+          <w:rFonts w:ascii="Segoe UI" w:eastAsia="MS Gothic" w:hAnsi="Segoe UI" w:cs="Segoe UI"/>
+          <w:lang w:eastAsia="ja-JP"/>
+        </w:rPr>
+        <w:t>é</w:t>
+      </w:r>
+      <w:r>
+        <w:rPr>
+          <w:rFonts w:ascii="Segoe UI" w:eastAsia="MS Gothic" w:hAnsi="Segoe UI" w:cs="Segoe UI" w:hint="eastAsia"/>
+          <w:lang w:eastAsia="ja-JP"/>
+        </w:rPr>
+        <w:t>riph</w:t>
+      </w:r>
+      <w:r>
+        <w:rPr>
+          <w:rFonts w:ascii="Segoe UI" w:eastAsia="MS Gothic" w:hAnsi="Segoe UI" w:cs="Segoe UI"/>
+          <w:lang w:eastAsia="ja-JP"/>
+        </w:rPr>
+        <w:t>é</w:t>
+      </w:r>
+      <w:r>
+        <w:rPr>
+          <w:rFonts w:ascii="Segoe UI" w:eastAsia="MS Gothic" w:hAnsi="Segoe UI" w:cs="Segoe UI" w:hint="eastAsia"/>
+          <w:lang w:eastAsia="ja-JP"/>
+        </w:rPr>
+        <w:t xml:space="preserve">rique </w:t>
+      </w:r>
+      <w:r>
+        <w:rPr>
+          <w:rFonts w:ascii="Segoe UI" w:eastAsia="MS Gothic" w:hAnsi="Segoe UI" w:cs="Segoe UI" w:hint="eastAsia"/>
+          <w:lang w:eastAsia="ja-JP"/>
+        </w:rPr>
+        <w:t xml:space="preserve">pour </w:t>
+      </w:r>
+      <w:r>
+        <w:rPr>
+          <w:rFonts w:ascii="Segoe UI" w:eastAsia="MS Gothic" w:hAnsi="Segoe UI" w:cs="Segoe UI"/>
+          <w:lang w:eastAsia="ja-JP"/>
+        </w:rPr>
+        <w:t>l’</w:t>
+      </w:r>
+      <w:r>
+        <w:rPr>
+          <w:rFonts w:ascii="Segoe UI" w:eastAsia="MS Gothic" w:hAnsi="Segoe UI" w:cs="Segoe UI" w:hint="eastAsia"/>
+          <w:lang w:eastAsia="ja-JP"/>
+        </w:rPr>
+        <w:t>ordinateur de poche s</w:t>
+      </w:r>
+      <w:r>
+        <w:rPr>
+          <w:rFonts w:ascii="Segoe UI" w:eastAsia="MS Gothic" w:hAnsi="Segoe UI" w:cs="Segoe UI"/>
+          <w:lang w:eastAsia="ja-JP"/>
+        </w:rPr>
+        <w:t>é</w:t>
+      </w:r>
+      <w:r>
+        <w:rPr>
+          <w:rFonts w:ascii="Segoe UI" w:eastAsia="MS Gothic" w:hAnsi="Segoe UI" w:cs="Segoe UI" w:hint="eastAsia"/>
+          <w:lang w:eastAsia="ja-JP"/>
+        </w:rPr>
+        <w:t xml:space="preserve">rie PC-E 500 </w:t>
+      </w:r>
+      <w:r>
+        <w:rPr>
+          <w:rFonts w:ascii="Segoe UI" w:eastAsia="MS Gothic" w:hAnsi="Segoe UI" w:cs="Segoe UI"/>
+          <w:lang w:eastAsia="ja-JP"/>
+        </w:rPr>
+        <w:t>d’</w:t>
+      </w:r>
+      <w:r>
+        <w:rPr>
+          <w:rFonts w:ascii="Segoe UI" w:eastAsia="MS Gothic" w:hAnsi="Segoe UI" w:cs="Segoe UI" w:hint="eastAsia"/>
+          <w:lang w:eastAsia="ja-JP"/>
+        </w:rPr>
+        <w:t>un syst</w:t>
+      </w:r>
+      <w:r>
+        <w:rPr>
+          <w:rFonts w:ascii="Segoe UI" w:eastAsia="MS Gothic" w:hAnsi="Segoe UI" w:cs="Segoe UI"/>
+          <w:lang w:eastAsia="ja-JP"/>
+        </w:rPr>
+        <w:t>è</w:t>
+      </w:r>
+      <w:r>
+        <w:rPr>
+          <w:rFonts w:ascii="Segoe UI" w:eastAsia="MS Gothic" w:hAnsi="Segoe UI" w:cs="Segoe UI" w:hint="eastAsia"/>
+          <w:lang w:eastAsia="ja-JP"/>
+        </w:rPr>
+        <w:t>me de lien de poche</w:t>
+      </w:r>
+      <w:r>
+        <w:rPr>
+          <w:rFonts w:ascii="Segoe UI" w:eastAsia="MS Gothic" w:hAnsi="Segoe UI" w:cs="Segoe UI"/>
+          <w:lang w:eastAsia="ja-JP"/>
+        </w:rPr>
+        <w:t>.</w:t>
+      </w:r>
+    </w:p>
+    <w:p>
+      <w:pPr>
+        <w:pStyle w:val="Textebrut"/>
+        <w:rPr>
+          <w:rFonts w:ascii="Segoe UI" w:eastAsia="MS Gothic" w:hAnsi="Segoe UI" w:cs="Segoe UI"/>
+          <w:lang w:eastAsia="ja-JP"/>
+        </w:rPr>
+      </w:pPr>
+      <w:r>
+        <w:rPr>
+          <w:rFonts w:ascii="Segoe UI" w:eastAsia="MS Gothic" w:hAnsi="Segoe UI" w:cs="Segoe UI" w:hint="eastAsia"/>
+          <w:lang w:eastAsia="ja-JP"/>
+        </w:rPr>
+        <w:t>Sur la base de la version 1.0</w:t>
+      </w:r>
+      <w:r>
+        <w:rPr>
+          <w:rFonts w:ascii="Segoe UI" w:eastAsia="MS Gothic" w:hAnsi="Segoe UI" w:cs="Segoe UI"/>
+          <w:lang w:eastAsia="ja-JP"/>
+        </w:rPr>
+        <w:t>s</w:t>
+      </w:r>
+      <w:r>
+        <w:rPr>
+          <w:rFonts w:ascii="Segoe UI" w:eastAsia="MS Gothic" w:hAnsi="Segoe UI" w:cs="Segoe UI" w:hint="eastAsia"/>
+          <w:lang w:eastAsia="ja-JP"/>
+        </w:rPr>
+        <w:t>4 de PLINK.SYS des adultes proches, nous avons augment</w:t>
+      </w:r>
+      <w:r>
+        <w:rPr>
+          <w:rFonts w:ascii="Segoe UI" w:eastAsia="MS Gothic" w:hAnsi="Segoe UI" w:cs="Segoe UI"/>
+          <w:lang w:eastAsia="ja-JP"/>
+        </w:rPr>
+        <w:t>é</w:t>
+      </w:r>
+      <w:r>
+        <w:rPr>
+          <w:rFonts w:ascii="Segoe UI" w:eastAsia="MS Gothic" w:hAnsi="Segoe UI" w:cs="Segoe UI" w:hint="eastAsia"/>
+          <w:lang w:eastAsia="ja-JP"/>
+        </w:rPr>
+        <w:t xml:space="preserve"> la capacit</w:t>
+      </w:r>
+      <w:r>
+        <w:rPr>
+          <w:rFonts w:ascii="Segoe UI" w:eastAsia="MS Gothic" w:hAnsi="Segoe UI" w:cs="Segoe UI"/>
+          <w:lang w:eastAsia="ja-JP"/>
+        </w:rPr>
+        <w:t>é</w:t>
+      </w:r>
+      <w:r>
+        <w:rPr>
+          <w:rFonts w:ascii="Segoe UI" w:eastAsia="MS Gothic" w:hAnsi="Segoe UI" w:cs="Segoe UI" w:hint="eastAsia"/>
+          <w:lang w:eastAsia="ja-JP"/>
+        </w:rPr>
+        <w:t xml:space="preserve"> de la m</w:t>
+      </w:r>
+      <w:r>
+        <w:rPr>
+          <w:rFonts w:ascii="Segoe UI" w:eastAsia="MS Gothic" w:hAnsi="Segoe UI" w:cs="Segoe UI"/>
+          <w:lang w:eastAsia="ja-JP"/>
+        </w:rPr>
+        <w:t>é</w:t>
+      </w:r>
+      <w:r>
+        <w:rPr>
+          <w:rFonts w:ascii="Segoe UI" w:eastAsia="MS Gothic" w:hAnsi="Segoe UI" w:cs="Segoe UI" w:hint="eastAsia"/>
+          <w:lang w:eastAsia="ja-JP"/>
+        </w:rPr>
+        <w:t xml:space="preserve">moire cache </w:t>
+      </w:r>
+      <w:r>
+        <w:rPr>
+          <w:rFonts w:ascii="Segoe UI" w:eastAsia="MS Gothic" w:hAnsi="Segoe UI" w:cs="Segoe UI"/>
+          <w:lang w:eastAsia="ja-JP"/>
+        </w:rPr>
+        <w:t>à</w:t>
+      </w:r>
+      <w:r>
+        <w:rPr>
+          <w:rFonts w:ascii="Segoe UI" w:eastAsia="MS Gothic" w:hAnsi="Segoe UI" w:cs="Segoe UI" w:hint="eastAsia"/>
+          <w:lang w:eastAsia="ja-JP"/>
+        </w:rPr>
+        <w:t xml:space="preserve"> 8 secteurs pour acc</w:t>
+      </w:r>
+      <w:r>
+        <w:rPr>
+          <w:rFonts w:ascii="Segoe UI" w:eastAsia="MS Gothic" w:hAnsi="Segoe UI" w:cs="Segoe UI"/>
+          <w:lang w:eastAsia="ja-JP"/>
+        </w:rPr>
+        <w:t>é</w:t>
+      </w:r>
+      <w:r>
+        <w:rPr>
+          <w:rFonts w:ascii="Segoe UI" w:eastAsia="MS Gothic" w:hAnsi="Segoe UI" w:cs="Segoe UI" w:hint="eastAsia"/>
+          <w:lang w:eastAsia="ja-JP"/>
+        </w:rPr>
+        <w:t>l</w:t>
+      </w:r>
+      <w:r>
+        <w:rPr>
+          <w:rFonts w:ascii="Segoe UI" w:eastAsia="MS Gothic" w:hAnsi="Segoe UI" w:cs="Segoe UI"/>
+          <w:lang w:eastAsia="ja-JP"/>
+        </w:rPr>
+        <w:t>é</w:t>
+      </w:r>
+      <w:r>
+        <w:rPr>
+          <w:rFonts w:ascii="Segoe UI" w:eastAsia="MS Gothic" w:hAnsi="Segoe UI" w:cs="Segoe UI" w:hint="eastAsia"/>
+          <w:lang w:eastAsia="ja-JP"/>
+        </w:rPr>
+        <w:t xml:space="preserve">rer la lecture et </w:t>
+      </w:r>
+      <w:r>
+        <w:rPr>
+          <w:rFonts w:ascii="Segoe UI" w:eastAsia="MS Gothic" w:hAnsi="Segoe UI" w:cs="Segoe UI"/>
+          <w:lang w:eastAsia="ja-JP"/>
+        </w:rPr>
+        <w:t>l’</w:t>
+      </w:r>
+      <w:r>
+        <w:rPr>
+          <w:rFonts w:ascii="Segoe UI" w:eastAsia="MS Gothic" w:hAnsi="Segoe UI" w:cs="Segoe UI"/>
+          <w:lang w:eastAsia="ja-JP"/>
+        </w:rPr>
+        <w:t>é</w:t>
+      </w:r>
+      <w:r>
+        <w:rPr>
+          <w:rFonts w:ascii="Segoe UI" w:eastAsia="MS Gothic" w:hAnsi="Segoe UI" w:cs="Segoe UI" w:hint="eastAsia"/>
+          <w:lang w:eastAsia="ja-JP"/>
+        </w:rPr>
+        <w:t>criture. De m</w:t>
+      </w:r>
+      <w:r>
+        <w:rPr>
+          <w:rFonts w:ascii="Segoe UI" w:eastAsia="MS Gothic" w:hAnsi="Segoe UI" w:cs="Segoe UI"/>
+          <w:lang w:eastAsia="ja-JP"/>
+        </w:rPr>
+        <w:t>ê</w:t>
+      </w:r>
+      <w:r>
+        <w:rPr>
+          <w:rFonts w:ascii="Segoe UI" w:eastAsia="MS Gothic" w:hAnsi="Segoe UI" w:cs="Segoe UI" w:hint="eastAsia"/>
+          <w:lang w:eastAsia="ja-JP"/>
+        </w:rPr>
+        <w:t xml:space="preserve">me, si l'ordinateur personnel le prend en charge, vous pouvez </w:t>
+      </w:r>
+      <w:r>
+        <w:rPr>
+          <w:rFonts w:ascii="Segoe UI" w:eastAsia="MS Gothic" w:hAnsi="Segoe UI" w:cs="Segoe UI"/>
+          <w:lang w:eastAsia="ja-JP"/>
+        </w:rPr>
+        <w:t>é</w:t>
+      </w:r>
+      <w:r>
+        <w:rPr>
+          <w:rFonts w:ascii="Segoe UI" w:eastAsia="MS Gothic" w:hAnsi="Segoe UI" w:cs="Segoe UI" w:hint="eastAsia"/>
+          <w:lang w:eastAsia="ja-JP"/>
+        </w:rPr>
+        <w:t>galement utiliser "</w:t>
+      </w:r>
+      <w:proofErr w:type="gramStart"/>
+      <w:r>
+        <w:rPr>
+          <w:rFonts w:ascii="Segoe UI" w:eastAsia="MS Gothic" w:hAnsi="Segoe UI" w:cs="Segoe UI" w:hint="eastAsia"/>
+          <w:lang w:eastAsia="ja-JP"/>
+        </w:rPr>
+        <w:t>L:</w:t>
+      </w:r>
+      <w:proofErr w:type="gramEnd"/>
+      <w:r>
+        <w:rPr>
+          <w:rFonts w:ascii="Segoe UI" w:eastAsia="MS Gothic" w:hAnsi="Segoe UI" w:cs="Segoe UI" w:hint="eastAsia"/>
+          <w:lang w:eastAsia="ja-JP"/>
+        </w:rPr>
+        <w:t>" avec une capacit</w:t>
+      </w:r>
+      <w:r>
+        <w:rPr>
+          <w:rFonts w:ascii="Segoe UI" w:eastAsia="MS Gothic" w:hAnsi="Segoe UI" w:cs="Segoe UI"/>
+          <w:lang w:eastAsia="ja-JP"/>
+        </w:rPr>
+        <w:t>é</w:t>
+      </w:r>
+      <w:r>
+        <w:rPr>
+          <w:rFonts w:ascii="Segoe UI" w:eastAsia="MS Gothic" w:hAnsi="Segoe UI" w:cs="Segoe UI" w:hint="eastAsia"/>
+          <w:lang w:eastAsia="ja-JP"/>
+        </w:rPr>
+        <w:t xml:space="preserve"> de 512 Ko (g</w:t>
+      </w:r>
+      <w:r>
+        <w:rPr>
+          <w:rFonts w:ascii="Segoe UI" w:eastAsia="MS Gothic" w:hAnsi="Segoe UI" w:cs="Segoe UI"/>
+          <w:lang w:eastAsia="ja-JP"/>
+        </w:rPr>
+        <w:t>é</w:t>
+      </w:r>
+      <w:r>
+        <w:rPr>
+          <w:rFonts w:ascii="Segoe UI" w:eastAsia="MS Gothic" w:hAnsi="Segoe UI" w:cs="Segoe UI" w:hint="eastAsia"/>
+          <w:lang w:eastAsia="ja-JP"/>
+        </w:rPr>
+        <w:t>n</w:t>
+      </w:r>
+      <w:r>
+        <w:rPr>
+          <w:rFonts w:ascii="Segoe UI" w:eastAsia="MS Gothic" w:hAnsi="Segoe UI" w:cs="Segoe UI"/>
+          <w:lang w:eastAsia="ja-JP"/>
+        </w:rPr>
+        <w:t>é</w:t>
+      </w:r>
+      <w:r>
+        <w:rPr>
+          <w:rFonts w:ascii="Segoe UI" w:eastAsia="MS Gothic" w:hAnsi="Segoe UI" w:cs="Segoe UI" w:hint="eastAsia"/>
+          <w:lang w:eastAsia="ja-JP"/>
+        </w:rPr>
+        <w:t>ralement de 128 Ko).</w:t>
+      </w:r>
+    </w:p>
+    <w:p>
+      <w:pPr>
+        <w:pStyle w:val="Textebrut"/>
+        <w:rPr>
+          <w:rFonts w:ascii="Segoe UI" w:eastAsia="MS Gothic" w:hAnsi="Segoe UI" w:cs="Segoe UI"/>
+          <w:lang w:eastAsia="ja-JP"/>
+        </w:rPr>
+      </w:pPr>
+    </w:p>
+    <w:p>
+      <w:pPr>
+        <w:pStyle w:val="Textebrut"/>
+        <w:rPr>
+          <w:rFonts w:ascii="Segoe UI" w:eastAsia="MS Gothic" w:hAnsi="Segoe UI" w:cs="Segoe UI"/>
+          <w:lang w:eastAsia="ja-JP"/>
+        </w:rPr>
+      </w:pPr>
+    </w:p>
+    <w:p>
+      <w:pPr>
+        <w:pStyle w:val="Textebrut"/>
+        <w:rPr>
+          <w:rFonts w:ascii="Segoe UI" w:eastAsia="MS Gothic" w:hAnsi="Segoe UI" w:cs="Segoe UI"/>
+          <w:b/>
+          <w:bCs/>
+          <w:color w:val="0F4761" w:themeColor="accent1" w:themeShade="BF"/>
+          <w:lang w:eastAsia="ja-JP"/>
+        </w:rPr>
+      </w:pPr>
+      <w:r>
+        <w:rPr>
+          <w:rFonts w:ascii="Segoe UI" w:eastAsia="MS Gothic" w:hAnsi="Segoe UI" w:cs="Segoe UI" w:hint="eastAsia"/>
+          <w:b/>
+          <w:bCs/>
+          <w:color w:val="0F4761" w:themeColor="accent1" w:themeShade="BF"/>
+          <w:lang w:eastAsia="ja-JP"/>
+        </w:rPr>
+        <w:t>★</w:t>
+      </w:r>
+      <w:r>
+        <w:rPr>
+          <w:rFonts w:ascii="Segoe UI" w:eastAsia="MS Gothic" w:hAnsi="Segoe UI" w:cs="Segoe UI" w:hint="eastAsia"/>
+          <w:b/>
+          <w:bCs/>
+          <w:color w:val="0F4761" w:themeColor="accent1" w:themeShade="BF"/>
+          <w:lang w:eastAsia="ja-JP"/>
+        </w:rPr>
+        <w:t xml:space="preserve"> </w:t>
+      </w:r>
+      <w:r>
+        <w:rPr>
+          <w:rFonts w:ascii="Segoe UI" w:eastAsia="MS Gothic" w:hAnsi="Segoe UI" w:cs="Segoe UI" w:hint="eastAsia"/>
+          <w:b/>
+          <w:bCs/>
+          <w:color w:val="0F4761" w:themeColor="accent1" w:themeShade="BF"/>
+          <w:lang w:eastAsia="ja-JP"/>
+        </w:rPr>
+        <w:t>☆</w:t>
+      </w:r>
+      <w:r>
+        <w:rPr>
+          <w:rFonts w:ascii="Segoe UI" w:eastAsia="MS Gothic" w:hAnsi="Segoe UI" w:cs="Segoe UI" w:hint="eastAsia"/>
+          <w:b/>
+          <w:bCs/>
+          <w:color w:val="0F4761" w:themeColor="accent1" w:themeShade="BF"/>
+          <w:lang w:eastAsia="ja-JP"/>
+        </w:rPr>
+        <w:t xml:space="preserve"> Syst</w:t>
+      </w:r>
+      <w:r>
+        <w:rPr>
+          <w:rFonts w:ascii="Segoe UI" w:eastAsia="MS Gothic" w:hAnsi="Segoe UI" w:cs="Segoe UI"/>
+          <w:b/>
+          <w:bCs/>
+          <w:color w:val="0F4761" w:themeColor="accent1" w:themeShade="BF"/>
+          <w:lang w:eastAsia="ja-JP"/>
+        </w:rPr>
+        <w:t>è</w:t>
+      </w:r>
+      <w:r>
+        <w:rPr>
+          <w:rFonts w:ascii="Segoe UI" w:eastAsia="MS Gothic" w:hAnsi="Segoe UI" w:cs="Segoe UI" w:hint="eastAsia"/>
+          <w:b/>
+          <w:bCs/>
+          <w:color w:val="0F4761" w:themeColor="accent1" w:themeShade="BF"/>
+          <w:lang w:eastAsia="ja-JP"/>
+        </w:rPr>
+        <w:t xml:space="preserve">me Pocket Link </w:t>
+      </w:r>
+      <w:r>
+        <w:rPr>
+          <w:rFonts w:ascii="Segoe UI" w:eastAsia="MS Gothic" w:hAnsi="Segoe UI" w:cs="Segoe UI" w:hint="eastAsia"/>
+          <w:b/>
+          <w:bCs/>
+          <w:color w:val="0F4761" w:themeColor="accent1" w:themeShade="BF"/>
+          <w:lang w:eastAsia="ja-JP"/>
+        </w:rPr>
+        <w:t>☆</w:t>
+      </w:r>
+      <w:r>
+        <w:rPr>
+          <w:rFonts w:ascii="Segoe UI" w:eastAsia="MS Gothic" w:hAnsi="Segoe UI" w:cs="Segoe UI" w:hint="eastAsia"/>
+          <w:b/>
+          <w:bCs/>
+          <w:color w:val="0F4761" w:themeColor="accent1" w:themeShade="BF"/>
+          <w:lang w:eastAsia="ja-JP"/>
+        </w:rPr>
+        <w:t xml:space="preserve"> </w:t>
+      </w:r>
+      <w:r>
+        <w:rPr>
+          <w:rFonts w:ascii="Segoe UI" w:eastAsia="MS Gothic" w:hAnsi="Segoe UI" w:cs="Segoe UI" w:hint="eastAsia"/>
+          <w:b/>
+          <w:bCs/>
+          <w:color w:val="0F4761" w:themeColor="accent1" w:themeShade="BF"/>
+          <w:lang w:eastAsia="ja-JP"/>
+        </w:rPr>
+        <w:t>★</w:t>
+      </w:r>
+    </w:p>
+    <w:p>
+      <w:pPr>
+        <w:pStyle w:val="Textebrut"/>
+        <w:rPr>
+          <w:rFonts w:ascii="Segoe UI" w:eastAsia="MS Gothic" w:hAnsi="Segoe UI" w:cs="Segoe UI"/>
+          <w:lang w:eastAsia="ja-JP"/>
+        </w:rPr>
+      </w:pPr>
+    </w:p>
+    <w:p>
+      <w:pPr>
+        <w:pStyle w:val="Textebrut"/>
+        <w:rPr>
+          <w:rFonts w:ascii="Segoe UI" w:eastAsia="MS Gothic" w:hAnsi="Segoe UI" w:cs="Segoe UI"/>
+          <w:lang w:eastAsia="ja-JP"/>
+        </w:rPr>
+      </w:pPr>
+      <w:r>
+        <w:rPr>
+          <w:rFonts w:ascii="Segoe UI" w:eastAsia="MS Gothic" w:hAnsi="Segoe UI" w:cs="Segoe UI" w:hint="eastAsia"/>
+          <w:lang w:eastAsia="ja-JP"/>
+        </w:rPr>
+        <w:t xml:space="preserve">Pocket </w:t>
+      </w:r>
+      <w:r>
+        <w:rPr>
+          <w:rFonts w:ascii="Segoe UI" w:eastAsia="MS Gothic" w:hAnsi="Segoe UI" w:cs="Segoe UI" w:hint="eastAsia"/>
+          <w:lang w:eastAsia="ja-JP"/>
+        </w:rPr>
+        <w:t xml:space="preserve">Link est un outil </w:t>
+      </w:r>
+      <w:r>
+        <w:rPr>
+          <w:rFonts w:ascii="Segoe UI" w:eastAsia="MS Gothic" w:hAnsi="Segoe UI" w:cs="Segoe UI"/>
+          <w:lang w:eastAsia="ja-JP"/>
+        </w:rPr>
+        <w:t>d’é</w:t>
+      </w:r>
+      <w:r>
+        <w:rPr>
+          <w:rFonts w:ascii="Segoe UI" w:eastAsia="MS Gothic" w:hAnsi="Segoe UI" w:cs="Segoe UI" w:hint="eastAsia"/>
+          <w:lang w:eastAsia="ja-JP"/>
+        </w:rPr>
+        <w:t>change de donn</w:t>
+      </w:r>
+      <w:r>
+        <w:rPr>
+          <w:rFonts w:ascii="Segoe UI" w:eastAsia="MS Gothic" w:hAnsi="Segoe UI" w:cs="Segoe UI"/>
+          <w:lang w:eastAsia="ja-JP"/>
+        </w:rPr>
+        <w:t>é</w:t>
+      </w:r>
+      <w:r>
+        <w:rPr>
+          <w:rFonts w:ascii="Segoe UI" w:eastAsia="MS Gothic" w:hAnsi="Segoe UI" w:cs="Segoe UI" w:hint="eastAsia"/>
+          <w:lang w:eastAsia="ja-JP"/>
+        </w:rPr>
+        <w:t>es entre Pocket Computer et PC, annonc</w:t>
+      </w:r>
+      <w:r>
+        <w:rPr>
+          <w:rFonts w:ascii="Segoe UI" w:eastAsia="MS Gothic" w:hAnsi="Segoe UI" w:cs="Segoe UI"/>
+          <w:lang w:eastAsia="ja-JP"/>
+        </w:rPr>
+        <w:t>é</w:t>
+      </w:r>
+      <w:r>
+        <w:rPr>
+          <w:rFonts w:ascii="Segoe UI" w:eastAsia="MS Gothic" w:hAnsi="Segoe UI" w:cs="Segoe UI" w:hint="eastAsia"/>
+          <w:lang w:eastAsia="ja-JP"/>
+        </w:rPr>
+        <w:t xml:space="preserve"> dans le num</w:t>
+      </w:r>
+      <w:r>
+        <w:rPr>
+          <w:rFonts w:ascii="Segoe UI" w:eastAsia="MS Gothic" w:hAnsi="Segoe UI" w:cs="Segoe UI"/>
+          <w:lang w:eastAsia="ja-JP"/>
+        </w:rPr>
+        <w:t>é</w:t>
+      </w:r>
+      <w:r>
+        <w:rPr>
+          <w:rFonts w:ascii="Segoe UI" w:eastAsia="MS Gothic" w:hAnsi="Segoe UI" w:cs="Segoe UI" w:hint="eastAsia"/>
+          <w:lang w:eastAsia="ja-JP"/>
+        </w:rPr>
+        <w:t>ro de juin 1990 du magazine Pocket Computer Journal.</w:t>
+      </w:r>
+    </w:p>
+    <w:p>
+      <w:pPr>
+        <w:pStyle w:val="Textebrut"/>
+        <w:rPr>
+          <w:rFonts w:ascii="Segoe UI" w:eastAsia="MS Gothic" w:hAnsi="Segoe UI" w:cs="Segoe UI"/>
+          <w:lang w:eastAsia="ja-JP"/>
+        </w:rPr>
+      </w:pPr>
+    </w:p>
+    <w:p>
+      <w:pPr>
+        <w:pStyle w:val="Textebrut"/>
+        <w:rPr>
+          <w:rFonts w:ascii="Segoe UI" w:eastAsia="MS Gothic" w:hAnsi="Segoe UI" w:cs="Segoe UI"/>
+          <w:lang w:eastAsia="ja-JP"/>
+        </w:rPr>
+      </w:pPr>
+      <w:r>
+        <w:rPr>
+          <w:rFonts w:ascii="Segoe UI" w:eastAsia="MS Gothic" w:hAnsi="Segoe UI" w:cs="Segoe UI" w:hint="eastAsia"/>
+          <w:lang w:eastAsia="ja-JP"/>
+        </w:rPr>
+        <w:t xml:space="preserve">Le lien de poche connecte </w:t>
+      </w:r>
+      <w:r>
+        <w:rPr>
+          <w:rFonts w:ascii="Segoe UI" w:eastAsia="MS Gothic" w:hAnsi="Segoe UI" w:cs="Segoe UI"/>
+          <w:lang w:eastAsia="ja-JP"/>
+        </w:rPr>
+        <w:t>l’</w:t>
+      </w:r>
+      <w:r>
+        <w:rPr>
+          <w:rFonts w:ascii="Segoe UI" w:eastAsia="MS Gothic" w:hAnsi="Segoe UI" w:cs="Segoe UI" w:hint="eastAsia"/>
+          <w:lang w:eastAsia="ja-JP"/>
+        </w:rPr>
+        <w:t>ordinateur de poche au PC via une communication s</w:t>
+      </w:r>
+      <w:r>
+        <w:rPr>
+          <w:rFonts w:ascii="Segoe UI" w:eastAsia="MS Gothic" w:hAnsi="Segoe UI" w:cs="Segoe UI"/>
+          <w:lang w:eastAsia="ja-JP"/>
+        </w:rPr>
+        <w:t>é</w:t>
+      </w:r>
+      <w:r>
+        <w:rPr>
+          <w:rFonts w:ascii="Segoe UI" w:eastAsia="MS Gothic" w:hAnsi="Segoe UI" w:cs="Segoe UI" w:hint="eastAsia"/>
+          <w:lang w:eastAsia="ja-JP"/>
+        </w:rPr>
+        <w:t>rie, cr</w:t>
+      </w:r>
+      <w:r>
+        <w:rPr>
+          <w:rFonts w:ascii="Segoe UI" w:eastAsia="MS Gothic" w:hAnsi="Segoe UI" w:cs="Segoe UI"/>
+          <w:lang w:eastAsia="ja-JP"/>
+        </w:rPr>
+        <w:t>é</w:t>
+      </w:r>
+      <w:r>
+        <w:rPr>
+          <w:rFonts w:ascii="Segoe UI" w:eastAsia="MS Gothic" w:hAnsi="Segoe UI" w:cs="Segoe UI" w:hint="eastAsia"/>
+          <w:lang w:eastAsia="ja-JP"/>
+        </w:rPr>
+        <w:t xml:space="preserve">e virtuellement un disque de </w:t>
+      </w:r>
+      <w:r>
+        <w:rPr>
+          <w:rFonts w:ascii="Segoe UI" w:eastAsia="MS Gothic" w:hAnsi="Segoe UI" w:cs="Segoe UI"/>
+          <w:lang w:eastAsia="ja-JP"/>
+        </w:rPr>
+        <w:t>l’</w:t>
+      </w:r>
+      <w:r>
+        <w:rPr>
+          <w:rFonts w:ascii="Segoe UI" w:eastAsia="MS Gothic" w:hAnsi="Segoe UI" w:cs="Segoe UI" w:hint="eastAsia"/>
+          <w:lang w:eastAsia="ja-JP"/>
+        </w:rPr>
+        <w:t>ordinateur de poche c</w:t>
+      </w:r>
+      <w:r>
+        <w:rPr>
+          <w:rFonts w:ascii="Segoe UI" w:eastAsia="MS Gothic" w:hAnsi="Segoe UI" w:cs="Segoe UI"/>
+          <w:lang w:eastAsia="ja-JP"/>
+        </w:rPr>
+        <w:t>ô</w:t>
+      </w:r>
+      <w:r>
+        <w:rPr>
+          <w:rFonts w:ascii="Segoe UI" w:eastAsia="MS Gothic" w:hAnsi="Segoe UI" w:cs="Segoe UI" w:hint="eastAsia"/>
+          <w:lang w:eastAsia="ja-JP"/>
+        </w:rPr>
+        <w:t>t</w:t>
+      </w:r>
+      <w:r>
+        <w:rPr>
+          <w:rFonts w:ascii="Segoe UI" w:eastAsia="MS Gothic" w:hAnsi="Segoe UI" w:cs="Segoe UI"/>
+          <w:lang w:eastAsia="ja-JP"/>
+        </w:rPr>
+        <w:t>é</w:t>
+      </w:r>
+      <w:r>
+        <w:rPr>
+          <w:rFonts w:ascii="Segoe UI" w:eastAsia="MS Gothic" w:hAnsi="Segoe UI" w:cs="Segoe UI" w:hint="eastAsia"/>
+          <w:lang w:eastAsia="ja-JP"/>
+        </w:rPr>
+        <w:t xml:space="preserve"> PC, le d</w:t>
+      </w:r>
+      <w:r>
+        <w:rPr>
+          <w:rFonts w:ascii="Segoe UI" w:eastAsia="MS Gothic" w:hAnsi="Segoe UI" w:cs="Segoe UI"/>
+          <w:lang w:eastAsia="ja-JP"/>
+        </w:rPr>
+        <w:t>é</w:t>
+      </w:r>
+      <w:r>
+        <w:rPr>
+          <w:rFonts w:ascii="Segoe UI" w:eastAsia="MS Gothic" w:hAnsi="Segoe UI" w:cs="Segoe UI" w:hint="eastAsia"/>
+          <w:lang w:eastAsia="ja-JP"/>
+        </w:rPr>
+        <w:t>finit comme lecteur de "</w:t>
+      </w:r>
+      <w:proofErr w:type="gramStart"/>
+      <w:r>
+        <w:rPr>
+          <w:rFonts w:ascii="Segoe UI" w:eastAsia="MS Gothic" w:hAnsi="Segoe UI" w:cs="Segoe UI" w:hint="eastAsia"/>
+          <w:lang w:eastAsia="ja-JP"/>
+        </w:rPr>
+        <w:t>L:</w:t>
+      </w:r>
+      <w:proofErr w:type="gramEnd"/>
+      <w:r>
+        <w:rPr>
+          <w:rFonts w:ascii="Segoe UI" w:eastAsia="MS Gothic" w:hAnsi="Segoe UI" w:cs="Segoe UI" w:hint="eastAsia"/>
+          <w:lang w:eastAsia="ja-JP"/>
+        </w:rPr>
+        <w:t xml:space="preserve">" </w:t>
+      </w:r>
+      <w:r>
+        <w:rPr>
+          <w:rFonts w:ascii="Segoe UI" w:eastAsia="MS Gothic" w:hAnsi="Segoe UI" w:cs="Segoe UI"/>
+          <w:lang w:eastAsia="ja-JP"/>
+        </w:rPr>
+        <w:t>à</w:t>
+      </w:r>
+      <w:r>
+        <w:rPr>
+          <w:rFonts w:ascii="Segoe UI" w:eastAsia="MS Gothic" w:hAnsi="Segoe UI" w:cs="Segoe UI" w:hint="eastAsia"/>
+          <w:lang w:eastAsia="ja-JP"/>
+        </w:rPr>
+        <w:t xml:space="preserve"> partir de </w:t>
+      </w:r>
+      <w:r>
+        <w:rPr>
+          <w:rFonts w:ascii="Segoe UI" w:eastAsia="MS Gothic" w:hAnsi="Segoe UI" w:cs="Segoe UI"/>
+          <w:lang w:eastAsia="ja-JP"/>
+        </w:rPr>
+        <w:t>l’</w:t>
+      </w:r>
+      <w:r>
+        <w:rPr>
+          <w:rFonts w:ascii="Segoe UI" w:eastAsia="MS Gothic" w:hAnsi="Segoe UI" w:cs="Segoe UI" w:hint="eastAsia"/>
+          <w:lang w:eastAsia="ja-JP"/>
+        </w:rPr>
+        <w:t>ordinateur de poche et le fichier RAM "</w:t>
+      </w:r>
+      <w:proofErr w:type="gramStart"/>
+      <w:r>
+        <w:rPr>
+          <w:rFonts w:ascii="Segoe UI" w:eastAsia="MS Gothic" w:hAnsi="Segoe UI" w:cs="Segoe UI" w:hint="eastAsia"/>
+          <w:lang w:eastAsia="ja-JP"/>
+        </w:rPr>
+        <w:t>E:</w:t>
+      </w:r>
+      <w:proofErr w:type="gramEnd"/>
+      <w:r>
+        <w:rPr>
+          <w:rFonts w:ascii="Segoe UI" w:eastAsia="MS Gothic" w:hAnsi="Segoe UI" w:cs="Segoe UI" w:hint="eastAsia"/>
+          <w:lang w:eastAsia="ja-JP"/>
+        </w:rPr>
+        <w:t>" ou "F C'est un syst</w:t>
+      </w:r>
+      <w:r>
+        <w:rPr>
+          <w:rFonts w:ascii="Segoe UI" w:eastAsia="MS Gothic" w:hAnsi="Segoe UI" w:cs="Segoe UI"/>
+          <w:lang w:eastAsia="ja-JP"/>
+        </w:rPr>
+        <w:t>è</w:t>
+      </w:r>
+      <w:r>
+        <w:rPr>
+          <w:rFonts w:ascii="Segoe UI" w:eastAsia="MS Gothic" w:hAnsi="Segoe UI" w:cs="Segoe UI" w:hint="eastAsia"/>
+          <w:lang w:eastAsia="ja-JP"/>
+        </w:rPr>
+        <w:t xml:space="preserve">me qui peut </w:t>
+      </w:r>
+      <w:r>
+        <w:rPr>
+          <w:rFonts w:ascii="Segoe UI" w:eastAsia="MS Gothic" w:hAnsi="Segoe UI" w:cs="Segoe UI"/>
+          <w:lang w:eastAsia="ja-JP"/>
+        </w:rPr>
+        <w:t>é</w:t>
+      </w:r>
+      <w:r>
+        <w:rPr>
+          <w:rFonts w:ascii="Segoe UI" w:eastAsia="MS Gothic" w:hAnsi="Segoe UI" w:cs="Segoe UI" w:hint="eastAsia"/>
+          <w:lang w:eastAsia="ja-JP"/>
+        </w:rPr>
+        <w:t>changer des donn</w:t>
+      </w:r>
+      <w:r>
+        <w:rPr>
+          <w:rFonts w:ascii="Segoe UI" w:eastAsia="MS Gothic" w:hAnsi="Segoe UI" w:cs="Segoe UI"/>
+          <w:lang w:eastAsia="ja-JP"/>
+        </w:rPr>
+        <w:t>é</w:t>
+      </w:r>
+      <w:r>
+        <w:rPr>
+          <w:rFonts w:ascii="Segoe UI" w:eastAsia="MS Gothic" w:hAnsi="Segoe UI" w:cs="Segoe UI" w:hint="eastAsia"/>
+          <w:lang w:eastAsia="ja-JP"/>
+        </w:rPr>
+        <w:t>es entre un Pocket PC et un PC en les traitant de la m</w:t>
+      </w:r>
+      <w:r>
+        <w:rPr>
+          <w:rFonts w:ascii="Segoe UI" w:eastAsia="MS Gothic" w:hAnsi="Segoe UI" w:cs="Segoe UI"/>
+          <w:lang w:eastAsia="ja-JP"/>
+        </w:rPr>
+        <w:t>ê</w:t>
+      </w:r>
+      <w:r>
+        <w:rPr>
+          <w:rFonts w:ascii="Segoe UI" w:eastAsia="MS Gothic" w:hAnsi="Segoe UI" w:cs="Segoe UI" w:hint="eastAsia"/>
+          <w:lang w:eastAsia="ja-JP"/>
+        </w:rPr>
+        <w:t>me mani</w:t>
+      </w:r>
+      <w:r>
+        <w:rPr>
+          <w:rFonts w:ascii="Segoe UI" w:eastAsia="MS Gothic" w:hAnsi="Segoe UI" w:cs="Segoe UI"/>
+          <w:lang w:eastAsia="ja-JP"/>
+        </w:rPr>
+        <w:t>è</w:t>
+      </w:r>
+      <w:r>
+        <w:rPr>
+          <w:rFonts w:ascii="Segoe UI" w:eastAsia="MS Gothic" w:hAnsi="Segoe UI" w:cs="Segoe UI" w:hint="eastAsia"/>
+          <w:lang w:eastAsia="ja-JP"/>
+        </w:rPr>
+        <w:t>re que "</w:t>
+      </w:r>
+      <w:proofErr w:type="gramStart"/>
+      <w:r>
+        <w:rPr>
+          <w:rFonts w:ascii="Segoe UI" w:eastAsia="MS Gothic" w:hAnsi="Segoe UI" w:cs="Segoe UI"/>
+          <w:lang w:eastAsia="ja-JP"/>
+        </w:rPr>
+        <w:t>F</w:t>
+      </w:r>
+      <w:r>
+        <w:rPr>
+          <w:rFonts w:ascii="Segoe UI" w:eastAsia="MS Gothic" w:hAnsi="Segoe UI" w:cs="Segoe UI" w:hint="eastAsia"/>
+          <w:lang w:eastAsia="ja-JP"/>
+        </w:rPr>
+        <w:t>:</w:t>
+      </w:r>
+      <w:proofErr w:type="gramEnd"/>
+      <w:r>
+        <w:rPr>
+          <w:rFonts w:ascii="Segoe UI" w:eastAsia="MS Gothic" w:hAnsi="Segoe UI" w:cs="Segoe UI" w:hint="eastAsia"/>
+          <w:lang w:eastAsia="ja-JP"/>
+        </w:rPr>
+        <w:t>".</w:t>
+      </w:r>
+    </w:p>
+    <w:p>
+      <w:pPr>
+        <w:pStyle w:val="Textebrut"/>
+        <w:rPr>
+          <w:rFonts w:ascii="Segoe UI" w:eastAsia="MS Gothic" w:hAnsi="Segoe UI" w:cs="Segoe UI"/>
+          <w:lang w:eastAsia="ja-JP"/>
+        </w:rPr>
+      </w:pPr>
+    </w:p>
+    <w:p>
+      <w:pPr>
+        <w:pStyle w:val="Textebrut"/>
+        <w:rPr>
+          <w:rFonts w:ascii="Segoe UI" w:eastAsia="MS Gothic" w:hAnsi="Segoe UI" w:cs="Segoe UI"/>
+          <w:lang w:eastAsia="ja-JP"/>
+        </w:rPr>
+      </w:pPr>
+      <w:r>
+        <w:rPr>
+          <w:rFonts w:ascii="Segoe UI" w:eastAsia="MS Gothic" w:hAnsi="Segoe UI" w:cs="Segoe UI" w:hint="eastAsia"/>
+          <w:lang w:eastAsia="ja-JP"/>
+        </w:rPr>
+        <w:t>Il existe deux types de serveurs c</w:t>
+      </w:r>
+      <w:r>
+        <w:rPr>
+          <w:rFonts w:ascii="Segoe UI" w:eastAsia="MS Gothic" w:hAnsi="Segoe UI" w:cs="Segoe UI"/>
+          <w:lang w:eastAsia="ja-JP"/>
+        </w:rPr>
+        <w:t>ô</w:t>
+      </w:r>
+      <w:r>
+        <w:rPr>
+          <w:rFonts w:ascii="Segoe UI" w:eastAsia="MS Gothic" w:hAnsi="Segoe UI" w:cs="Segoe UI" w:hint="eastAsia"/>
+          <w:lang w:eastAsia="ja-JP"/>
+        </w:rPr>
+        <w:t>t</w:t>
+      </w:r>
+      <w:r>
+        <w:rPr>
+          <w:rFonts w:ascii="Segoe UI" w:eastAsia="MS Gothic" w:hAnsi="Segoe UI" w:cs="Segoe UI"/>
+          <w:lang w:eastAsia="ja-JP"/>
+        </w:rPr>
+        <w:t>é</w:t>
+      </w:r>
+      <w:r>
+        <w:rPr>
+          <w:rFonts w:ascii="Segoe UI" w:eastAsia="MS Gothic" w:hAnsi="Segoe UI" w:cs="Segoe UI" w:hint="eastAsia"/>
+          <w:lang w:eastAsia="ja-JP"/>
+        </w:rPr>
+        <w:t xml:space="preserve"> </w:t>
+      </w:r>
+      <w:proofErr w:type="gramStart"/>
+      <w:r>
+        <w:rPr>
+          <w:rFonts w:ascii="Segoe UI" w:eastAsia="MS Gothic" w:hAnsi="Segoe UI" w:cs="Segoe UI" w:hint="eastAsia"/>
+          <w:lang w:eastAsia="ja-JP"/>
+        </w:rPr>
+        <w:t>PC:</w:t>
+      </w:r>
+      <w:proofErr w:type="gramEnd"/>
+      <w:r>
+        <w:rPr>
+          <w:rFonts w:ascii="Segoe UI" w:eastAsia="MS Gothic" w:hAnsi="Segoe UI" w:cs="Segoe UI" w:hint="eastAsia"/>
+          <w:lang w:eastAsia="ja-JP"/>
+        </w:rPr>
+        <w:t xml:space="preserve"> "PLINKM" et "APLINKS". Dans le premier "PLINKM" annonc</w:t>
+      </w:r>
+      <w:r>
+        <w:rPr>
+          <w:rFonts w:ascii="Segoe UI" w:eastAsia="MS Gothic" w:hAnsi="Segoe UI" w:cs="Segoe UI"/>
+          <w:lang w:eastAsia="ja-JP"/>
+        </w:rPr>
+        <w:t>é</w:t>
+      </w:r>
+      <w:r>
+        <w:rPr>
+          <w:rFonts w:ascii="Segoe UI" w:eastAsia="MS Gothic" w:hAnsi="Segoe UI" w:cs="Segoe UI" w:hint="eastAsia"/>
+          <w:lang w:eastAsia="ja-JP"/>
+        </w:rPr>
+        <w:t>, traitez le "</w:t>
+      </w:r>
+      <w:proofErr w:type="gramStart"/>
+      <w:r>
+        <w:rPr>
+          <w:rFonts w:ascii="Segoe UI" w:eastAsia="MS Gothic" w:hAnsi="Segoe UI" w:cs="Segoe UI" w:hint="eastAsia"/>
+          <w:lang w:eastAsia="ja-JP"/>
+        </w:rPr>
+        <w:t>L:</w:t>
+      </w:r>
+      <w:proofErr w:type="gramEnd"/>
+      <w:r>
+        <w:rPr>
+          <w:rFonts w:ascii="Segoe UI" w:eastAsia="MS Gothic" w:hAnsi="Segoe UI" w:cs="Segoe UI" w:hint="eastAsia"/>
+          <w:lang w:eastAsia="ja-JP"/>
+        </w:rPr>
+        <w:t>" situ</w:t>
+      </w:r>
+      <w:r>
+        <w:rPr>
+          <w:rFonts w:ascii="Segoe UI" w:eastAsia="MS Gothic" w:hAnsi="Segoe UI" w:cs="Segoe UI"/>
+          <w:lang w:eastAsia="ja-JP"/>
+        </w:rPr>
+        <w:t>é</w:t>
+      </w:r>
+      <w:r>
+        <w:rPr>
+          <w:rFonts w:ascii="Segoe UI" w:eastAsia="MS Gothic" w:hAnsi="Segoe UI" w:cs="Segoe UI" w:hint="eastAsia"/>
+          <w:lang w:eastAsia="ja-JP"/>
+        </w:rPr>
+        <w:t xml:space="preserve"> sur le c</w:t>
+      </w:r>
+      <w:r>
+        <w:rPr>
+          <w:rFonts w:ascii="Segoe UI" w:eastAsia="MS Gothic" w:hAnsi="Segoe UI" w:cs="Segoe UI"/>
+          <w:lang w:eastAsia="ja-JP"/>
+        </w:rPr>
+        <w:t>ô</w:t>
+      </w:r>
+      <w:r>
+        <w:rPr>
+          <w:rFonts w:ascii="Segoe UI" w:eastAsia="MS Gothic" w:hAnsi="Segoe UI" w:cs="Segoe UI" w:hint="eastAsia"/>
+          <w:lang w:eastAsia="ja-JP"/>
+        </w:rPr>
+        <w:t>t</w:t>
+      </w:r>
+      <w:r>
+        <w:rPr>
+          <w:rFonts w:ascii="Segoe UI" w:eastAsia="MS Gothic" w:hAnsi="Segoe UI" w:cs="Segoe UI"/>
+          <w:lang w:eastAsia="ja-JP"/>
+        </w:rPr>
+        <w:t>é</w:t>
+      </w:r>
+      <w:r>
+        <w:rPr>
+          <w:rFonts w:ascii="Segoe UI" w:eastAsia="MS Gothic" w:hAnsi="Segoe UI" w:cs="Segoe UI" w:hint="eastAsia"/>
+          <w:lang w:eastAsia="ja-JP"/>
+        </w:rPr>
+        <w:t xml:space="preserve"> du Pocket PC comme un fichier unique (lecteur class</w:t>
+      </w:r>
+      <w:r>
+        <w:rPr>
+          <w:rFonts w:ascii="Segoe UI" w:eastAsia="MS Gothic" w:hAnsi="Segoe UI" w:cs="Segoe UI"/>
+          <w:lang w:eastAsia="ja-JP"/>
+        </w:rPr>
+        <w:t>é</w:t>
+      </w:r>
+      <w:r>
+        <w:rPr>
+          <w:rFonts w:ascii="Segoe UI" w:eastAsia="MS Gothic" w:hAnsi="Segoe UI" w:cs="Segoe UI" w:hint="eastAsia"/>
+          <w:lang w:eastAsia="ja-JP"/>
+        </w:rPr>
+        <w:t>) du c</w:t>
+      </w:r>
+      <w:r>
+        <w:rPr>
+          <w:rFonts w:ascii="Segoe UI" w:eastAsia="MS Gothic" w:hAnsi="Segoe UI" w:cs="Segoe UI"/>
+          <w:lang w:eastAsia="ja-JP"/>
+        </w:rPr>
+        <w:t>ô</w:t>
+      </w:r>
+      <w:r>
+        <w:rPr>
+          <w:rFonts w:ascii="Segoe UI" w:eastAsia="MS Gothic" w:hAnsi="Segoe UI" w:cs="Segoe UI" w:hint="eastAsia"/>
+          <w:lang w:eastAsia="ja-JP"/>
+        </w:rPr>
+        <w:t>t</w:t>
+      </w:r>
+      <w:r>
+        <w:rPr>
+          <w:rFonts w:ascii="Segoe UI" w:eastAsia="MS Gothic" w:hAnsi="Segoe UI" w:cs="Segoe UI"/>
+          <w:lang w:eastAsia="ja-JP"/>
+        </w:rPr>
+        <w:t>é</w:t>
+      </w:r>
+      <w:r>
+        <w:rPr>
+          <w:rFonts w:ascii="Segoe UI" w:eastAsia="MS Gothic" w:hAnsi="Segoe UI" w:cs="Segoe UI" w:hint="eastAsia"/>
+          <w:lang w:eastAsia="ja-JP"/>
+        </w:rPr>
+        <w:t xml:space="preserve"> PC et utilisez un autre programme pour charger et d</w:t>
+      </w:r>
+      <w:r>
+        <w:rPr>
+          <w:rFonts w:ascii="Segoe UI" w:eastAsia="MS Gothic" w:hAnsi="Segoe UI" w:cs="Segoe UI"/>
+          <w:lang w:eastAsia="ja-JP"/>
+        </w:rPr>
+        <w:t xml:space="preserve">e </w:t>
+      </w:r>
+      <w:r>
+        <w:rPr>
+          <w:rFonts w:ascii="Segoe UI" w:eastAsia="MS Gothic" w:hAnsi="Segoe UI" w:cs="Segoe UI" w:hint="eastAsia"/>
+          <w:lang w:eastAsia="ja-JP"/>
+        </w:rPr>
+        <w:t>charger des fichiers dans le lecteur class</w:t>
+      </w:r>
+      <w:r>
+        <w:rPr>
+          <w:rFonts w:ascii="Segoe UI" w:eastAsia="MS Gothic" w:hAnsi="Segoe UI" w:cs="Segoe UI"/>
+          <w:lang w:eastAsia="ja-JP"/>
+        </w:rPr>
+        <w:t>é</w:t>
+      </w:r>
+      <w:r>
+        <w:rPr>
+          <w:rFonts w:ascii="Segoe UI" w:eastAsia="MS Gothic" w:hAnsi="Segoe UI" w:cs="Segoe UI" w:hint="eastAsia"/>
+          <w:lang w:eastAsia="ja-JP"/>
+        </w:rPr>
+        <w:t>. C'est en train de devenir.</w:t>
+      </w:r>
+    </w:p>
+    <w:p>
+      <w:pPr>
+        <w:pStyle w:val="Textebrut"/>
+        <w:rPr>
+          <w:rFonts w:ascii="Segoe UI" w:eastAsia="MS Gothic" w:hAnsi="Segoe UI" w:cs="Segoe UI"/>
+          <w:lang w:eastAsia="ja-JP"/>
+        </w:rPr>
+      </w:pPr>
+      <w:r>
+        <w:rPr>
+          <w:rFonts w:ascii="Segoe UI" w:eastAsia="MS Gothic" w:hAnsi="Segoe UI" w:cs="Segoe UI" w:hint="eastAsia"/>
+          <w:lang w:eastAsia="ja-JP"/>
+        </w:rPr>
+        <w:t>Dans cette m</w:t>
+      </w:r>
+      <w:r>
+        <w:rPr>
+          <w:rFonts w:ascii="Segoe UI" w:eastAsia="MS Gothic" w:hAnsi="Segoe UI" w:cs="Segoe UI"/>
+          <w:lang w:eastAsia="ja-JP"/>
+        </w:rPr>
+        <w:t>é</w:t>
+      </w:r>
+      <w:r>
+        <w:rPr>
+          <w:rFonts w:ascii="Segoe UI" w:eastAsia="MS Gothic" w:hAnsi="Segoe UI" w:cs="Segoe UI" w:hint="eastAsia"/>
+          <w:lang w:eastAsia="ja-JP"/>
+        </w:rPr>
+        <w:t xml:space="preserve">thode, </w:t>
+      </w:r>
+      <w:r>
+        <w:rPr>
+          <w:rFonts w:ascii="Segoe UI" w:eastAsia="MS Gothic" w:hAnsi="Segoe UI" w:cs="Segoe UI"/>
+          <w:lang w:eastAsia="ja-JP"/>
+        </w:rPr>
+        <w:t>é</w:t>
+      </w:r>
+      <w:r>
+        <w:rPr>
+          <w:rFonts w:ascii="Segoe UI" w:eastAsia="MS Gothic" w:hAnsi="Segoe UI" w:cs="Segoe UI" w:hint="eastAsia"/>
+          <w:lang w:eastAsia="ja-JP"/>
+        </w:rPr>
+        <w:t>tant donn</w:t>
+      </w:r>
+      <w:r>
+        <w:rPr>
+          <w:rFonts w:ascii="Segoe UI" w:eastAsia="MS Gothic" w:hAnsi="Segoe UI" w:cs="Segoe UI"/>
+          <w:lang w:eastAsia="ja-JP"/>
+        </w:rPr>
+        <w:t>é</w:t>
+      </w:r>
+      <w:r>
+        <w:rPr>
+          <w:rFonts w:ascii="Segoe UI" w:eastAsia="MS Gothic" w:hAnsi="Segoe UI" w:cs="Segoe UI" w:hint="eastAsia"/>
+          <w:lang w:eastAsia="ja-JP"/>
+        </w:rPr>
+        <w:t xml:space="preserve"> que le fichier c</w:t>
+      </w:r>
+      <w:r>
+        <w:rPr>
+          <w:rFonts w:ascii="Segoe UI" w:eastAsia="MS Gothic" w:hAnsi="Segoe UI" w:cs="Segoe UI"/>
+          <w:lang w:eastAsia="ja-JP"/>
+        </w:rPr>
+        <w:t>ô</w:t>
+      </w:r>
+      <w:r>
+        <w:rPr>
+          <w:rFonts w:ascii="Segoe UI" w:eastAsia="MS Gothic" w:hAnsi="Segoe UI" w:cs="Segoe UI" w:hint="eastAsia"/>
+          <w:lang w:eastAsia="ja-JP"/>
+        </w:rPr>
+        <w:t>t</w:t>
+      </w:r>
+      <w:r>
+        <w:rPr>
+          <w:rFonts w:ascii="Segoe UI" w:eastAsia="MS Gothic" w:hAnsi="Segoe UI" w:cs="Segoe UI"/>
+          <w:lang w:eastAsia="ja-JP"/>
+        </w:rPr>
+        <w:t>é</w:t>
+      </w:r>
+      <w:r>
+        <w:rPr>
+          <w:rFonts w:ascii="Segoe UI" w:eastAsia="MS Gothic" w:hAnsi="Segoe UI" w:cs="Segoe UI" w:hint="eastAsia"/>
+          <w:lang w:eastAsia="ja-JP"/>
+        </w:rPr>
+        <w:t xml:space="preserve"> ordinateur de poche devient un fichier sur l</w:t>
+      </w:r>
+      <w:r>
+        <w:rPr>
+          <w:rFonts w:ascii="Segoe UI" w:eastAsia="MS Gothic" w:hAnsi="Segoe UI" w:cs="Segoe UI" w:hint="eastAsia"/>
+          <w:lang w:eastAsia="ja-JP"/>
+        </w:rPr>
+        <w:t>’</w:t>
+      </w:r>
+      <w:r>
+        <w:rPr>
+          <w:rFonts w:ascii="Segoe UI" w:eastAsia="MS Gothic" w:hAnsi="Segoe UI" w:cs="Segoe UI" w:hint="eastAsia"/>
+          <w:lang w:eastAsia="ja-JP"/>
+        </w:rPr>
+        <w:t xml:space="preserve">ordinateur personnel, il est possible </w:t>
+      </w:r>
+      <w:r>
+        <w:rPr>
+          <w:rFonts w:ascii="Segoe UI" w:eastAsia="MS Gothic" w:hAnsi="Segoe UI" w:cs="Segoe UI"/>
+          <w:lang w:eastAsia="ja-JP"/>
+        </w:rPr>
+        <w:t>d’</w:t>
+      </w:r>
+      <w:r>
+        <w:rPr>
+          <w:rFonts w:ascii="Segoe UI" w:eastAsia="MS Gothic" w:hAnsi="Segoe UI" w:cs="Segoe UI" w:hint="eastAsia"/>
+          <w:lang w:eastAsia="ja-JP"/>
+        </w:rPr>
+        <w:t>emp</w:t>
+      </w:r>
+      <w:r>
+        <w:rPr>
+          <w:rFonts w:ascii="Segoe UI" w:eastAsia="MS Gothic" w:hAnsi="Segoe UI" w:cs="Segoe UI"/>
+          <w:lang w:eastAsia="ja-JP"/>
+        </w:rPr>
+        <w:t>ê</w:t>
+      </w:r>
+      <w:r>
+        <w:rPr>
+          <w:rFonts w:ascii="Segoe UI" w:eastAsia="MS Gothic" w:hAnsi="Segoe UI" w:cs="Segoe UI" w:hint="eastAsia"/>
+          <w:lang w:eastAsia="ja-JP"/>
+        </w:rPr>
+        <w:t xml:space="preserve">cher la dissipation du fichier, mais il </w:t>
+      </w:r>
+      <w:r>
+        <w:rPr>
+          <w:rFonts w:ascii="Segoe UI" w:eastAsia="MS Gothic" w:hAnsi="Segoe UI" w:cs="Segoe UI"/>
+          <w:lang w:eastAsia="ja-JP"/>
+        </w:rPr>
+        <w:t>é</w:t>
+      </w:r>
+      <w:r>
+        <w:rPr>
+          <w:rFonts w:ascii="Segoe UI" w:eastAsia="MS Gothic" w:hAnsi="Segoe UI" w:cs="Segoe UI" w:hint="eastAsia"/>
+          <w:lang w:eastAsia="ja-JP"/>
+        </w:rPr>
+        <w:t xml:space="preserve">tait difficile </w:t>
+      </w:r>
+      <w:r>
+        <w:rPr>
+          <w:rFonts w:ascii="Segoe UI" w:eastAsia="MS Gothic" w:hAnsi="Segoe UI" w:cs="Segoe UI"/>
+          <w:lang w:eastAsia="ja-JP"/>
+        </w:rPr>
+        <w:t>d’é</w:t>
+      </w:r>
+      <w:r>
+        <w:rPr>
+          <w:rFonts w:ascii="Segoe UI" w:eastAsia="MS Gothic" w:hAnsi="Segoe UI" w:cs="Segoe UI" w:hint="eastAsia"/>
+          <w:lang w:eastAsia="ja-JP"/>
+        </w:rPr>
+        <w:t>changer fr</w:t>
+      </w:r>
+      <w:r>
+        <w:rPr>
+          <w:rFonts w:ascii="Segoe UI" w:eastAsia="MS Gothic" w:hAnsi="Segoe UI" w:cs="Segoe UI"/>
+          <w:lang w:eastAsia="ja-JP"/>
+        </w:rPr>
+        <w:t>é</w:t>
+      </w:r>
+      <w:r>
+        <w:rPr>
+          <w:rFonts w:ascii="Segoe UI" w:eastAsia="MS Gothic" w:hAnsi="Segoe UI" w:cs="Segoe UI" w:hint="eastAsia"/>
+          <w:lang w:eastAsia="ja-JP"/>
+        </w:rPr>
+        <w:t xml:space="preserve">quemment des fichiers avec le PC. </w:t>
+      </w:r>
+    </w:p>
+    <w:p>
+      <w:pPr>
+        <w:pStyle w:val="Textebrut"/>
+        <w:rPr>
+          <w:rFonts w:ascii="Segoe UI" w:eastAsia="MS Gothic" w:hAnsi="Segoe UI" w:cs="Segoe UI"/>
+          <w:lang w:eastAsia="ja-JP"/>
+        </w:rPr>
+      </w:pPr>
+      <w:r>
+        <w:rPr>
+          <w:rFonts w:ascii="Segoe UI" w:eastAsia="MS Gothic" w:hAnsi="Segoe UI" w:cs="Segoe UI" w:hint="eastAsia"/>
+          <w:lang w:eastAsia="ja-JP"/>
+        </w:rPr>
+        <w:t>En cons</w:t>
+      </w:r>
+      <w:r>
+        <w:rPr>
+          <w:rFonts w:ascii="Segoe UI" w:eastAsia="MS Gothic" w:hAnsi="Segoe UI" w:cs="Segoe UI"/>
+          <w:lang w:eastAsia="ja-JP"/>
+        </w:rPr>
+        <w:t>é</w:t>
+      </w:r>
+      <w:r>
+        <w:rPr>
+          <w:rFonts w:ascii="Segoe UI" w:eastAsia="MS Gothic" w:hAnsi="Segoe UI" w:cs="Segoe UI" w:hint="eastAsia"/>
+          <w:lang w:eastAsia="ja-JP"/>
+        </w:rPr>
+        <w:t>quence, un autre programme serveur appel</w:t>
+      </w:r>
+      <w:r>
+        <w:rPr>
+          <w:rFonts w:ascii="Segoe UI" w:eastAsia="MS Gothic" w:hAnsi="Segoe UI" w:cs="Segoe UI"/>
+          <w:lang w:eastAsia="ja-JP"/>
+        </w:rPr>
+        <w:t>é</w:t>
+      </w:r>
+      <w:r>
+        <w:rPr>
+          <w:rFonts w:ascii="Segoe UI" w:eastAsia="MS Gothic" w:hAnsi="Segoe UI" w:cs="Segoe UI" w:hint="eastAsia"/>
+          <w:lang w:eastAsia="ja-JP"/>
+        </w:rPr>
+        <w:t xml:space="preserve"> "</w:t>
+      </w:r>
+      <w:r>
+        <w:rPr>
+          <w:rFonts w:ascii="Segoe UI" w:eastAsia="MS Gothic" w:hAnsi="Segoe UI" w:cs="Segoe UI" w:hint="eastAsia"/>
           <w:color w:val="3A7C22" w:themeColor="accent6" w:themeShade="BF"/>
           <w:lang w:eastAsia="ja-JP"/>
         </w:rPr>
-        <w:t>PLINKC</w:t>
-      </w:r>
-      <w:r>
-        <w:rPr>
-          <w:rFonts w:ascii="Segoe UI" w:eastAsia="MS Gothic" w:hAnsi="Segoe UI" w:cs="Segoe UI" w:hint="eastAsia"/>
-          <w:b/>
-          <w:bCs/>
-          <w:lang w:eastAsia="ja-JP"/>
-        </w:rPr>
-        <w:t>" - Pilote de p</w:t>
-      </w:r>
-      <w:r>
-        <w:rPr>
-          <w:rFonts w:ascii="Segoe UI" w:eastAsia="MS Gothic" w:hAnsi="Segoe UI" w:cs="Segoe UI"/>
-          <w:b/>
-          <w:bCs/>
-          <w:lang w:eastAsia="ja-JP"/>
-        </w:rPr>
-        <w:t>é</w:t>
-      </w:r>
-      <w:r>
-        <w:rPr>
-          <w:rFonts w:ascii="Segoe UI" w:eastAsia="MS Gothic" w:hAnsi="Segoe UI" w:cs="Segoe UI" w:hint="eastAsia"/>
-          <w:b/>
-          <w:bCs/>
+        <w:t>APLINKS</w:t>
+      </w:r>
+      <w:r>
+        <w:rPr>
+          <w:rFonts w:ascii="Segoe UI" w:eastAsia="MS Gothic" w:hAnsi="Segoe UI" w:cs="Segoe UI" w:hint="eastAsia"/>
+          <w:lang w:eastAsia="ja-JP"/>
+        </w:rPr>
+        <w:t xml:space="preserve">" a </w:t>
+      </w:r>
+      <w:r>
+        <w:rPr>
+          <w:rFonts w:ascii="Segoe UI" w:eastAsia="MS Gothic" w:hAnsi="Segoe UI" w:cs="Segoe UI"/>
+          <w:lang w:eastAsia="ja-JP"/>
+        </w:rPr>
+        <w:t>é</w:t>
+      </w:r>
+      <w:r>
+        <w:rPr>
+          <w:rFonts w:ascii="Segoe UI" w:eastAsia="MS Gothic" w:hAnsi="Segoe UI" w:cs="Segoe UI" w:hint="eastAsia"/>
+          <w:lang w:eastAsia="ja-JP"/>
+        </w:rPr>
+        <w:t>t</w:t>
+      </w:r>
+      <w:r>
+        <w:rPr>
+          <w:rFonts w:ascii="Segoe UI" w:eastAsia="MS Gothic" w:hAnsi="Segoe UI" w:cs="Segoe UI"/>
+          <w:lang w:eastAsia="ja-JP"/>
+        </w:rPr>
+        <w:t>é</w:t>
+      </w:r>
+      <w:r>
+        <w:rPr>
+          <w:rFonts w:ascii="Segoe UI" w:eastAsia="MS Gothic" w:hAnsi="Segoe UI" w:cs="Segoe UI" w:hint="eastAsia"/>
+          <w:lang w:eastAsia="ja-JP"/>
+        </w:rPr>
+        <w:t xml:space="preserve"> annonc</w:t>
+      </w:r>
+      <w:r>
+        <w:rPr>
+          <w:rFonts w:ascii="Segoe UI" w:eastAsia="MS Gothic" w:hAnsi="Segoe UI" w:cs="Segoe UI"/>
+          <w:lang w:eastAsia="ja-JP"/>
+        </w:rPr>
+        <w:t>é</w:t>
+      </w:r>
+      <w:r>
+        <w:rPr>
+          <w:rFonts w:ascii="Segoe UI" w:eastAsia="MS Gothic" w:hAnsi="Segoe UI" w:cs="Segoe UI" w:hint="eastAsia"/>
+          <w:lang w:eastAsia="ja-JP"/>
+        </w:rPr>
+        <w:t xml:space="preserve"> ult</w:t>
+      </w:r>
+      <w:r>
+        <w:rPr>
+          <w:rFonts w:ascii="Segoe UI" w:eastAsia="MS Gothic" w:hAnsi="Segoe UI" w:cs="Segoe UI"/>
+          <w:lang w:eastAsia="ja-JP"/>
+        </w:rPr>
+        <w:t>é</w:t>
+      </w:r>
+      <w:r>
+        <w:rPr>
+          <w:rFonts w:ascii="Segoe UI" w:eastAsia="MS Gothic" w:hAnsi="Segoe UI" w:cs="Segoe UI" w:hint="eastAsia"/>
+          <w:lang w:eastAsia="ja-JP"/>
+        </w:rPr>
+        <w:t>rieurement. Avec APLINKS, "</w:t>
+      </w:r>
+      <w:proofErr w:type="gramStart"/>
+      <w:r>
+        <w:rPr>
+          <w:rFonts w:ascii="Segoe UI" w:eastAsia="MS Gothic" w:hAnsi="Segoe UI" w:cs="Segoe UI" w:hint="eastAsia"/>
+          <w:lang w:eastAsia="ja-JP"/>
+        </w:rPr>
+        <w:t>L:</w:t>
+      </w:r>
+      <w:proofErr w:type="gramEnd"/>
+      <w:r>
+        <w:rPr>
+          <w:rFonts w:ascii="Segoe UI" w:eastAsia="MS Gothic" w:hAnsi="Segoe UI" w:cs="Segoe UI" w:hint="eastAsia"/>
+          <w:lang w:eastAsia="ja-JP"/>
+        </w:rPr>
+        <w:t>" c</w:t>
+      </w:r>
+      <w:r>
+        <w:rPr>
+          <w:rFonts w:ascii="Segoe UI" w:eastAsia="MS Gothic" w:hAnsi="Segoe UI" w:cs="Segoe UI"/>
+          <w:lang w:eastAsia="ja-JP"/>
+        </w:rPr>
+        <w:t>ô</w:t>
+      </w:r>
+      <w:r>
+        <w:rPr>
+          <w:rFonts w:ascii="Segoe UI" w:eastAsia="MS Gothic" w:hAnsi="Segoe UI" w:cs="Segoe UI" w:hint="eastAsia"/>
+          <w:lang w:eastAsia="ja-JP"/>
+        </w:rPr>
+        <w:t>t</w:t>
+      </w:r>
+      <w:r>
+        <w:rPr>
+          <w:rFonts w:ascii="Segoe UI" w:eastAsia="MS Gothic" w:hAnsi="Segoe UI" w:cs="Segoe UI"/>
+          <w:lang w:eastAsia="ja-JP"/>
+        </w:rPr>
+        <w:t>é</w:t>
+      </w:r>
+      <w:r>
+        <w:rPr>
+          <w:rFonts w:ascii="Segoe UI" w:eastAsia="MS Gothic" w:hAnsi="Segoe UI" w:cs="Segoe UI" w:hint="eastAsia"/>
+          <w:lang w:eastAsia="ja-JP"/>
+        </w:rPr>
+        <w:t xml:space="preserve"> ordinateur de poche est cr</w:t>
+      </w:r>
+      <w:r>
+        <w:rPr>
+          <w:rFonts w:ascii="Segoe UI" w:eastAsia="MS Gothic" w:hAnsi="Segoe UI" w:cs="Segoe UI"/>
+          <w:lang w:eastAsia="ja-JP"/>
+        </w:rPr>
+        <w:t>éé</w:t>
+      </w:r>
+      <w:r>
+        <w:rPr>
+          <w:rFonts w:ascii="Segoe UI" w:eastAsia="MS Gothic" w:hAnsi="Segoe UI" w:cs="Segoe UI" w:hint="eastAsia"/>
+          <w:lang w:eastAsia="ja-JP"/>
+        </w:rPr>
+        <w:t xml:space="preserve"> dans la RAM du PC et les fichiers sont entr</w:t>
+      </w:r>
+      <w:r>
+        <w:rPr>
+          <w:rFonts w:ascii="Segoe UI" w:eastAsia="MS Gothic" w:hAnsi="Segoe UI" w:cs="Segoe UI"/>
+          <w:lang w:eastAsia="ja-JP"/>
+        </w:rPr>
+        <w:t>é</w:t>
+      </w:r>
+      <w:r>
+        <w:rPr>
+          <w:rFonts w:ascii="Segoe UI" w:eastAsia="MS Gothic" w:hAnsi="Segoe UI" w:cs="Segoe UI" w:hint="eastAsia"/>
+          <w:lang w:eastAsia="ja-JP"/>
+        </w:rPr>
+        <w:t>s et sortis au moment du d</w:t>
+      </w:r>
+      <w:r>
+        <w:rPr>
+          <w:rFonts w:ascii="Segoe UI" w:eastAsia="MS Gothic" w:hAnsi="Segoe UI" w:cs="Segoe UI"/>
+          <w:lang w:eastAsia="ja-JP"/>
+        </w:rPr>
+        <w:t>é</w:t>
+      </w:r>
+      <w:r>
+        <w:rPr>
+          <w:rFonts w:ascii="Segoe UI" w:eastAsia="MS Gothic" w:hAnsi="Segoe UI" w:cs="Segoe UI" w:hint="eastAsia"/>
+          <w:lang w:eastAsia="ja-JP"/>
+        </w:rPr>
+        <w:t>marrage et de la sortie, de sorte que l'</w:t>
+      </w:r>
+      <w:r>
+        <w:rPr>
+          <w:rFonts w:ascii="Segoe UI" w:eastAsia="MS Gothic" w:hAnsi="Segoe UI" w:cs="Segoe UI"/>
+          <w:lang w:eastAsia="ja-JP"/>
+        </w:rPr>
+        <w:t>é</w:t>
+      </w:r>
+      <w:r>
+        <w:rPr>
+          <w:rFonts w:ascii="Segoe UI" w:eastAsia="MS Gothic" w:hAnsi="Segoe UI" w:cs="Segoe UI" w:hint="eastAsia"/>
+          <w:lang w:eastAsia="ja-JP"/>
+        </w:rPr>
+        <w:t>change de fichiers avec le PC devient tr</w:t>
+      </w:r>
+      <w:r>
+        <w:rPr>
+          <w:rFonts w:ascii="Segoe UI" w:eastAsia="MS Gothic" w:hAnsi="Segoe UI" w:cs="Segoe UI"/>
+          <w:lang w:eastAsia="ja-JP"/>
+        </w:rPr>
+        <w:t>è</w:t>
+      </w:r>
+      <w:r>
+        <w:rPr>
+          <w:rFonts w:ascii="Segoe UI" w:eastAsia="MS Gothic" w:hAnsi="Segoe UI" w:cs="Segoe UI" w:hint="eastAsia"/>
+          <w:lang w:eastAsia="ja-JP"/>
+        </w:rPr>
+        <w:t>s facile.</w:t>
+      </w:r>
+    </w:p>
+    <w:p>
+      <w:pPr>
+        <w:pStyle w:val="Textebrut"/>
+        <w:rPr>
+          <w:rFonts w:ascii="Segoe UI" w:eastAsia="MS Gothic" w:hAnsi="Segoe UI" w:cs="Segoe UI"/>
+          <w:lang w:eastAsia="ja-JP"/>
+        </w:rPr>
+      </w:pPr>
+    </w:p>
+    <w:p>
+      <w:pPr>
+        <w:pStyle w:val="Textebrut"/>
+        <w:rPr>
+          <w:rFonts w:ascii="Segoe UI" w:eastAsia="MS Gothic" w:hAnsi="Segoe UI" w:cs="Segoe UI"/>
+          <w:lang w:eastAsia="ja-JP"/>
+        </w:rPr>
+      </w:pPr>
+      <w:r>
+        <w:rPr>
+          <w:rFonts w:ascii="Segoe UI" w:eastAsia="MS Gothic" w:hAnsi="Segoe UI" w:cs="Segoe UI" w:hint="eastAsia"/>
+          <w:lang w:eastAsia="ja-JP"/>
+        </w:rPr>
+        <w:t>D'autre part, le programme client c</w:t>
+      </w:r>
+      <w:r>
+        <w:rPr>
+          <w:rFonts w:ascii="Segoe UI" w:eastAsia="MS Gothic" w:hAnsi="Segoe UI" w:cs="Segoe UI"/>
+          <w:lang w:eastAsia="ja-JP"/>
+        </w:rPr>
+        <w:t>ô</w:t>
+      </w:r>
+      <w:r>
+        <w:rPr>
+          <w:rFonts w:ascii="Segoe UI" w:eastAsia="MS Gothic" w:hAnsi="Segoe UI" w:cs="Segoe UI" w:hint="eastAsia"/>
+          <w:lang w:eastAsia="ja-JP"/>
+        </w:rPr>
+        <w:t>t</w:t>
+      </w:r>
+      <w:r>
+        <w:rPr>
+          <w:rFonts w:ascii="Segoe UI" w:eastAsia="MS Gothic" w:hAnsi="Segoe UI" w:cs="Segoe UI"/>
+          <w:lang w:eastAsia="ja-JP"/>
+        </w:rPr>
+        <w:t>é</w:t>
+      </w:r>
+      <w:r>
+        <w:rPr>
+          <w:rFonts w:ascii="Segoe UI" w:eastAsia="MS Gothic" w:hAnsi="Segoe UI" w:cs="Segoe UI" w:hint="eastAsia"/>
+          <w:lang w:eastAsia="ja-JP"/>
+        </w:rPr>
+        <w:t xml:space="preserve"> Pocket PC est cr</w:t>
+      </w:r>
+      <w:r>
+        <w:rPr>
+          <w:rFonts w:ascii="Segoe UI" w:eastAsia="MS Gothic" w:hAnsi="Segoe UI" w:cs="Segoe UI"/>
+          <w:lang w:eastAsia="ja-JP"/>
+        </w:rPr>
+        <w:t>éé</w:t>
+      </w:r>
+      <w:r>
+        <w:rPr>
+          <w:rFonts w:ascii="Segoe UI" w:eastAsia="MS Gothic" w:hAnsi="Segoe UI" w:cs="Segoe UI" w:hint="eastAsia"/>
+          <w:lang w:eastAsia="ja-JP"/>
+        </w:rPr>
+        <w:t xml:space="preserve"> sous la forme d'un pilote de p</w:t>
+      </w:r>
+      <w:r>
+        <w:rPr>
+          <w:rFonts w:ascii="Segoe UI" w:eastAsia="MS Gothic" w:hAnsi="Segoe UI" w:cs="Segoe UI"/>
+          <w:lang w:eastAsia="ja-JP"/>
+        </w:rPr>
+        <w:t>é</w:t>
+      </w:r>
+      <w:r>
+        <w:rPr>
+          <w:rFonts w:ascii="Segoe UI" w:eastAsia="MS Gothic" w:hAnsi="Segoe UI" w:cs="Segoe UI" w:hint="eastAsia"/>
           <w:lang w:eastAsia="ja-JP"/>
         </w:rPr>
         <w:t>riph</w:t>
@@ -74,2469 +1786,916 @@
       <w:r>
         <w:rPr>
           <w:rFonts w:ascii="Segoe UI" w:eastAsia="MS Gothic" w:hAnsi="Segoe UI" w:cs="Segoe UI"/>
-          <w:b/>
-          <w:bCs/>
-          <w:lang w:eastAsia="ja-JP"/>
-        </w:rPr>
-        <w:t>é</w:t>
-      </w:r>
-      <w:r>
-        <w:rPr>
-          <w:rFonts w:ascii="Segoe UI" w:eastAsia="MS Gothic" w:hAnsi="Segoe UI" w:cs="Segoe UI" w:hint="eastAsia"/>
-          <w:b/>
-          <w:bCs/>
-          <w:lang w:eastAsia="ja-JP"/>
-        </w:rPr>
-        <w:t>rique pour le cache Pocket Link version 1.60</w:t>
-      </w:r>
-    </w:p>
-    <w:p>
-      <w:pPr>
-        <w:pStyle w:val="Textebrut"/>
-        <w:jc w:val="center"/>
-        <w:rPr>
-          <w:rFonts w:ascii="Segoe UI" w:eastAsia="MS Gothic" w:hAnsi="Segoe UI" w:cs="Segoe UI"/>
-          <w:b/>
-          <w:bCs/>
-          <w:lang w:eastAsia="ja-JP"/>
-        </w:rPr>
-      </w:pPr>
-    </w:p>
-    <w:p>
-      <w:pPr>
-        <w:pStyle w:val="Textebrut"/>
-        <w:jc w:val="center"/>
-        <w:rPr>
-          <w:rFonts w:ascii="Segoe UI" w:eastAsia="MS Gothic" w:hAnsi="Segoe UI" w:cs="Segoe UI"/>
-          <w:b/>
-          <w:bCs/>
-          <w:lang w:eastAsia="ja-JP"/>
-        </w:rPr>
-      </w:pPr>
-      <w:r>
-        <w:rPr>
-          <w:rFonts w:ascii="Segoe UI" w:eastAsia="MS Gothic" w:hAnsi="Segoe UI" w:cs="Segoe UI" w:hint="eastAsia"/>
-          <w:b/>
-          <w:bCs/>
-          <w:lang w:eastAsia="ja-JP"/>
-        </w:rPr>
-        <w:t>pour la s</w:t>
-      </w:r>
-      <w:r>
-        <w:rPr>
-          <w:rFonts w:ascii="Segoe UI" w:eastAsia="MS Gothic" w:hAnsi="Segoe UI" w:cs="Segoe UI"/>
-          <w:b/>
-          <w:bCs/>
-          <w:lang w:eastAsia="ja-JP"/>
-        </w:rPr>
-        <w:t>é</w:t>
-      </w:r>
-      <w:r>
-        <w:rPr>
-          <w:rFonts w:ascii="Segoe UI" w:eastAsia="MS Gothic" w:hAnsi="Segoe UI" w:cs="Segoe UI" w:hint="eastAsia"/>
-          <w:b/>
-          <w:bCs/>
-          <w:lang w:eastAsia="ja-JP"/>
-        </w:rPr>
-        <w:t>rie PC-E500 / 1480U</w:t>
-      </w:r>
-    </w:p>
-    <w:p>
-      <w:pPr>
-        <w:pStyle w:val="Textebrut"/>
-        <w:jc w:val="center"/>
-        <w:rPr>
-          <w:rFonts w:ascii="Segoe UI" w:eastAsia="MS Gothic" w:hAnsi="Segoe UI" w:cs="Segoe UI"/>
-          <w:b/>
-          <w:bCs/>
-          <w:lang w:eastAsia="ja-JP"/>
-        </w:rPr>
-      </w:pPr>
-    </w:p>
-    <w:p>
-      <w:pPr>
-        <w:pStyle w:val="Textebrut"/>
-        <w:jc w:val="center"/>
-        <w:rPr>
-          <w:rFonts w:ascii="Segoe UI" w:eastAsia="MS Gothic" w:hAnsi="Segoe UI" w:cs="Segoe UI"/>
-          <w:b/>
-          <w:bCs/>
+          <w:lang w:eastAsia="ja-JP"/>
+        </w:rPr>
+        <w:t>é</w:t>
+      </w:r>
+      <w:r>
+        <w:rPr>
+          <w:rFonts w:ascii="Segoe UI" w:eastAsia="MS Gothic" w:hAnsi="Segoe UI" w:cs="Segoe UI" w:hint="eastAsia"/>
+          <w:lang w:eastAsia="ja-JP"/>
+        </w:rPr>
+        <w:t>rique. Etant donn</w:t>
+      </w:r>
+      <w:r>
+        <w:rPr>
+          <w:rFonts w:ascii="Segoe UI" w:eastAsia="MS Gothic" w:hAnsi="Segoe UI" w:cs="Segoe UI"/>
+          <w:lang w:eastAsia="ja-JP"/>
+        </w:rPr>
+        <w:t>é</w:t>
+      </w:r>
+      <w:r>
+        <w:rPr>
+          <w:rFonts w:ascii="Segoe UI" w:eastAsia="MS Gothic" w:hAnsi="Segoe UI" w:cs="Segoe UI" w:hint="eastAsia"/>
+          <w:lang w:eastAsia="ja-JP"/>
+        </w:rPr>
+        <w:t xml:space="preserve"> que le bloc m</w:t>
+      </w:r>
+      <w:r>
+        <w:rPr>
+          <w:rFonts w:ascii="Segoe UI" w:eastAsia="MS Gothic" w:hAnsi="Segoe UI" w:cs="Segoe UI"/>
+          <w:lang w:eastAsia="ja-JP"/>
+        </w:rPr>
+        <w:t>é</w:t>
+      </w:r>
+      <w:r>
+        <w:rPr>
+          <w:rFonts w:ascii="Segoe UI" w:eastAsia="MS Gothic" w:hAnsi="Segoe UI" w:cs="Segoe UI" w:hint="eastAsia"/>
+          <w:lang w:eastAsia="ja-JP"/>
+        </w:rPr>
+        <w:t xml:space="preserve">moire qui </w:t>
+      </w:r>
+      <w:r>
+        <w:rPr>
+          <w:rFonts w:ascii="Segoe UI" w:eastAsia="MS Gothic" w:hAnsi="Segoe UI" w:cs="Segoe UI"/>
+          <w:lang w:eastAsia="ja-JP"/>
+        </w:rPr>
+        <w:t>n’</w:t>
+      </w:r>
+      <w:r>
+        <w:rPr>
+          <w:rFonts w:ascii="Segoe UI" w:eastAsia="MS Gothic" w:hAnsi="Segoe UI" w:cs="Segoe UI" w:hint="eastAsia"/>
+          <w:lang w:eastAsia="ja-JP"/>
+        </w:rPr>
+        <w:t>interf</w:t>
+      </w:r>
+      <w:r>
+        <w:rPr>
+          <w:rFonts w:ascii="Segoe UI" w:eastAsia="MS Gothic" w:hAnsi="Segoe UI" w:cs="Segoe UI"/>
+          <w:lang w:eastAsia="ja-JP"/>
+        </w:rPr>
+        <w:t>è</w:t>
+      </w:r>
+      <w:r>
+        <w:rPr>
+          <w:rFonts w:ascii="Segoe UI" w:eastAsia="MS Gothic" w:hAnsi="Segoe UI" w:cs="Segoe UI" w:hint="eastAsia"/>
+          <w:lang w:eastAsia="ja-JP"/>
+        </w:rPr>
+        <w:t xml:space="preserve">re pas avec les autres programmes de </w:t>
+      </w:r>
+      <w:r>
+        <w:rPr>
+          <w:rFonts w:ascii="Segoe UI" w:eastAsia="MS Gothic" w:hAnsi="Segoe UI" w:cs="Segoe UI"/>
+          <w:lang w:eastAsia="ja-JP"/>
+        </w:rPr>
+        <w:t>l’</w:t>
+      </w:r>
+      <w:r>
+        <w:rPr>
+          <w:rFonts w:ascii="Segoe UI" w:eastAsia="MS Gothic" w:hAnsi="Segoe UI" w:cs="Segoe UI" w:hint="eastAsia"/>
+          <w:lang w:eastAsia="ja-JP"/>
+        </w:rPr>
+        <w:t>autre programme est r</w:t>
+      </w:r>
+      <w:r>
+        <w:rPr>
+          <w:rFonts w:ascii="Segoe UI" w:eastAsia="MS Gothic" w:hAnsi="Segoe UI" w:cs="Segoe UI"/>
+          <w:lang w:eastAsia="ja-JP"/>
+        </w:rPr>
+        <w:t>é</w:t>
+      </w:r>
+      <w:r>
+        <w:rPr>
+          <w:rFonts w:ascii="Segoe UI" w:eastAsia="MS Gothic" w:hAnsi="Segoe UI" w:cs="Segoe UI" w:hint="eastAsia"/>
+          <w:lang w:eastAsia="ja-JP"/>
+        </w:rPr>
+        <w:t>serv</w:t>
+      </w:r>
+      <w:r>
+        <w:rPr>
+          <w:rFonts w:ascii="Segoe UI" w:eastAsia="MS Gothic" w:hAnsi="Segoe UI" w:cs="Segoe UI"/>
+          <w:lang w:eastAsia="ja-JP"/>
+        </w:rPr>
+        <w:t>é</w:t>
+      </w:r>
+      <w:r>
+        <w:rPr>
+          <w:rFonts w:ascii="Segoe UI" w:eastAsia="MS Gothic" w:hAnsi="Segoe UI" w:cs="Segoe UI" w:hint="eastAsia"/>
+          <w:lang w:eastAsia="ja-JP"/>
+        </w:rPr>
+        <w:t xml:space="preserve"> dans la RAM du Pocket PC et qu</w:t>
+      </w:r>
+      <w:r>
+        <w:rPr>
+          <w:rFonts w:ascii="Segoe UI" w:eastAsia="MS Gothic" w:hAnsi="Segoe UI" w:cs="Segoe UI"/>
+          <w:lang w:eastAsia="ja-JP"/>
+        </w:rPr>
+        <w:t>’</w:t>
+      </w:r>
+      <w:r>
+        <w:rPr>
+          <w:rFonts w:ascii="Segoe UI" w:eastAsia="MS Gothic" w:hAnsi="Segoe UI" w:cs="Segoe UI" w:hint="eastAsia"/>
+          <w:lang w:eastAsia="ja-JP"/>
+        </w:rPr>
+        <w:t>il r</w:t>
+      </w:r>
+      <w:r>
+        <w:rPr>
+          <w:rFonts w:ascii="Segoe UI" w:eastAsia="MS Gothic" w:hAnsi="Segoe UI" w:cs="Segoe UI"/>
+          <w:lang w:eastAsia="ja-JP"/>
+        </w:rPr>
+        <w:t>é</w:t>
+      </w:r>
+      <w:r>
+        <w:rPr>
+          <w:rFonts w:ascii="Segoe UI" w:eastAsia="MS Gothic" w:hAnsi="Segoe UI" w:cs="Segoe UI" w:hint="eastAsia"/>
+          <w:lang w:eastAsia="ja-JP"/>
+        </w:rPr>
+        <w:t>side, "</w:t>
+      </w:r>
+      <w:proofErr w:type="gramStart"/>
+      <w:r>
+        <w:rPr>
+          <w:rFonts w:ascii="Segoe UI" w:eastAsia="MS Gothic" w:hAnsi="Segoe UI" w:cs="Segoe UI" w:hint="eastAsia"/>
+          <w:lang w:eastAsia="ja-JP"/>
+        </w:rPr>
+        <w:t>L:</w:t>
+      </w:r>
+      <w:proofErr w:type="gramEnd"/>
+      <w:r>
+        <w:rPr>
+          <w:rFonts w:ascii="Segoe UI" w:eastAsia="MS Gothic" w:hAnsi="Segoe UI" w:cs="Segoe UI" w:hint="eastAsia"/>
+          <w:lang w:eastAsia="ja-JP"/>
+        </w:rPr>
+        <w:t xml:space="preserve">" peut </w:t>
+      </w:r>
+      <w:r>
+        <w:rPr>
+          <w:rFonts w:ascii="Segoe UI" w:eastAsia="MS Gothic" w:hAnsi="Segoe UI" w:cs="Segoe UI"/>
+          <w:lang w:eastAsia="ja-JP"/>
+        </w:rPr>
+        <w:t>ê</w:t>
+      </w:r>
+      <w:r>
+        <w:rPr>
+          <w:rFonts w:ascii="Segoe UI" w:eastAsia="MS Gothic" w:hAnsi="Segoe UI" w:cs="Segoe UI" w:hint="eastAsia"/>
+          <w:lang w:eastAsia="ja-JP"/>
+        </w:rPr>
+        <w:t>tre utilis</w:t>
+      </w:r>
+      <w:r>
+        <w:rPr>
+          <w:rFonts w:ascii="Segoe UI" w:eastAsia="MS Gothic" w:hAnsi="Segoe UI" w:cs="Segoe UI"/>
+          <w:lang w:eastAsia="ja-JP"/>
+        </w:rPr>
+        <w:t>é</w:t>
+      </w:r>
+      <w:r>
+        <w:rPr>
+          <w:rFonts w:ascii="Segoe UI" w:eastAsia="MS Gothic" w:hAnsi="Segoe UI" w:cs="Segoe UI" w:hint="eastAsia"/>
+          <w:lang w:eastAsia="ja-JP"/>
+        </w:rPr>
+        <w:t xml:space="preserve"> dans le m</w:t>
+      </w:r>
+      <w:r>
+        <w:rPr>
+          <w:rFonts w:ascii="Segoe UI" w:eastAsia="MS Gothic" w:hAnsi="Segoe UI" w:cs="Segoe UI"/>
+          <w:lang w:eastAsia="ja-JP"/>
+        </w:rPr>
+        <w:t>ê</w:t>
+      </w:r>
+      <w:r>
+        <w:rPr>
+          <w:rFonts w:ascii="Segoe UI" w:eastAsia="MS Gothic" w:hAnsi="Segoe UI" w:cs="Segoe UI" w:hint="eastAsia"/>
+          <w:lang w:eastAsia="ja-JP"/>
+        </w:rPr>
+        <w:t>me sens que l</w:t>
+      </w:r>
+      <w:r>
+        <w:rPr>
+          <w:rFonts w:ascii="Segoe UI" w:eastAsia="MS Gothic" w:hAnsi="Segoe UI" w:cs="Segoe UI"/>
+          <w:lang w:eastAsia="ja-JP"/>
+        </w:rPr>
+        <w:t>’</w:t>
+      </w:r>
+      <w:r>
+        <w:rPr>
+          <w:rFonts w:ascii="Segoe UI" w:eastAsia="MS Gothic" w:hAnsi="Segoe UI" w:cs="Segoe UI" w:hint="eastAsia"/>
+          <w:lang w:eastAsia="ja-JP"/>
+        </w:rPr>
+        <w:t>utilisation du fichier RAM g</w:t>
+      </w:r>
+      <w:r>
+        <w:rPr>
+          <w:rFonts w:ascii="Segoe UI" w:eastAsia="MS Gothic" w:hAnsi="Segoe UI" w:cs="Segoe UI"/>
+          <w:lang w:eastAsia="ja-JP"/>
+        </w:rPr>
+        <w:t>é</w:t>
+      </w:r>
+      <w:r>
+        <w:rPr>
+          <w:rFonts w:ascii="Segoe UI" w:eastAsia="MS Gothic" w:hAnsi="Segoe UI" w:cs="Segoe UI" w:hint="eastAsia"/>
+          <w:lang w:eastAsia="ja-JP"/>
+        </w:rPr>
+        <w:t>n</w:t>
+      </w:r>
+      <w:r>
+        <w:rPr>
+          <w:rFonts w:ascii="Segoe UI" w:eastAsia="MS Gothic" w:hAnsi="Segoe UI" w:cs="Segoe UI"/>
+          <w:lang w:eastAsia="ja-JP"/>
+        </w:rPr>
+        <w:t>é</w:t>
+      </w:r>
+      <w:r>
+        <w:rPr>
+          <w:rFonts w:ascii="Segoe UI" w:eastAsia="MS Gothic" w:hAnsi="Segoe UI" w:cs="Segoe UI" w:hint="eastAsia"/>
+          <w:lang w:eastAsia="ja-JP"/>
+        </w:rPr>
+        <w:t>ralement du programme BASIC ou du programme en langage machine.</w:t>
+      </w:r>
+    </w:p>
+    <w:p>
+      <w:pPr>
+        <w:pStyle w:val="Textebrut"/>
+        <w:rPr>
+          <w:rFonts w:ascii="Segoe UI" w:eastAsia="MS Gothic" w:hAnsi="Segoe UI" w:cs="Segoe UI"/>
+          <w:lang w:eastAsia="ja-JP"/>
+        </w:rPr>
+      </w:pPr>
+      <w:r>
+        <w:rPr>
+          <w:rFonts w:ascii="Segoe UI" w:eastAsia="MS Gothic" w:hAnsi="Segoe UI" w:cs="Segoe UI" w:hint="eastAsia"/>
+          <w:lang w:eastAsia="ja-JP"/>
+        </w:rPr>
+        <w:t>Ce programme est un programme client du c</w:t>
+      </w:r>
+      <w:r>
+        <w:rPr>
+          <w:rFonts w:ascii="Segoe UI" w:eastAsia="MS Gothic" w:hAnsi="Segoe UI" w:cs="Segoe UI"/>
+          <w:lang w:eastAsia="ja-JP"/>
+        </w:rPr>
+        <w:t>ô</w:t>
+      </w:r>
+      <w:r>
+        <w:rPr>
+          <w:rFonts w:ascii="Segoe UI" w:eastAsia="MS Gothic" w:hAnsi="Segoe UI" w:cs="Segoe UI" w:hint="eastAsia"/>
+          <w:lang w:eastAsia="ja-JP"/>
+        </w:rPr>
+        <w:t>t</w:t>
+      </w:r>
+      <w:r>
+        <w:rPr>
+          <w:rFonts w:ascii="Segoe UI" w:eastAsia="MS Gothic" w:hAnsi="Segoe UI" w:cs="Segoe UI"/>
+          <w:lang w:eastAsia="ja-JP"/>
+        </w:rPr>
+        <w:t>é</w:t>
+      </w:r>
+      <w:r>
+        <w:rPr>
+          <w:rFonts w:ascii="Segoe UI" w:eastAsia="MS Gothic" w:hAnsi="Segoe UI" w:cs="Segoe UI" w:hint="eastAsia"/>
+          <w:lang w:eastAsia="ja-JP"/>
+        </w:rPr>
+        <w:t xml:space="preserve"> de l'ordinateur de poche.</w:t>
+      </w:r>
+    </w:p>
+    <w:p>
+      <w:pPr>
+        <w:pStyle w:val="Textebrut"/>
+        <w:rPr>
+          <w:rFonts w:ascii="Segoe UI" w:eastAsia="MS Gothic" w:hAnsi="Segoe UI" w:cs="Segoe UI"/>
+          <w:lang w:eastAsia="ja-JP"/>
+        </w:rPr>
+      </w:pPr>
+    </w:p>
+    <w:p>
+      <w:pPr>
+        <w:pStyle w:val="Textebrut"/>
+        <w:rPr>
+          <w:rFonts w:ascii="Segoe UI" w:eastAsia="MS Gothic" w:hAnsi="Segoe UI" w:cs="Segoe UI"/>
+          <w:lang w:eastAsia="ja-JP"/>
+        </w:rPr>
+      </w:pPr>
+    </w:p>
+    <w:p>
+      <w:pPr>
+        <w:pStyle w:val="Textebrut"/>
+        <w:rPr>
+          <w:rFonts w:ascii="Segoe UI" w:eastAsia="MS Gothic" w:hAnsi="Segoe UI" w:cs="Segoe UI"/>
+          <w:lang w:eastAsia="ja-JP"/>
+        </w:rPr>
+      </w:pPr>
+    </w:p>
+    <w:p>
+      <w:pPr>
+        <w:pStyle w:val="Textebrut"/>
+        <w:rPr>
+          <w:rFonts w:ascii="Segoe UI" w:eastAsia="MS Gothic" w:hAnsi="Segoe UI" w:cs="Segoe UI"/>
+          <w:lang w:eastAsia="ja-JP"/>
+        </w:rPr>
+      </w:pPr>
+    </w:p>
+    <w:p>
+      <w:pPr>
+        <w:pStyle w:val="Textebrut"/>
+        <w:rPr>
+          <w:rFonts w:ascii="Segoe UI" w:eastAsia="MS Gothic" w:hAnsi="Segoe UI" w:cs="Segoe UI"/>
+          <w:lang w:eastAsia="ja-JP"/>
+        </w:rPr>
+      </w:pPr>
+    </w:p>
+    <w:p>
+      <w:pPr>
+        <w:pStyle w:val="Textebrut"/>
+        <w:rPr>
+          <w:rFonts w:ascii="Segoe UI" w:eastAsia="MS Gothic" w:hAnsi="Segoe UI" w:cs="Segoe UI"/>
+          <w:b/>
+          <w:bCs/>
+          <w:color w:val="3A7C22" w:themeColor="accent6" w:themeShade="BF"/>
+          <w:lang w:eastAsia="ja-JP"/>
+        </w:rPr>
+      </w:pPr>
+      <w:r>
+        <w:rPr>
+          <w:rFonts w:ascii="Segoe UI" w:eastAsia="MS Gothic" w:hAnsi="Segoe UI" w:cs="Segoe UI" w:hint="eastAsia"/>
+          <w:b/>
+          <w:bCs/>
+          <w:color w:val="3A7C22" w:themeColor="accent6" w:themeShade="BF"/>
+          <w:lang w:eastAsia="ja-JP"/>
+        </w:rPr>
+        <w:lastRenderedPageBreak/>
+        <w:t>★</w:t>
+      </w:r>
+      <w:r>
+        <w:rPr>
+          <w:rFonts w:ascii="Segoe UI" w:eastAsia="MS Gothic" w:hAnsi="Segoe UI" w:cs="Segoe UI" w:hint="eastAsia"/>
+          <w:b/>
+          <w:bCs/>
+          <w:color w:val="3A7C22" w:themeColor="accent6" w:themeShade="BF"/>
+          <w:lang w:eastAsia="ja-JP"/>
+        </w:rPr>
+        <w:t xml:space="preserve"> Environnement d'exploitation </w:t>
+      </w:r>
+      <w:r>
+        <w:rPr>
+          <w:rFonts w:ascii="Segoe UI" w:eastAsia="MS Gothic" w:hAnsi="Segoe UI" w:cs="Segoe UI" w:hint="eastAsia"/>
+          <w:b/>
+          <w:bCs/>
+          <w:color w:val="3A7C22" w:themeColor="accent6" w:themeShade="BF"/>
+          <w:lang w:eastAsia="ja-JP"/>
+        </w:rPr>
+        <w:t>☆</w:t>
+      </w:r>
+      <w:r>
+        <w:rPr>
+          <w:rFonts w:ascii="Segoe UI" w:eastAsia="MS Gothic" w:hAnsi="Segoe UI" w:cs="Segoe UI" w:hint="eastAsia"/>
+          <w:b/>
+          <w:bCs/>
+          <w:color w:val="3A7C22" w:themeColor="accent6" w:themeShade="BF"/>
+          <w:lang w:eastAsia="ja-JP"/>
+        </w:rPr>
+        <w:t xml:space="preserve"> </w:t>
+      </w:r>
+      <w:r>
+        <w:rPr>
+          <w:rFonts w:ascii="Segoe UI" w:eastAsia="MS Gothic" w:hAnsi="Segoe UI" w:cs="Segoe UI" w:hint="eastAsia"/>
+          <w:b/>
+          <w:bCs/>
+          <w:color w:val="3A7C22" w:themeColor="accent6" w:themeShade="BF"/>
+          <w:lang w:eastAsia="ja-JP"/>
+        </w:rPr>
+        <w:t>★</w:t>
+      </w:r>
+    </w:p>
+    <w:p>
+      <w:pPr>
+        <w:pStyle w:val="Textebrut"/>
+        <w:rPr>
+          <w:rFonts w:ascii="Segoe UI" w:eastAsia="MS Gothic" w:hAnsi="Segoe UI" w:cs="Segoe UI"/>
+          <w:lang w:eastAsia="ja-JP"/>
+        </w:rPr>
+      </w:pPr>
+    </w:p>
+    <w:p>
+      <w:pPr>
+        <w:pStyle w:val="Textebrut"/>
+        <w:rPr>
+          <w:rFonts w:ascii="Segoe UI" w:eastAsia="MS Gothic" w:hAnsi="Segoe UI" w:cs="Segoe UI"/>
+          <w:lang w:eastAsia="ja-JP"/>
+        </w:rPr>
+      </w:pPr>
+      <w:r>
+        <w:rPr>
+          <w:rFonts w:ascii="Segoe UI" w:eastAsia="MS Gothic" w:hAnsi="Segoe UI" w:cs="Segoe UI" w:hint="eastAsia"/>
+          <w:lang w:eastAsia="ja-JP"/>
+        </w:rPr>
+        <w:t>Pour utiliser le syst</w:t>
+      </w:r>
+      <w:r>
+        <w:rPr>
+          <w:rFonts w:ascii="Segoe UI" w:eastAsia="MS Gothic" w:hAnsi="Segoe UI" w:cs="Segoe UI"/>
+          <w:lang w:eastAsia="ja-JP"/>
+        </w:rPr>
+        <w:t>è</w:t>
+      </w:r>
+      <w:r>
+        <w:rPr>
+          <w:rFonts w:ascii="Segoe UI" w:eastAsia="MS Gothic" w:hAnsi="Segoe UI" w:cs="Segoe UI" w:hint="eastAsia"/>
+          <w:lang w:eastAsia="ja-JP"/>
+        </w:rPr>
+        <w:t>me Pocket Link, vous avez besoin, en plus de ce programme, d'un ordinateur personnel sur lequel le programme serveur est install</w:t>
+      </w:r>
+      <w:r>
+        <w:rPr>
+          <w:rFonts w:ascii="Segoe UI" w:eastAsia="MS Gothic" w:hAnsi="Segoe UI" w:cs="Segoe UI"/>
+          <w:lang w:eastAsia="ja-JP"/>
+        </w:rPr>
+        <w:t>é</w:t>
+      </w:r>
+      <w:r>
+        <w:rPr>
+          <w:rFonts w:ascii="Segoe UI" w:eastAsia="MS Gothic" w:hAnsi="Segoe UI" w:cs="Segoe UI" w:hint="eastAsia"/>
+          <w:lang w:eastAsia="ja-JP"/>
+        </w:rPr>
+        <w:t xml:space="preserve"> et d'un convertisseur de niveau qui connecte l'ordinateur de poche </w:t>
+      </w:r>
+      <w:r>
+        <w:rPr>
+          <w:rFonts w:ascii="Segoe UI" w:eastAsia="MS Gothic" w:hAnsi="Segoe UI" w:cs="Segoe UI"/>
+          <w:lang w:eastAsia="ja-JP"/>
+        </w:rPr>
+        <w:t>à</w:t>
+      </w:r>
+      <w:r>
+        <w:rPr>
+          <w:rFonts w:ascii="Segoe UI" w:eastAsia="MS Gothic" w:hAnsi="Segoe UI" w:cs="Segoe UI" w:hint="eastAsia"/>
+          <w:lang w:eastAsia="ja-JP"/>
+        </w:rPr>
+        <w:t xml:space="preserve"> l'ordinateur.</w:t>
+      </w:r>
+    </w:p>
+    <w:p>
+      <w:pPr>
+        <w:pStyle w:val="Textebrut"/>
+        <w:rPr>
+          <w:rFonts w:ascii="Segoe UI" w:eastAsia="MS Gothic" w:hAnsi="Segoe UI" w:cs="Segoe UI"/>
+          <w:lang w:eastAsia="ja-JP"/>
+        </w:rPr>
+      </w:pPr>
+      <w:r>
+        <w:rPr>
+          <w:rFonts w:ascii="Segoe UI" w:eastAsia="MS Gothic" w:hAnsi="Segoe UI" w:cs="Segoe UI" w:hint="eastAsia"/>
+          <w:lang w:eastAsia="ja-JP"/>
+        </w:rPr>
+        <w:t>Pour les convertisseurs de niveau authentiques SHARP, il est possible de choisir entre CE-130T / 135T / 140T. CE-130T n</w:t>
+      </w:r>
+      <w:r>
+        <w:rPr>
+          <w:rFonts w:ascii="Segoe UI" w:eastAsia="MS Gothic" w:hAnsi="Segoe UI" w:cs="Segoe UI"/>
+          <w:lang w:eastAsia="ja-JP"/>
+        </w:rPr>
+        <w:t>é</w:t>
+      </w:r>
+      <w:r>
+        <w:rPr>
+          <w:rFonts w:ascii="Segoe UI" w:eastAsia="MS Gothic" w:hAnsi="Segoe UI" w:cs="Segoe UI" w:hint="eastAsia"/>
+          <w:lang w:eastAsia="ja-JP"/>
+        </w:rPr>
+        <w:t>cessite un c</w:t>
+      </w:r>
+      <w:r>
+        <w:rPr>
+          <w:rFonts w:ascii="Segoe UI" w:eastAsia="MS Gothic" w:hAnsi="Segoe UI" w:cs="Segoe UI"/>
+          <w:lang w:eastAsia="ja-JP"/>
+        </w:rPr>
+        <w:t>â</w:t>
+      </w:r>
+      <w:r>
+        <w:rPr>
+          <w:rFonts w:ascii="Segoe UI" w:eastAsia="MS Gothic" w:hAnsi="Segoe UI" w:cs="Segoe UI" w:hint="eastAsia"/>
+          <w:lang w:eastAsia="ja-JP"/>
+        </w:rPr>
+        <w:t>ble, CE-135T a un Mini DIN 8P, CE-140T a un connecteur D-SUB 25P. Veuillez choisir celui qui convient.</w:t>
+      </w:r>
+    </w:p>
+    <w:p>
+      <w:pPr>
+        <w:pStyle w:val="Textebrut"/>
+        <w:rPr>
+          <w:rFonts w:ascii="Segoe UI" w:eastAsia="MS Gothic" w:hAnsi="Segoe UI" w:cs="Segoe UI"/>
+          <w:lang w:eastAsia="ja-JP"/>
+        </w:rPr>
+      </w:pPr>
+    </w:p>
+    <w:p>
+      <w:pPr>
+        <w:pStyle w:val="Textebrut"/>
+        <w:rPr>
+          <w:rFonts w:ascii="Segoe UI" w:eastAsia="MS Gothic" w:hAnsi="Segoe UI" w:cs="Segoe UI"/>
+          <w:lang w:eastAsia="ja-JP"/>
+        </w:rPr>
+      </w:pPr>
+    </w:p>
+    <w:p>
+      <w:pPr>
+        <w:pStyle w:val="Textebrut"/>
+        <w:rPr>
+          <w:rFonts w:ascii="Segoe UI" w:eastAsia="MS Gothic" w:hAnsi="Segoe UI" w:cs="Segoe UI"/>
+          <w:b/>
+          <w:bCs/>
+          <w:color w:val="3A7C22" w:themeColor="accent6" w:themeShade="BF"/>
+          <w:lang w:eastAsia="ja-JP"/>
+        </w:rPr>
+      </w:pPr>
+      <w:r>
+        <w:rPr>
+          <w:rFonts w:ascii="Segoe UI" w:eastAsia="MS Gothic" w:hAnsi="Segoe UI" w:cs="Segoe UI" w:hint="eastAsia"/>
+          <w:b/>
+          <w:bCs/>
+          <w:color w:val="3A7C22" w:themeColor="accent6" w:themeShade="BF"/>
+          <w:lang w:eastAsia="ja-JP"/>
+        </w:rPr>
+        <w:t>★</w:t>
+      </w:r>
+      <w:r>
+        <w:rPr>
+          <w:rFonts w:ascii="Segoe UI" w:eastAsia="MS Gothic" w:hAnsi="Segoe UI" w:cs="Segoe UI" w:hint="eastAsia"/>
+          <w:b/>
+          <w:bCs/>
+          <w:color w:val="3A7C22" w:themeColor="accent6" w:themeShade="BF"/>
+          <w:lang w:eastAsia="ja-JP"/>
+        </w:rPr>
+        <w:t xml:space="preserve"> M</w:t>
+      </w:r>
+      <w:r>
+        <w:rPr>
+          <w:rFonts w:ascii="Segoe UI" w:eastAsia="MS Gothic" w:hAnsi="Segoe UI" w:cs="Segoe UI"/>
+          <w:b/>
+          <w:bCs/>
+          <w:color w:val="3A7C22" w:themeColor="accent6" w:themeShade="BF"/>
+          <w:lang w:eastAsia="ja-JP"/>
+        </w:rPr>
+        <w:t>é</w:t>
+      </w:r>
+      <w:r>
+        <w:rPr>
+          <w:rFonts w:ascii="Segoe UI" w:eastAsia="MS Gothic" w:hAnsi="Segoe UI" w:cs="Segoe UI" w:hint="eastAsia"/>
+          <w:b/>
+          <w:bCs/>
+          <w:color w:val="3A7C22" w:themeColor="accent6" w:themeShade="BF"/>
+          <w:lang w:eastAsia="ja-JP"/>
+        </w:rPr>
+        <w:t xml:space="preserve">thode d'installation </w:t>
+      </w:r>
+      <w:r>
+        <w:rPr>
+          <w:rFonts w:ascii="Segoe UI" w:eastAsia="MS Gothic" w:hAnsi="Segoe UI" w:cs="Segoe UI" w:hint="eastAsia"/>
+          <w:b/>
+          <w:bCs/>
+          <w:color w:val="3A7C22" w:themeColor="accent6" w:themeShade="BF"/>
+          <w:lang w:eastAsia="ja-JP"/>
+        </w:rPr>
+        <w:t>☆</w:t>
+      </w:r>
+      <w:r>
+        <w:rPr>
+          <w:rFonts w:ascii="Segoe UI" w:eastAsia="MS Gothic" w:hAnsi="Segoe UI" w:cs="Segoe UI" w:hint="eastAsia"/>
+          <w:b/>
+          <w:bCs/>
+          <w:color w:val="3A7C22" w:themeColor="accent6" w:themeShade="BF"/>
+          <w:lang w:eastAsia="ja-JP"/>
+        </w:rPr>
+        <w:t xml:space="preserve"> </w:t>
+      </w:r>
+      <w:r>
+        <w:rPr>
+          <w:rFonts w:ascii="Segoe UI" w:eastAsia="MS Gothic" w:hAnsi="Segoe UI" w:cs="Segoe UI" w:hint="eastAsia"/>
+          <w:b/>
+          <w:bCs/>
+          <w:color w:val="3A7C22" w:themeColor="accent6" w:themeShade="BF"/>
+          <w:lang w:eastAsia="ja-JP"/>
+        </w:rPr>
+        <w:t>★</w:t>
+      </w:r>
+    </w:p>
+    <w:p>
+      <w:pPr>
+        <w:pStyle w:val="Textebrut"/>
+        <w:rPr>
+          <w:rFonts w:ascii="Segoe UI" w:eastAsia="MS Gothic" w:hAnsi="Segoe UI" w:cs="Segoe UI"/>
+          <w:lang w:eastAsia="ja-JP"/>
+        </w:rPr>
+      </w:pPr>
+    </w:p>
+    <w:p>
+      <w:pPr>
+        <w:pStyle w:val="Textebrut"/>
+        <w:rPr>
+          <w:rFonts w:ascii="Segoe UI" w:eastAsia="MS Gothic" w:hAnsi="Segoe UI" w:cs="Segoe UI"/>
+          <w:lang w:eastAsia="ja-JP"/>
+        </w:rPr>
+      </w:pPr>
+      <w:r>
+        <w:rPr>
+          <w:rFonts w:ascii="Segoe UI" w:eastAsia="MS Gothic" w:hAnsi="Segoe UI" w:cs="Segoe UI" w:hint="eastAsia"/>
+          <w:lang w:eastAsia="ja-JP"/>
+        </w:rPr>
+        <w:t>Si vous avez d</w:t>
+      </w:r>
+      <w:r>
+        <w:rPr>
+          <w:rFonts w:ascii="Segoe UI" w:eastAsia="MS Gothic" w:hAnsi="Segoe UI" w:cs="Segoe UI"/>
+          <w:lang w:eastAsia="ja-JP"/>
+        </w:rPr>
+        <w:t>é</w:t>
+      </w:r>
+      <w:r>
+        <w:rPr>
+          <w:rFonts w:ascii="Segoe UI" w:eastAsia="MS Gothic" w:hAnsi="Segoe UI" w:cs="Segoe UI" w:hint="eastAsia"/>
+          <w:lang w:eastAsia="ja-JP"/>
+        </w:rPr>
+        <w:t>j</w:t>
+      </w:r>
+      <w:r>
+        <w:rPr>
+          <w:rFonts w:ascii="Segoe UI" w:eastAsia="MS Gothic" w:hAnsi="Segoe UI" w:cs="Segoe UI"/>
+          <w:lang w:eastAsia="ja-JP"/>
+        </w:rPr>
+        <w:t>à</w:t>
+      </w:r>
+      <w:r>
+        <w:rPr>
+          <w:rFonts w:ascii="Segoe UI" w:eastAsia="MS Gothic" w:hAnsi="Segoe UI" w:cs="Segoe UI" w:hint="eastAsia"/>
+          <w:lang w:eastAsia="ja-JP"/>
+        </w:rPr>
+        <w:t xml:space="preserve"> install</w:t>
+      </w:r>
+      <w:r>
+        <w:rPr>
+          <w:rFonts w:ascii="Segoe UI" w:eastAsia="MS Gothic" w:hAnsi="Segoe UI" w:cs="Segoe UI"/>
+          <w:lang w:eastAsia="ja-JP"/>
+        </w:rPr>
+        <w:t>é</w:t>
+      </w:r>
+      <w:r>
+        <w:rPr>
+          <w:rFonts w:ascii="Segoe UI" w:eastAsia="MS Gothic" w:hAnsi="Segoe UI" w:cs="Segoe UI" w:hint="eastAsia"/>
+          <w:lang w:eastAsia="ja-JP"/>
+        </w:rPr>
+        <w:t xml:space="preserve"> PLINK.SYS, r</w:t>
+      </w:r>
+      <w:r>
+        <w:rPr>
+          <w:rFonts w:ascii="Segoe UI" w:eastAsia="MS Gothic" w:hAnsi="Segoe UI" w:cs="Segoe UI"/>
+          <w:lang w:eastAsia="ja-JP"/>
+        </w:rPr>
+        <w:t>é</w:t>
+      </w:r>
+      <w:r>
+        <w:rPr>
+          <w:rFonts w:ascii="Segoe UI" w:eastAsia="MS Gothic" w:hAnsi="Segoe UI" w:cs="Segoe UI" w:hint="eastAsia"/>
+          <w:lang w:eastAsia="ja-JP"/>
+        </w:rPr>
+        <w:t>initialisez tout et supprimez "PLINK.SYS".</w:t>
+      </w:r>
+    </w:p>
+    <w:p>
+      <w:pPr>
+        <w:pStyle w:val="Textebrut"/>
+        <w:rPr>
+          <w:rFonts w:ascii="Segoe UI" w:eastAsia="MS Gothic" w:hAnsi="Segoe UI" w:cs="Segoe UI"/>
+          <w:lang w:eastAsia="ja-JP"/>
+        </w:rPr>
+      </w:pPr>
+    </w:p>
+    <w:p>
+      <w:pPr>
+        <w:pStyle w:val="Textebrut"/>
+        <w:rPr>
+          <w:rFonts w:ascii="Segoe UI" w:eastAsia="MS Gothic" w:hAnsi="Segoe UI" w:cs="Segoe UI"/>
+          <w:lang w:eastAsia="ja-JP"/>
+        </w:rPr>
+      </w:pPr>
+      <w:r>
+        <w:rPr>
+          <w:rFonts w:ascii="Segoe UI" w:eastAsia="MS Gothic" w:hAnsi="Segoe UI" w:cs="Segoe UI" w:hint="eastAsia"/>
+          <w:lang w:eastAsia="ja-JP"/>
+        </w:rPr>
+        <w:t>Ce programme est un pilote de p</w:t>
+      </w:r>
+      <w:r>
+        <w:rPr>
+          <w:rFonts w:ascii="Segoe UI" w:eastAsia="MS Gothic" w:hAnsi="Segoe UI" w:cs="Segoe UI"/>
+          <w:lang w:eastAsia="ja-JP"/>
+        </w:rPr>
+        <w:t>é</w:t>
+      </w:r>
+      <w:r>
+        <w:rPr>
+          <w:rFonts w:ascii="Segoe UI" w:eastAsia="MS Gothic" w:hAnsi="Segoe UI" w:cs="Segoe UI" w:hint="eastAsia"/>
+          <w:lang w:eastAsia="ja-JP"/>
+        </w:rPr>
+        <w:t>riph</w:t>
+      </w:r>
+      <w:r>
+        <w:rPr>
+          <w:rFonts w:ascii="Segoe UI" w:eastAsia="MS Gothic" w:hAnsi="Segoe UI" w:cs="Segoe UI"/>
+          <w:lang w:eastAsia="ja-JP"/>
+        </w:rPr>
+        <w:t>é</w:t>
+      </w:r>
+      <w:r>
+        <w:rPr>
+          <w:rFonts w:ascii="Segoe UI" w:eastAsia="MS Gothic" w:hAnsi="Segoe UI" w:cs="Segoe UI" w:hint="eastAsia"/>
+          <w:lang w:eastAsia="ja-JP"/>
+        </w:rPr>
+        <w:t>rique qui r</w:t>
+      </w:r>
+      <w:r>
+        <w:rPr>
+          <w:rFonts w:ascii="Segoe UI" w:eastAsia="MS Gothic" w:hAnsi="Segoe UI" w:cs="Segoe UI"/>
+          <w:lang w:eastAsia="ja-JP"/>
+        </w:rPr>
+        <w:t>é</w:t>
+      </w:r>
+      <w:r>
+        <w:rPr>
+          <w:rFonts w:ascii="Segoe UI" w:eastAsia="MS Gothic" w:hAnsi="Segoe UI" w:cs="Segoe UI" w:hint="eastAsia"/>
+          <w:lang w:eastAsia="ja-JP"/>
+        </w:rPr>
+        <w:t>side dans "S</w:t>
+      </w:r>
+      <w:proofErr w:type="gramStart"/>
+      <w:r>
+        <w:rPr>
+          <w:rFonts w:ascii="Segoe UI" w:eastAsia="MS Gothic" w:hAnsi="Segoe UI" w:cs="Segoe UI" w:hint="eastAsia"/>
+          <w:lang w:eastAsia="ja-JP"/>
+        </w:rPr>
+        <w:t>1:</w:t>
+      </w:r>
+      <w:proofErr w:type="gramEnd"/>
+      <w:r>
+        <w:rPr>
+          <w:rFonts w:ascii="Segoe UI" w:eastAsia="MS Gothic" w:hAnsi="Segoe UI" w:cs="Segoe UI" w:hint="eastAsia"/>
+          <w:lang w:eastAsia="ja-JP"/>
+        </w:rPr>
+        <w:t xml:space="preserve">" et aucun programme en langage machine </w:t>
+      </w:r>
+      <w:r>
+        <w:rPr>
+          <w:rFonts w:ascii="Segoe UI" w:eastAsia="MS Gothic" w:hAnsi="Segoe UI" w:cs="Segoe UI"/>
+          <w:lang w:eastAsia="ja-JP"/>
+        </w:rPr>
+        <w:t>n’</w:t>
+      </w:r>
+      <w:r>
+        <w:rPr>
+          <w:rFonts w:ascii="Segoe UI" w:eastAsia="MS Gothic" w:hAnsi="Segoe UI" w:cs="Segoe UI" w:hint="eastAsia"/>
+          <w:lang w:eastAsia="ja-JP"/>
+        </w:rPr>
+        <w:t xml:space="preserve">est requis pour </w:t>
+      </w:r>
+      <w:r>
+        <w:rPr>
+          <w:rFonts w:ascii="Segoe UI" w:eastAsia="MS Gothic" w:hAnsi="Segoe UI" w:cs="Segoe UI"/>
+          <w:lang w:eastAsia="ja-JP"/>
+        </w:rPr>
+        <w:t>l’</w:t>
+      </w:r>
+      <w:r>
+        <w:rPr>
+          <w:rFonts w:ascii="Segoe UI" w:eastAsia="MS Gothic" w:hAnsi="Segoe UI" w:cs="Segoe UI" w:hint="eastAsia"/>
+          <w:lang w:eastAsia="ja-JP"/>
+        </w:rPr>
+        <w:t xml:space="preserve">utiliser. Cependant, </w:t>
+      </w:r>
+      <w:r>
+        <w:rPr>
+          <w:rFonts w:ascii="Segoe UI" w:eastAsia="MS Gothic" w:hAnsi="Segoe UI" w:cs="Segoe UI"/>
+          <w:lang w:eastAsia="ja-JP"/>
+        </w:rPr>
+        <w:t>é</w:t>
+      </w:r>
+      <w:r>
+        <w:rPr>
+          <w:rFonts w:ascii="Segoe UI" w:eastAsia="MS Gothic" w:hAnsi="Segoe UI" w:cs="Segoe UI" w:hint="eastAsia"/>
+          <w:lang w:eastAsia="ja-JP"/>
+        </w:rPr>
+        <w:t>tant donn</w:t>
+      </w:r>
+      <w:r>
+        <w:rPr>
+          <w:rFonts w:ascii="Segoe UI" w:eastAsia="MS Gothic" w:hAnsi="Segoe UI" w:cs="Segoe UI"/>
+          <w:lang w:eastAsia="ja-JP"/>
+        </w:rPr>
+        <w:t>é</w:t>
+      </w:r>
+      <w:r>
+        <w:rPr>
+          <w:rFonts w:ascii="Segoe UI" w:eastAsia="MS Gothic" w:hAnsi="Segoe UI" w:cs="Segoe UI" w:hint="eastAsia"/>
+          <w:lang w:eastAsia="ja-JP"/>
+        </w:rPr>
+        <w:t xml:space="preserve"> que le programme d'installation qui le rend r</w:t>
+      </w:r>
+      <w:r>
+        <w:rPr>
+          <w:rFonts w:ascii="Segoe UI" w:eastAsia="MS Gothic" w:hAnsi="Segoe UI" w:cs="Segoe UI"/>
+          <w:lang w:eastAsia="ja-JP"/>
+        </w:rPr>
+        <w:t>é</w:t>
+      </w:r>
+      <w:r>
+        <w:rPr>
+          <w:rFonts w:ascii="Segoe UI" w:eastAsia="MS Gothic" w:hAnsi="Segoe UI" w:cs="Segoe UI" w:hint="eastAsia"/>
+          <w:lang w:eastAsia="ja-JP"/>
+        </w:rPr>
+        <w:t xml:space="preserve">sident est </w:t>
+      </w:r>
+      <w:r>
+        <w:rPr>
+          <w:rFonts w:ascii="Segoe UI" w:eastAsia="MS Gothic" w:hAnsi="Segoe UI" w:cs="Segoe UI"/>
+          <w:lang w:eastAsia="ja-JP"/>
+        </w:rPr>
+        <w:t>é</w:t>
+      </w:r>
+      <w:r>
+        <w:rPr>
+          <w:rFonts w:ascii="Segoe UI" w:eastAsia="MS Gothic" w:hAnsi="Segoe UI" w:cs="Segoe UI" w:hint="eastAsia"/>
+          <w:lang w:eastAsia="ja-JP"/>
+        </w:rPr>
+        <w:t>crit en langage machine, pour l'ex</w:t>
+      </w:r>
+      <w:r>
+        <w:rPr>
+          <w:rFonts w:ascii="Segoe UI" w:eastAsia="MS Gothic" w:hAnsi="Segoe UI" w:cs="Segoe UI"/>
+          <w:lang w:eastAsia="ja-JP"/>
+        </w:rPr>
+        <w:t>é</w:t>
+      </w:r>
+      <w:r>
+        <w:rPr>
+          <w:rFonts w:ascii="Segoe UI" w:eastAsia="MS Gothic" w:hAnsi="Segoe UI" w:cs="Segoe UI" w:hint="eastAsia"/>
+          <w:lang w:eastAsia="ja-JP"/>
+        </w:rPr>
+        <w:t xml:space="preserve">cuter, $BF000 ~ doit </w:t>
+      </w:r>
+      <w:r>
+        <w:rPr>
+          <w:rFonts w:ascii="Segoe UI" w:eastAsia="MS Gothic" w:hAnsi="Segoe UI" w:cs="Segoe UI"/>
+          <w:lang w:eastAsia="ja-JP"/>
+        </w:rPr>
+        <w:t>ê</w:t>
+      </w:r>
+      <w:r>
+        <w:rPr>
+          <w:rFonts w:ascii="Segoe UI" w:eastAsia="MS Gothic" w:hAnsi="Segoe UI" w:cs="Segoe UI" w:hint="eastAsia"/>
+          <w:lang w:eastAsia="ja-JP"/>
+        </w:rPr>
+        <w:t>tre un domaine en langage machine.</w:t>
+      </w:r>
+    </w:p>
+    <w:p>
+      <w:pPr>
+        <w:pStyle w:val="Textebrut"/>
+        <w:rPr>
+          <w:rFonts w:ascii="Segoe UI" w:eastAsia="MS Gothic" w:hAnsi="Segoe UI" w:cs="Segoe UI"/>
           <w:lang w:val="en-GB" w:eastAsia="ja-JP"/>
         </w:rPr>
       </w:pPr>
       <w:r>
         <w:rPr>
           <w:rFonts w:ascii="Segoe UI" w:eastAsia="MS Gothic" w:hAnsi="Segoe UI" w:cs="Segoe UI" w:hint="eastAsia"/>
-          <w:b/>
-          <w:bCs/>
           <w:lang w:val="en-GB" w:eastAsia="ja-JP"/>
         </w:rPr>
-        <w:t>(C) 1996-1997 Daisuke Mizobata</w:t>
-      </w:r>
-    </w:p>
-    <w:p>
-      <w:pPr>
-        <w:pStyle w:val="Textebrut"/>
-        <w:jc w:val="center"/>
-        <w:rPr>
-          <w:rFonts w:ascii="Segoe UI" w:eastAsia="MS Gothic" w:hAnsi="Segoe UI" w:cs="Segoe UI"/>
-          <w:b/>
-          <w:bCs/>
+        <w:t xml:space="preserve">Par </w:t>
+      </w:r>
+      <w:proofErr w:type="spellStart"/>
+      <w:proofErr w:type="gramStart"/>
+      <w:r>
+        <w:rPr>
+          <w:rFonts w:ascii="Segoe UI" w:eastAsia="MS Gothic" w:hAnsi="Segoe UI" w:cs="Segoe UI" w:hint="eastAsia"/>
           <w:lang w:val="en-GB" w:eastAsia="ja-JP"/>
         </w:rPr>
-      </w:pPr>
-      <w:r>
-        <w:rPr>
-          <w:rFonts w:ascii="Segoe UI" w:eastAsia="MS Gothic" w:hAnsi="Segoe UI" w:cs="Segoe UI" w:hint="eastAsia"/>
-          <w:b/>
-          <w:bCs/>
+        <w:t>exemple</w:t>
+      </w:r>
+      <w:proofErr w:type="spellEnd"/>
+      <w:r>
+        <w:rPr>
+          <w:rFonts w:ascii="Segoe UI" w:eastAsia="MS Gothic" w:hAnsi="Segoe UI" w:cs="Segoe UI"/>
           <w:lang w:val="en-GB" w:eastAsia="ja-JP"/>
         </w:rPr>
-        <w:t>(c) 1990, 93, 94 N. Kon</w:t>
-      </w:r>
-    </w:p>
-    <w:p>
-      <w:pPr>
-        <w:pStyle w:val="Textebrut"/>
-        <w:rPr>
-          <w:rFonts w:ascii="Segoe UI" w:eastAsia="MS Gothic" w:hAnsi="Segoe UI" w:cs="Segoe UI"/>
-          <w:lang w:val="en-GB" w:eastAsia="ja-JP"/>
-        </w:rPr>
-      </w:pPr>
-    </w:p>
-    <w:p>
-      <w:pPr>
-        <w:pStyle w:val="Textebrut"/>
-        <w:rPr>
-          <w:rFonts w:ascii="Segoe UI" w:eastAsia="MS Gothic" w:hAnsi="Segoe UI" w:cs="Segoe UI"/>
-          <w:lang w:eastAsia="ja-JP"/>
-        </w:rPr>
-      </w:pPr>
-      <w:r>
-        <w:rPr>
-          <w:rFonts w:ascii="Segoe UI" w:eastAsia="MS Gothic" w:hAnsi="Segoe UI" w:cs="Segoe UI" w:hint="eastAsia"/>
-          <w:lang w:eastAsia="ja-JP"/>
-        </w:rPr>
-        <w:t>================================================================</w:t>
-      </w:r>
-    </w:p>
-    <w:p>
-      <w:pPr>
-        <w:pStyle w:val="Textebrut"/>
-        <w:rPr>
-          <w:rFonts w:ascii="Segoe UI" w:eastAsia="MS Gothic" w:hAnsi="Segoe UI" w:cs="Segoe UI"/>
-          <w:lang w:eastAsia="ja-JP"/>
-        </w:rPr>
-      </w:pPr>
-    </w:p>
-    <w:p>
-      <w:pPr>
-        <w:pStyle w:val="Textebrut"/>
-        <w:rPr>
-          <w:rFonts w:ascii="Segoe UI" w:eastAsia="MS Gothic" w:hAnsi="Segoe UI" w:cs="Segoe UI"/>
-          <w:lang w:eastAsia="ja-JP"/>
-        </w:rPr>
-      </w:pPr>
-      <w:r>
-        <w:rPr>
-          <w:rFonts w:ascii="Segoe UI" w:eastAsia="MS Gothic" w:hAnsi="Segoe UI" w:cs="Segoe UI" w:hint="eastAsia"/>
-          <w:lang w:eastAsia="ja-JP"/>
-        </w:rPr>
-        <w:t xml:space="preserve">Il </w:t>
-      </w:r>
-      <w:r>
-        <w:rPr>
-          <w:rFonts w:ascii="Segoe UI" w:eastAsia="MS Gothic" w:hAnsi="Segoe UI" w:cs="Segoe UI"/>
-          <w:lang w:eastAsia="ja-JP"/>
-        </w:rPr>
-        <w:t>s’</w:t>
-      </w:r>
-      <w:r>
-        <w:rPr>
-          <w:rFonts w:ascii="Segoe UI" w:eastAsia="MS Gothic" w:hAnsi="Segoe UI" w:cs="Segoe UI" w:hint="eastAsia"/>
-          <w:lang w:eastAsia="ja-JP"/>
-        </w:rPr>
-        <w:t xml:space="preserve">agit </w:t>
-      </w:r>
-      <w:r>
-        <w:rPr>
-          <w:rFonts w:ascii="Segoe UI" w:eastAsia="MS Gothic" w:hAnsi="Segoe UI" w:cs="Segoe UI"/>
-          <w:lang w:eastAsia="ja-JP"/>
-        </w:rPr>
-        <w:t>d’</w:t>
-      </w:r>
-      <w:r>
-        <w:rPr>
-          <w:rFonts w:ascii="Segoe UI" w:eastAsia="MS Gothic" w:hAnsi="Segoe UI" w:cs="Segoe UI" w:hint="eastAsia"/>
-          <w:lang w:eastAsia="ja-JP"/>
-        </w:rPr>
-        <w:t xml:space="preserve">un pilote de </w:t>
-      </w:r>
-      <w:r>
-        <w:rPr>
-          <w:rFonts w:ascii="Segoe UI" w:eastAsia="MS Gothic" w:hAnsi="Segoe UI" w:cs="Segoe UI" w:hint="eastAsia"/>
-          <w:lang w:eastAsia="ja-JP"/>
-        </w:rPr>
-        <w:t>p</w:t>
-      </w:r>
-      <w:r>
-        <w:rPr>
-          <w:rFonts w:ascii="Segoe UI" w:eastAsia="MS Gothic" w:hAnsi="Segoe UI" w:cs="Segoe UI"/>
-          <w:lang w:eastAsia="ja-JP"/>
-        </w:rPr>
-        <w:t>é</w:t>
-      </w:r>
-      <w:r>
-        <w:rPr>
-          <w:rFonts w:ascii="Segoe UI" w:eastAsia="MS Gothic" w:hAnsi="Segoe UI" w:cs="Segoe UI" w:hint="eastAsia"/>
-          <w:lang w:eastAsia="ja-JP"/>
-        </w:rPr>
-        <w:t>riph</w:t>
-      </w:r>
-      <w:r>
-        <w:rPr>
-          <w:rFonts w:ascii="Segoe UI" w:eastAsia="MS Gothic" w:hAnsi="Segoe UI" w:cs="Segoe UI"/>
-          <w:lang w:eastAsia="ja-JP"/>
-        </w:rPr>
-        <w:t>é</w:t>
-      </w:r>
-      <w:r>
-        <w:rPr>
-          <w:rFonts w:ascii="Segoe UI" w:eastAsia="MS Gothic" w:hAnsi="Segoe UI" w:cs="Segoe UI" w:hint="eastAsia"/>
-          <w:lang w:eastAsia="ja-JP"/>
-        </w:rPr>
-        <w:t xml:space="preserve">rique </w:t>
-      </w:r>
-      <w:r>
-        <w:rPr>
-          <w:rFonts w:ascii="Segoe UI" w:eastAsia="MS Gothic" w:hAnsi="Segoe UI" w:cs="Segoe UI" w:hint="eastAsia"/>
-          <w:lang w:eastAsia="ja-JP"/>
-        </w:rPr>
-        <w:t xml:space="preserve">pour </w:t>
-      </w:r>
-      <w:r>
-        <w:rPr>
-          <w:rFonts w:ascii="Segoe UI" w:eastAsia="MS Gothic" w:hAnsi="Segoe UI" w:cs="Segoe UI"/>
-          <w:lang w:eastAsia="ja-JP"/>
-        </w:rPr>
-        <w:t>l’</w:t>
-      </w:r>
-      <w:r>
-        <w:rPr>
-          <w:rFonts w:ascii="Segoe UI" w:eastAsia="MS Gothic" w:hAnsi="Segoe UI" w:cs="Segoe UI" w:hint="eastAsia"/>
-          <w:lang w:eastAsia="ja-JP"/>
-        </w:rPr>
-        <w:t>ordinateur de poche s</w:t>
-      </w:r>
-      <w:r>
-        <w:rPr>
-          <w:rFonts w:ascii="Segoe UI" w:eastAsia="MS Gothic" w:hAnsi="Segoe UI" w:cs="Segoe UI"/>
-          <w:lang w:eastAsia="ja-JP"/>
-        </w:rPr>
-        <w:t>é</w:t>
-      </w:r>
-      <w:r>
-        <w:rPr>
-          <w:rFonts w:ascii="Segoe UI" w:eastAsia="MS Gothic" w:hAnsi="Segoe UI" w:cs="Segoe UI" w:hint="eastAsia"/>
-          <w:lang w:eastAsia="ja-JP"/>
-        </w:rPr>
-        <w:t xml:space="preserve">rie PC-E 500 </w:t>
-      </w:r>
-      <w:r>
-        <w:rPr>
-          <w:rFonts w:ascii="Segoe UI" w:eastAsia="MS Gothic" w:hAnsi="Segoe UI" w:cs="Segoe UI"/>
-          <w:lang w:eastAsia="ja-JP"/>
-        </w:rPr>
-        <w:t>d’</w:t>
-      </w:r>
-      <w:r>
-        <w:rPr>
-          <w:rFonts w:ascii="Segoe UI" w:eastAsia="MS Gothic" w:hAnsi="Segoe UI" w:cs="Segoe UI" w:hint="eastAsia"/>
-          <w:lang w:eastAsia="ja-JP"/>
-        </w:rPr>
-        <w:t>un syst</w:t>
-      </w:r>
-      <w:r>
-        <w:rPr>
-          <w:rFonts w:ascii="Segoe UI" w:eastAsia="MS Gothic" w:hAnsi="Segoe UI" w:cs="Segoe UI"/>
-          <w:lang w:eastAsia="ja-JP"/>
-        </w:rPr>
-        <w:t>è</w:t>
-      </w:r>
-      <w:r>
-        <w:rPr>
-          <w:rFonts w:ascii="Segoe UI" w:eastAsia="MS Gothic" w:hAnsi="Segoe UI" w:cs="Segoe UI" w:hint="eastAsia"/>
-          <w:lang w:eastAsia="ja-JP"/>
-        </w:rPr>
-        <w:t>me de lien de poche</w:t>
-      </w:r>
-      <w:r>
-        <w:rPr>
-          <w:rFonts w:ascii="Segoe UI" w:eastAsia="MS Gothic" w:hAnsi="Segoe UI" w:cs="Segoe UI"/>
-          <w:lang w:eastAsia="ja-JP"/>
-        </w:rPr>
-        <w:t>.</w:t>
-      </w:r>
-    </w:p>
-    <w:p>
-      <w:pPr>
-        <w:pStyle w:val="Textebrut"/>
-        <w:rPr>
-          <w:rFonts w:ascii="Segoe UI" w:eastAsia="MS Gothic" w:hAnsi="Segoe UI" w:cs="Segoe UI"/>
-          <w:lang w:eastAsia="ja-JP"/>
-        </w:rPr>
-      </w:pPr>
-      <w:r>
-        <w:rPr>
-          <w:rFonts w:ascii="Segoe UI" w:eastAsia="MS Gothic" w:hAnsi="Segoe UI" w:cs="Segoe UI" w:hint="eastAsia"/>
-          <w:lang w:eastAsia="ja-JP"/>
-        </w:rPr>
-        <w:t>Sur la base de la version 1.0</w:t>
-      </w:r>
-      <w:r>
-        <w:rPr>
-          <w:rFonts w:ascii="Segoe UI" w:eastAsia="MS Gothic" w:hAnsi="Segoe UI" w:cs="Segoe UI"/>
-          <w:lang w:eastAsia="ja-JP"/>
-        </w:rPr>
-        <w:t>s</w:t>
-      </w:r>
-      <w:r>
-        <w:rPr>
-          <w:rFonts w:ascii="Segoe UI" w:eastAsia="MS Gothic" w:hAnsi="Segoe UI" w:cs="Segoe UI" w:hint="eastAsia"/>
-          <w:lang w:eastAsia="ja-JP"/>
-        </w:rPr>
-        <w:t>4 de PLINK.SYS des adultes proches, nous avons augment</w:t>
-      </w:r>
-      <w:r>
-        <w:rPr>
-          <w:rFonts w:ascii="Segoe UI" w:eastAsia="MS Gothic" w:hAnsi="Segoe UI" w:cs="Segoe UI"/>
-          <w:lang w:eastAsia="ja-JP"/>
-        </w:rPr>
-        <w:t>é</w:t>
-      </w:r>
-      <w:r>
-        <w:rPr>
-          <w:rFonts w:ascii="Segoe UI" w:eastAsia="MS Gothic" w:hAnsi="Segoe UI" w:cs="Segoe UI" w:hint="eastAsia"/>
-          <w:lang w:eastAsia="ja-JP"/>
-        </w:rPr>
-        <w:t xml:space="preserve"> la capacit</w:t>
-      </w:r>
-      <w:r>
-        <w:rPr>
-          <w:rFonts w:ascii="Segoe UI" w:eastAsia="MS Gothic" w:hAnsi="Segoe UI" w:cs="Segoe UI"/>
-          <w:lang w:eastAsia="ja-JP"/>
-        </w:rPr>
-        <w:t>é</w:t>
-      </w:r>
-      <w:r>
-        <w:rPr>
-          <w:rFonts w:ascii="Segoe UI" w:eastAsia="MS Gothic" w:hAnsi="Segoe UI" w:cs="Segoe UI" w:hint="eastAsia"/>
-          <w:lang w:eastAsia="ja-JP"/>
-        </w:rPr>
-        <w:t xml:space="preserve"> de la m</w:t>
-      </w:r>
-      <w:r>
-        <w:rPr>
-          <w:rFonts w:ascii="Segoe UI" w:eastAsia="MS Gothic" w:hAnsi="Segoe UI" w:cs="Segoe UI"/>
-          <w:lang w:eastAsia="ja-JP"/>
-        </w:rPr>
-        <w:t>é</w:t>
-      </w:r>
-      <w:r>
-        <w:rPr>
-          <w:rFonts w:ascii="Segoe UI" w:eastAsia="MS Gothic" w:hAnsi="Segoe UI" w:cs="Segoe UI" w:hint="eastAsia"/>
-          <w:lang w:eastAsia="ja-JP"/>
-        </w:rPr>
-        <w:t xml:space="preserve">moire cache </w:t>
-      </w:r>
-      <w:r>
-        <w:rPr>
-          <w:rFonts w:ascii="Segoe UI" w:eastAsia="MS Gothic" w:hAnsi="Segoe UI" w:cs="Segoe UI"/>
-          <w:lang w:eastAsia="ja-JP"/>
-        </w:rPr>
-        <w:t>à</w:t>
-      </w:r>
-      <w:r>
-        <w:rPr>
-          <w:rFonts w:ascii="Segoe UI" w:eastAsia="MS Gothic" w:hAnsi="Segoe UI" w:cs="Segoe UI" w:hint="eastAsia"/>
-          <w:lang w:eastAsia="ja-JP"/>
-        </w:rPr>
-        <w:t xml:space="preserve"> 8 secteurs pour acc</w:t>
-      </w:r>
-      <w:r>
-        <w:rPr>
-          <w:rFonts w:ascii="Segoe UI" w:eastAsia="MS Gothic" w:hAnsi="Segoe UI" w:cs="Segoe UI"/>
-          <w:lang w:eastAsia="ja-JP"/>
-        </w:rPr>
-        <w:t>é</w:t>
-      </w:r>
-      <w:r>
-        <w:rPr>
-          <w:rFonts w:ascii="Segoe UI" w:eastAsia="MS Gothic" w:hAnsi="Segoe UI" w:cs="Segoe UI" w:hint="eastAsia"/>
-          <w:lang w:eastAsia="ja-JP"/>
-        </w:rPr>
-        <w:t>l</w:t>
-      </w:r>
-      <w:r>
-        <w:rPr>
-          <w:rFonts w:ascii="Segoe UI" w:eastAsia="MS Gothic" w:hAnsi="Segoe UI" w:cs="Segoe UI"/>
-          <w:lang w:eastAsia="ja-JP"/>
-        </w:rPr>
-        <w:t>é</w:t>
-      </w:r>
-      <w:r>
-        <w:rPr>
-          <w:rFonts w:ascii="Segoe UI" w:eastAsia="MS Gothic" w:hAnsi="Segoe UI" w:cs="Segoe UI" w:hint="eastAsia"/>
-          <w:lang w:eastAsia="ja-JP"/>
-        </w:rPr>
-        <w:t xml:space="preserve">rer la lecture et </w:t>
-      </w:r>
-      <w:r>
-        <w:rPr>
-          <w:rFonts w:ascii="Segoe UI" w:eastAsia="MS Gothic" w:hAnsi="Segoe UI" w:cs="Segoe UI"/>
-          <w:lang w:eastAsia="ja-JP"/>
-        </w:rPr>
-        <w:t>l’</w:t>
-      </w:r>
-      <w:r>
-        <w:rPr>
-          <w:rFonts w:ascii="Segoe UI" w:eastAsia="MS Gothic" w:hAnsi="Segoe UI" w:cs="Segoe UI"/>
-          <w:lang w:eastAsia="ja-JP"/>
-        </w:rPr>
-        <w:t>é</w:t>
-      </w:r>
-      <w:r>
-        <w:rPr>
-          <w:rFonts w:ascii="Segoe UI" w:eastAsia="MS Gothic" w:hAnsi="Segoe UI" w:cs="Segoe UI" w:hint="eastAsia"/>
-          <w:lang w:eastAsia="ja-JP"/>
-        </w:rPr>
-        <w:t>criture. De m</w:t>
-      </w:r>
-      <w:r>
-        <w:rPr>
-          <w:rFonts w:ascii="Segoe UI" w:eastAsia="MS Gothic" w:hAnsi="Segoe UI" w:cs="Segoe UI"/>
-          <w:lang w:eastAsia="ja-JP"/>
-        </w:rPr>
-        <w:t>ê</w:t>
-      </w:r>
-      <w:r>
-        <w:rPr>
-          <w:rFonts w:ascii="Segoe UI" w:eastAsia="MS Gothic" w:hAnsi="Segoe UI" w:cs="Segoe UI" w:hint="eastAsia"/>
-          <w:lang w:eastAsia="ja-JP"/>
-        </w:rPr>
-        <w:t xml:space="preserve">me, si l'ordinateur personnel le prend en charge, vous pouvez </w:t>
-      </w:r>
-      <w:r>
-        <w:rPr>
-          <w:rFonts w:ascii="Segoe UI" w:eastAsia="MS Gothic" w:hAnsi="Segoe UI" w:cs="Segoe UI"/>
-          <w:lang w:eastAsia="ja-JP"/>
-        </w:rPr>
-        <w:t>é</w:t>
-      </w:r>
-      <w:r>
-        <w:rPr>
-          <w:rFonts w:ascii="Segoe UI" w:eastAsia="MS Gothic" w:hAnsi="Segoe UI" w:cs="Segoe UI" w:hint="eastAsia"/>
-          <w:lang w:eastAsia="ja-JP"/>
-        </w:rPr>
-        <w:t>galement utiliser "L:" avec une capacit</w:t>
-      </w:r>
-      <w:r>
-        <w:rPr>
-          <w:rFonts w:ascii="Segoe UI" w:eastAsia="MS Gothic" w:hAnsi="Segoe UI" w:cs="Segoe UI"/>
-          <w:lang w:eastAsia="ja-JP"/>
-        </w:rPr>
-        <w:t>é</w:t>
-      </w:r>
-      <w:r>
-        <w:rPr>
-          <w:rFonts w:ascii="Segoe UI" w:eastAsia="MS Gothic" w:hAnsi="Segoe UI" w:cs="Segoe UI" w:hint="eastAsia"/>
-          <w:lang w:eastAsia="ja-JP"/>
-        </w:rPr>
-        <w:t xml:space="preserve"> de 512 Ko (g</w:t>
-      </w:r>
-      <w:r>
-        <w:rPr>
-          <w:rFonts w:ascii="Segoe UI" w:eastAsia="MS Gothic" w:hAnsi="Segoe UI" w:cs="Segoe UI"/>
-          <w:lang w:eastAsia="ja-JP"/>
-        </w:rPr>
-        <w:t>é</w:t>
-      </w:r>
-      <w:r>
-        <w:rPr>
-          <w:rFonts w:ascii="Segoe UI" w:eastAsia="MS Gothic" w:hAnsi="Segoe UI" w:cs="Segoe UI" w:hint="eastAsia"/>
-          <w:lang w:eastAsia="ja-JP"/>
-        </w:rPr>
-        <w:t>n</w:t>
-      </w:r>
-      <w:r>
-        <w:rPr>
-          <w:rFonts w:ascii="Segoe UI" w:eastAsia="MS Gothic" w:hAnsi="Segoe UI" w:cs="Segoe UI"/>
-          <w:lang w:eastAsia="ja-JP"/>
-        </w:rPr>
-        <w:t>é</w:t>
-      </w:r>
-      <w:r>
-        <w:rPr>
-          <w:rFonts w:ascii="Segoe UI" w:eastAsia="MS Gothic" w:hAnsi="Segoe UI" w:cs="Segoe UI" w:hint="eastAsia"/>
-          <w:lang w:eastAsia="ja-JP"/>
-        </w:rPr>
-        <w:t>ralement de 128 Ko).</w:t>
-      </w:r>
-    </w:p>
-    <w:p>
-      <w:pPr>
-        <w:pStyle w:val="Textebrut"/>
-        <w:rPr>
-          <w:rFonts w:ascii="Segoe UI" w:eastAsia="MS Gothic" w:hAnsi="Segoe UI" w:cs="Segoe UI"/>
-          <w:lang w:eastAsia="ja-JP"/>
-        </w:rPr>
-      </w:pPr>
-    </w:p>
-    <w:p>
-      <w:pPr>
-        <w:pStyle w:val="Textebrut"/>
-        <w:rPr>
-          <w:rFonts w:ascii="Segoe UI" w:eastAsia="MS Gothic" w:hAnsi="Segoe UI" w:cs="Segoe UI"/>
-          <w:lang w:eastAsia="ja-JP"/>
-        </w:rPr>
-      </w:pPr>
-    </w:p>
-    <w:p>
-      <w:pPr>
-        <w:pStyle w:val="Textebrut"/>
-        <w:rPr>
-          <w:rFonts w:ascii="Segoe UI" w:eastAsia="MS Gothic" w:hAnsi="Segoe UI" w:cs="Segoe UI"/>
-          <w:b/>
-          <w:bCs/>
-          <w:color w:val="0F4761" w:themeColor="accent1" w:themeShade="BF"/>
-          <w:lang w:eastAsia="ja-JP"/>
-        </w:rPr>
-      </w:pPr>
-      <w:r>
-        <w:rPr>
-          <w:rFonts w:ascii="Segoe UI" w:eastAsia="MS Gothic" w:hAnsi="Segoe UI" w:cs="Segoe UI" w:hint="eastAsia"/>
-          <w:b/>
-          <w:bCs/>
-          <w:color w:val="0F4761" w:themeColor="accent1" w:themeShade="BF"/>
-          <w:lang w:eastAsia="ja-JP"/>
-        </w:rPr>
-        <w:t>★</w:t>
-      </w:r>
-      <w:r>
-        <w:rPr>
-          <w:rFonts w:ascii="Segoe UI" w:eastAsia="MS Gothic" w:hAnsi="Segoe UI" w:cs="Segoe UI" w:hint="eastAsia"/>
-          <w:b/>
-          <w:bCs/>
-          <w:color w:val="0F4761" w:themeColor="accent1" w:themeShade="BF"/>
-          <w:lang w:eastAsia="ja-JP"/>
-        </w:rPr>
-        <w:t xml:space="preserve"> </w:t>
-      </w:r>
-      <w:r>
-        <w:rPr>
-          <w:rFonts w:ascii="Segoe UI" w:eastAsia="MS Gothic" w:hAnsi="Segoe UI" w:cs="Segoe UI" w:hint="eastAsia"/>
-          <w:b/>
-          <w:bCs/>
-          <w:color w:val="0F4761" w:themeColor="accent1" w:themeShade="BF"/>
-          <w:lang w:eastAsia="ja-JP"/>
-        </w:rPr>
-        <w:t>☆</w:t>
-      </w:r>
-      <w:r>
-        <w:rPr>
-          <w:rFonts w:ascii="Segoe UI" w:eastAsia="MS Gothic" w:hAnsi="Segoe UI" w:cs="Segoe UI" w:hint="eastAsia"/>
-          <w:b/>
-          <w:bCs/>
-          <w:color w:val="0F4761" w:themeColor="accent1" w:themeShade="BF"/>
-          <w:lang w:eastAsia="ja-JP"/>
-        </w:rPr>
-        <w:t xml:space="preserve"> Syst</w:t>
-      </w:r>
-      <w:r>
-        <w:rPr>
-          <w:rFonts w:ascii="Segoe UI" w:eastAsia="MS Gothic" w:hAnsi="Segoe UI" w:cs="Segoe UI"/>
-          <w:b/>
-          <w:bCs/>
-          <w:color w:val="0F4761" w:themeColor="accent1" w:themeShade="BF"/>
-          <w:lang w:eastAsia="ja-JP"/>
-        </w:rPr>
-        <w:t>è</w:t>
-      </w:r>
-      <w:r>
-        <w:rPr>
-          <w:rFonts w:ascii="Segoe UI" w:eastAsia="MS Gothic" w:hAnsi="Segoe UI" w:cs="Segoe UI" w:hint="eastAsia"/>
-          <w:b/>
-          <w:bCs/>
-          <w:color w:val="0F4761" w:themeColor="accent1" w:themeShade="BF"/>
-          <w:lang w:eastAsia="ja-JP"/>
-        </w:rPr>
-        <w:t xml:space="preserve">me Pocket Link </w:t>
-      </w:r>
-      <w:r>
-        <w:rPr>
-          <w:rFonts w:ascii="Segoe UI" w:eastAsia="MS Gothic" w:hAnsi="Segoe UI" w:cs="Segoe UI" w:hint="eastAsia"/>
-          <w:b/>
-          <w:bCs/>
-          <w:color w:val="0F4761" w:themeColor="accent1" w:themeShade="BF"/>
-          <w:lang w:eastAsia="ja-JP"/>
-        </w:rPr>
-        <w:t>☆</w:t>
-      </w:r>
-      <w:r>
-        <w:rPr>
-          <w:rFonts w:ascii="Segoe UI" w:eastAsia="MS Gothic" w:hAnsi="Segoe UI" w:cs="Segoe UI" w:hint="eastAsia"/>
-          <w:b/>
-          <w:bCs/>
-          <w:color w:val="0F4761" w:themeColor="accent1" w:themeShade="BF"/>
-          <w:lang w:eastAsia="ja-JP"/>
-        </w:rPr>
-        <w:t xml:space="preserve"> </w:t>
-      </w:r>
-      <w:r>
-        <w:rPr>
-          <w:rFonts w:ascii="Segoe UI" w:eastAsia="MS Gothic" w:hAnsi="Segoe UI" w:cs="Segoe UI" w:hint="eastAsia"/>
-          <w:b/>
-          <w:bCs/>
-          <w:color w:val="0F4761" w:themeColor="accent1" w:themeShade="BF"/>
-          <w:lang w:eastAsia="ja-JP"/>
-        </w:rPr>
-        <w:t>★</w:t>
-      </w:r>
-    </w:p>
-    <w:p>
-      <w:pPr>
-        <w:pStyle w:val="Textebrut"/>
-        <w:rPr>
-          <w:rFonts w:ascii="Segoe UI" w:eastAsia="MS Gothic" w:hAnsi="Segoe UI" w:cs="Segoe UI"/>
-          <w:lang w:eastAsia="ja-JP"/>
-        </w:rPr>
-      </w:pPr>
-    </w:p>
-    <w:p>
-      <w:pPr>
-        <w:pStyle w:val="Textebrut"/>
-        <w:rPr>
-          <w:rFonts w:ascii="Segoe UI" w:eastAsia="MS Gothic" w:hAnsi="Segoe UI" w:cs="Segoe UI"/>
-          <w:lang w:eastAsia="ja-JP"/>
-        </w:rPr>
-      </w:pPr>
-      <w:r>
-        <w:rPr>
-          <w:rFonts w:ascii="Segoe UI" w:eastAsia="MS Gothic" w:hAnsi="Segoe UI" w:cs="Segoe UI" w:hint="eastAsia"/>
-          <w:lang w:eastAsia="ja-JP"/>
-        </w:rPr>
-        <w:t xml:space="preserve">Pocket </w:t>
-      </w:r>
-      <w:r>
-        <w:rPr>
-          <w:rFonts w:ascii="Segoe UI" w:eastAsia="MS Gothic" w:hAnsi="Segoe UI" w:cs="Segoe UI" w:hint="eastAsia"/>
-          <w:lang w:eastAsia="ja-JP"/>
-        </w:rPr>
-        <w:t xml:space="preserve">Link est un outil </w:t>
-      </w:r>
-      <w:r>
-        <w:rPr>
-          <w:rFonts w:ascii="Segoe UI" w:eastAsia="MS Gothic" w:hAnsi="Segoe UI" w:cs="Segoe UI"/>
-          <w:lang w:eastAsia="ja-JP"/>
-        </w:rPr>
-        <w:t>d’é</w:t>
-      </w:r>
-      <w:r>
-        <w:rPr>
-          <w:rFonts w:ascii="Segoe UI" w:eastAsia="MS Gothic" w:hAnsi="Segoe UI" w:cs="Segoe UI" w:hint="eastAsia"/>
-          <w:lang w:eastAsia="ja-JP"/>
-        </w:rPr>
-        <w:t>change de donn</w:t>
-      </w:r>
-      <w:r>
-        <w:rPr>
-          <w:rFonts w:ascii="Segoe UI" w:eastAsia="MS Gothic" w:hAnsi="Segoe UI" w:cs="Segoe UI"/>
-          <w:lang w:eastAsia="ja-JP"/>
-        </w:rPr>
-        <w:t>é</w:t>
-      </w:r>
-      <w:r>
-        <w:rPr>
-          <w:rFonts w:ascii="Segoe UI" w:eastAsia="MS Gothic" w:hAnsi="Segoe UI" w:cs="Segoe UI" w:hint="eastAsia"/>
-          <w:lang w:eastAsia="ja-JP"/>
-        </w:rPr>
-        <w:t>es entre Pocket Computer et PC, annonc</w:t>
-      </w:r>
-      <w:r>
-        <w:rPr>
-          <w:rFonts w:ascii="Segoe UI" w:eastAsia="MS Gothic" w:hAnsi="Segoe UI" w:cs="Segoe UI"/>
-          <w:lang w:eastAsia="ja-JP"/>
-        </w:rPr>
-        <w:t>é</w:t>
-      </w:r>
-      <w:r>
-        <w:rPr>
-          <w:rFonts w:ascii="Segoe UI" w:eastAsia="MS Gothic" w:hAnsi="Segoe UI" w:cs="Segoe UI" w:hint="eastAsia"/>
-          <w:lang w:eastAsia="ja-JP"/>
-        </w:rPr>
-        <w:t xml:space="preserve"> dans le num</w:t>
-      </w:r>
-      <w:r>
-        <w:rPr>
-          <w:rFonts w:ascii="Segoe UI" w:eastAsia="MS Gothic" w:hAnsi="Segoe UI" w:cs="Segoe UI"/>
-          <w:lang w:eastAsia="ja-JP"/>
-        </w:rPr>
-        <w:t>é</w:t>
-      </w:r>
-      <w:r>
-        <w:rPr>
-          <w:rFonts w:ascii="Segoe UI" w:eastAsia="MS Gothic" w:hAnsi="Segoe UI" w:cs="Segoe UI" w:hint="eastAsia"/>
-          <w:lang w:eastAsia="ja-JP"/>
-        </w:rPr>
-        <w:t>ro de juin 1990 du magazine Pocket Computer Journal.</w:t>
-      </w:r>
-    </w:p>
-    <w:p>
-      <w:pPr>
-        <w:pStyle w:val="Textebrut"/>
-        <w:rPr>
-          <w:rFonts w:ascii="Segoe UI" w:eastAsia="MS Gothic" w:hAnsi="Segoe UI" w:cs="Segoe UI"/>
-          <w:lang w:eastAsia="ja-JP"/>
-        </w:rPr>
-      </w:pPr>
-    </w:p>
-    <w:p>
-      <w:pPr>
-        <w:pStyle w:val="Textebrut"/>
-        <w:rPr>
-          <w:rFonts w:ascii="Segoe UI" w:eastAsia="MS Gothic" w:hAnsi="Segoe UI" w:cs="Segoe UI"/>
-          <w:lang w:eastAsia="ja-JP"/>
-        </w:rPr>
-      </w:pPr>
-      <w:r>
-        <w:rPr>
-          <w:rFonts w:ascii="Segoe UI" w:eastAsia="MS Gothic" w:hAnsi="Segoe UI" w:cs="Segoe UI" w:hint="eastAsia"/>
-          <w:lang w:eastAsia="ja-JP"/>
-        </w:rPr>
-        <w:t xml:space="preserve">Le lien de poche connecte </w:t>
-      </w:r>
-      <w:r>
-        <w:rPr>
-          <w:rFonts w:ascii="Segoe UI" w:eastAsia="MS Gothic" w:hAnsi="Segoe UI" w:cs="Segoe UI"/>
-          <w:lang w:eastAsia="ja-JP"/>
-        </w:rPr>
-        <w:t>l’</w:t>
-      </w:r>
-      <w:r>
-        <w:rPr>
-          <w:rFonts w:ascii="Segoe UI" w:eastAsia="MS Gothic" w:hAnsi="Segoe UI" w:cs="Segoe UI" w:hint="eastAsia"/>
-          <w:lang w:eastAsia="ja-JP"/>
-        </w:rPr>
-        <w:t>ordinateur de poche au PC via une communication s</w:t>
-      </w:r>
-      <w:r>
-        <w:rPr>
-          <w:rFonts w:ascii="Segoe UI" w:eastAsia="MS Gothic" w:hAnsi="Segoe UI" w:cs="Segoe UI"/>
-          <w:lang w:eastAsia="ja-JP"/>
-        </w:rPr>
-        <w:t>é</w:t>
-      </w:r>
-      <w:r>
-        <w:rPr>
-          <w:rFonts w:ascii="Segoe UI" w:eastAsia="MS Gothic" w:hAnsi="Segoe UI" w:cs="Segoe UI" w:hint="eastAsia"/>
-          <w:lang w:eastAsia="ja-JP"/>
-        </w:rPr>
-        <w:t>rie, cr</w:t>
-      </w:r>
-      <w:r>
-        <w:rPr>
-          <w:rFonts w:ascii="Segoe UI" w:eastAsia="MS Gothic" w:hAnsi="Segoe UI" w:cs="Segoe UI"/>
-          <w:lang w:eastAsia="ja-JP"/>
-        </w:rPr>
-        <w:t>é</w:t>
-      </w:r>
-      <w:r>
-        <w:rPr>
-          <w:rFonts w:ascii="Segoe UI" w:eastAsia="MS Gothic" w:hAnsi="Segoe UI" w:cs="Segoe UI" w:hint="eastAsia"/>
-          <w:lang w:eastAsia="ja-JP"/>
-        </w:rPr>
-        <w:t xml:space="preserve">e virtuellement un disque de </w:t>
-      </w:r>
-      <w:r>
-        <w:rPr>
-          <w:rFonts w:ascii="Segoe UI" w:eastAsia="MS Gothic" w:hAnsi="Segoe UI" w:cs="Segoe UI"/>
-          <w:lang w:eastAsia="ja-JP"/>
-        </w:rPr>
-        <w:t>l’</w:t>
-      </w:r>
-      <w:r>
-        <w:rPr>
-          <w:rFonts w:ascii="Segoe UI" w:eastAsia="MS Gothic" w:hAnsi="Segoe UI" w:cs="Segoe UI" w:hint="eastAsia"/>
-          <w:lang w:eastAsia="ja-JP"/>
-        </w:rPr>
-        <w:t>ordinateur de poche c</w:t>
-      </w:r>
-      <w:r>
-        <w:rPr>
-          <w:rFonts w:ascii="Segoe UI" w:eastAsia="MS Gothic" w:hAnsi="Segoe UI" w:cs="Segoe UI"/>
-          <w:lang w:eastAsia="ja-JP"/>
-        </w:rPr>
-        <w:t>ô</w:t>
-      </w:r>
-      <w:r>
-        <w:rPr>
-          <w:rFonts w:ascii="Segoe UI" w:eastAsia="MS Gothic" w:hAnsi="Segoe UI" w:cs="Segoe UI" w:hint="eastAsia"/>
-          <w:lang w:eastAsia="ja-JP"/>
-        </w:rPr>
-        <w:t>t</w:t>
-      </w:r>
-      <w:r>
-        <w:rPr>
-          <w:rFonts w:ascii="Segoe UI" w:eastAsia="MS Gothic" w:hAnsi="Segoe UI" w:cs="Segoe UI"/>
-          <w:lang w:eastAsia="ja-JP"/>
-        </w:rPr>
-        <w:t>é</w:t>
-      </w:r>
-      <w:r>
-        <w:rPr>
-          <w:rFonts w:ascii="Segoe UI" w:eastAsia="MS Gothic" w:hAnsi="Segoe UI" w:cs="Segoe UI" w:hint="eastAsia"/>
-          <w:lang w:eastAsia="ja-JP"/>
-        </w:rPr>
-        <w:t xml:space="preserve"> PC, le d</w:t>
-      </w:r>
-      <w:r>
-        <w:rPr>
-          <w:rFonts w:ascii="Segoe UI" w:eastAsia="MS Gothic" w:hAnsi="Segoe UI" w:cs="Segoe UI"/>
-          <w:lang w:eastAsia="ja-JP"/>
-        </w:rPr>
-        <w:t>é</w:t>
-      </w:r>
-      <w:r>
-        <w:rPr>
-          <w:rFonts w:ascii="Segoe UI" w:eastAsia="MS Gothic" w:hAnsi="Segoe UI" w:cs="Segoe UI" w:hint="eastAsia"/>
-          <w:lang w:eastAsia="ja-JP"/>
-        </w:rPr>
-        <w:t xml:space="preserve">finit comme lecteur de "L:" </w:t>
-      </w:r>
-      <w:r>
-        <w:rPr>
-          <w:rFonts w:ascii="Segoe UI" w:eastAsia="MS Gothic" w:hAnsi="Segoe UI" w:cs="Segoe UI"/>
-          <w:lang w:eastAsia="ja-JP"/>
-        </w:rPr>
-        <w:t>à</w:t>
-      </w:r>
-      <w:r>
-        <w:rPr>
-          <w:rFonts w:ascii="Segoe UI" w:eastAsia="MS Gothic" w:hAnsi="Segoe UI" w:cs="Segoe UI" w:hint="eastAsia"/>
-          <w:lang w:eastAsia="ja-JP"/>
-        </w:rPr>
-        <w:t xml:space="preserve"> partir de </w:t>
-      </w:r>
-      <w:r>
-        <w:rPr>
-          <w:rFonts w:ascii="Segoe UI" w:eastAsia="MS Gothic" w:hAnsi="Segoe UI" w:cs="Segoe UI"/>
-          <w:lang w:eastAsia="ja-JP"/>
-        </w:rPr>
-        <w:t>l’</w:t>
-      </w:r>
-      <w:r>
-        <w:rPr>
-          <w:rFonts w:ascii="Segoe UI" w:eastAsia="MS Gothic" w:hAnsi="Segoe UI" w:cs="Segoe UI" w:hint="eastAsia"/>
-          <w:lang w:eastAsia="ja-JP"/>
-        </w:rPr>
-        <w:t>ordinateur de poche et le fichier RAM "E:" ou "F C'est un syst</w:t>
-      </w:r>
-      <w:r>
-        <w:rPr>
-          <w:rFonts w:ascii="Segoe UI" w:eastAsia="MS Gothic" w:hAnsi="Segoe UI" w:cs="Segoe UI"/>
-          <w:lang w:eastAsia="ja-JP"/>
-        </w:rPr>
-        <w:t>è</w:t>
-      </w:r>
-      <w:r>
-        <w:rPr>
-          <w:rFonts w:ascii="Segoe UI" w:eastAsia="MS Gothic" w:hAnsi="Segoe UI" w:cs="Segoe UI" w:hint="eastAsia"/>
-          <w:lang w:eastAsia="ja-JP"/>
-        </w:rPr>
-        <w:t xml:space="preserve">me qui peut </w:t>
-      </w:r>
-      <w:r>
-        <w:rPr>
-          <w:rFonts w:ascii="Segoe UI" w:eastAsia="MS Gothic" w:hAnsi="Segoe UI" w:cs="Segoe UI"/>
-          <w:lang w:eastAsia="ja-JP"/>
-        </w:rPr>
-        <w:t>é</w:t>
-      </w:r>
-      <w:r>
-        <w:rPr>
-          <w:rFonts w:ascii="Segoe UI" w:eastAsia="MS Gothic" w:hAnsi="Segoe UI" w:cs="Segoe UI" w:hint="eastAsia"/>
-          <w:lang w:eastAsia="ja-JP"/>
-        </w:rPr>
-        <w:t>changer des donn</w:t>
-      </w:r>
-      <w:r>
-        <w:rPr>
-          <w:rFonts w:ascii="Segoe UI" w:eastAsia="MS Gothic" w:hAnsi="Segoe UI" w:cs="Segoe UI"/>
-          <w:lang w:eastAsia="ja-JP"/>
-        </w:rPr>
-        <w:t>é</w:t>
-      </w:r>
-      <w:r>
-        <w:rPr>
-          <w:rFonts w:ascii="Segoe UI" w:eastAsia="MS Gothic" w:hAnsi="Segoe UI" w:cs="Segoe UI" w:hint="eastAsia"/>
-          <w:lang w:eastAsia="ja-JP"/>
-        </w:rPr>
-        <w:t>es entre un Pocket PC et un PC en les traitant de la m</w:t>
-      </w:r>
-      <w:r>
-        <w:rPr>
-          <w:rFonts w:ascii="Segoe UI" w:eastAsia="MS Gothic" w:hAnsi="Segoe UI" w:cs="Segoe UI"/>
-          <w:lang w:eastAsia="ja-JP"/>
-        </w:rPr>
-        <w:t>ê</w:t>
-      </w:r>
-      <w:r>
-        <w:rPr>
-          <w:rFonts w:ascii="Segoe UI" w:eastAsia="MS Gothic" w:hAnsi="Segoe UI" w:cs="Segoe UI" w:hint="eastAsia"/>
-          <w:lang w:eastAsia="ja-JP"/>
-        </w:rPr>
-        <w:t>me mani</w:t>
-      </w:r>
-      <w:r>
-        <w:rPr>
-          <w:rFonts w:ascii="Segoe UI" w:eastAsia="MS Gothic" w:hAnsi="Segoe UI" w:cs="Segoe UI"/>
-          <w:lang w:eastAsia="ja-JP"/>
-        </w:rPr>
-        <w:t>è</w:t>
-      </w:r>
-      <w:r>
-        <w:rPr>
-          <w:rFonts w:ascii="Segoe UI" w:eastAsia="MS Gothic" w:hAnsi="Segoe UI" w:cs="Segoe UI" w:hint="eastAsia"/>
-          <w:lang w:eastAsia="ja-JP"/>
-        </w:rPr>
-        <w:t>re que "</w:t>
-      </w:r>
-      <w:r>
-        <w:rPr>
-          <w:rFonts w:ascii="Segoe UI" w:eastAsia="MS Gothic" w:hAnsi="Segoe UI" w:cs="Segoe UI"/>
-          <w:lang w:eastAsia="ja-JP"/>
-        </w:rPr>
-        <w:t>F</w:t>
-      </w:r>
-      <w:r>
-        <w:rPr>
-          <w:rFonts w:ascii="Segoe UI" w:eastAsia="MS Gothic" w:hAnsi="Segoe UI" w:cs="Segoe UI" w:hint="eastAsia"/>
-          <w:lang w:eastAsia="ja-JP"/>
-        </w:rPr>
-        <w:t>:".</w:t>
-      </w:r>
-    </w:p>
-    <w:p>
-      <w:pPr>
-        <w:pStyle w:val="Textebrut"/>
-        <w:rPr>
-          <w:rFonts w:ascii="Segoe UI" w:eastAsia="MS Gothic" w:hAnsi="Segoe UI" w:cs="Segoe UI"/>
-          <w:lang w:eastAsia="ja-JP"/>
-        </w:rPr>
-      </w:pPr>
-    </w:p>
-    <w:p>
-      <w:pPr>
-        <w:pStyle w:val="Textebrut"/>
-        <w:rPr>
-          <w:rFonts w:ascii="Segoe UI" w:eastAsia="MS Gothic" w:hAnsi="Segoe UI" w:cs="Segoe UI"/>
-          <w:lang w:eastAsia="ja-JP"/>
-        </w:rPr>
-      </w:pPr>
-      <w:r>
-        <w:rPr>
-          <w:rFonts w:ascii="Segoe UI" w:eastAsia="MS Gothic" w:hAnsi="Segoe UI" w:cs="Segoe UI" w:hint="eastAsia"/>
-          <w:lang w:eastAsia="ja-JP"/>
-        </w:rPr>
-        <w:t>Il existe deux types de serveurs c</w:t>
-      </w:r>
-      <w:r>
-        <w:rPr>
-          <w:rFonts w:ascii="Segoe UI" w:eastAsia="MS Gothic" w:hAnsi="Segoe UI" w:cs="Segoe UI"/>
-          <w:lang w:eastAsia="ja-JP"/>
-        </w:rPr>
-        <w:t>ô</w:t>
-      </w:r>
-      <w:r>
-        <w:rPr>
-          <w:rFonts w:ascii="Segoe UI" w:eastAsia="MS Gothic" w:hAnsi="Segoe UI" w:cs="Segoe UI" w:hint="eastAsia"/>
-          <w:lang w:eastAsia="ja-JP"/>
-        </w:rPr>
-        <w:t>t</w:t>
-      </w:r>
-      <w:r>
-        <w:rPr>
-          <w:rFonts w:ascii="Segoe UI" w:eastAsia="MS Gothic" w:hAnsi="Segoe UI" w:cs="Segoe UI"/>
-          <w:lang w:eastAsia="ja-JP"/>
-        </w:rPr>
-        <w:t>é</w:t>
-      </w:r>
-      <w:r>
-        <w:rPr>
-          <w:rFonts w:ascii="Segoe UI" w:eastAsia="MS Gothic" w:hAnsi="Segoe UI" w:cs="Segoe UI" w:hint="eastAsia"/>
-          <w:lang w:eastAsia="ja-JP"/>
-        </w:rPr>
-        <w:t xml:space="preserve"> PC: "PLINKM" et "APLINKS". Dans le premier "PLINKM" annonc</w:t>
-      </w:r>
-      <w:r>
-        <w:rPr>
-          <w:rFonts w:ascii="Segoe UI" w:eastAsia="MS Gothic" w:hAnsi="Segoe UI" w:cs="Segoe UI"/>
-          <w:lang w:eastAsia="ja-JP"/>
-        </w:rPr>
-        <w:t>é</w:t>
-      </w:r>
-      <w:r>
-        <w:rPr>
-          <w:rFonts w:ascii="Segoe UI" w:eastAsia="MS Gothic" w:hAnsi="Segoe UI" w:cs="Segoe UI" w:hint="eastAsia"/>
-          <w:lang w:eastAsia="ja-JP"/>
-        </w:rPr>
-        <w:t>, traitez le "L:" situ</w:t>
-      </w:r>
-      <w:r>
-        <w:rPr>
-          <w:rFonts w:ascii="Segoe UI" w:eastAsia="MS Gothic" w:hAnsi="Segoe UI" w:cs="Segoe UI"/>
-          <w:lang w:eastAsia="ja-JP"/>
-        </w:rPr>
-        <w:t>é</w:t>
-      </w:r>
-      <w:r>
-        <w:rPr>
-          <w:rFonts w:ascii="Segoe UI" w:eastAsia="MS Gothic" w:hAnsi="Segoe UI" w:cs="Segoe UI" w:hint="eastAsia"/>
-          <w:lang w:eastAsia="ja-JP"/>
-        </w:rPr>
-        <w:t xml:space="preserve"> sur le c</w:t>
-      </w:r>
-      <w:r>
-        <w:rPr>
-          <w:rFonts w:ascii="Segoe UI" w:eastAsia="MS Gothic" w:hAnsi="Segoe UI" w:cs="Segoe UI"/>
-          <w:lang w:eastAsia="ja-JP"/>
-        </w:rPr>
-        <w:t>ô</w:t>
-      </w:r>
-      <w:r>
-        <w:rPr>
-          <w:rFonts w:ascii="Segoe UI" w:eastAsia="MS Gothic" w:hAnsi="Segoe UI" w:cs="Segoe UI" w:hint="eastAsia"/>
-          <w:lang w:eastAsia="ja-JP"/>
-        </w:rPr>
-        <w:t>t</w:t>
-      </w:r>
-      <w:r>
-        <w:rPr>
-          <w:rFonts w:ascii="Segoe UI" w:eastAsia="MS Gothic" w:hAnsi="Segoe UI" w:cs="Segoe UI"/>
-          <w:lang w:eastAsia="ja-JP"/>
-        </w:rPr>
-        <w:t>é</w:t>
-      </w:r>
-      <w:r>
-        <w:rPr>
-          <w:rFonts w:ascii="Segoe UI" w:eastAsia="MS Gothic" w:hAnsi="Segoe UI" w:cs="Segoe UI" w:hint="eastAsia"/>
-          <w:lang w:eastAsia="ja-JP"/>
-        </w:rPr>
-        <w:t xml:space="preserve"> du Pocket PC comme un fichier unique (lecteur class</w:t>
-      </w:r>
-      <w:r>
-        <w:rPr>
-          <w:rFonts w:ascii="Segoe UI" w:eastAsia="MS Gothic" w:hAnsi="Segoe UI" w:cs="Segoe UI"/>
-          <w:lang w:eastAsia="ja-JP"/>
-        </w:rPr>
-        <w:t>é</w:t>
-      </w:r>
-      <w:r>
-        <w:rPr>
-          <w:rFonts w:ascii="Segoe UI" w:eastAsia="MS Gothic" w:hAnsi="Segoe UI" w:cs="Segoe UI" w:hint="eastAsia"/>
-          <w:lang w:eastAsia="ja-JP"/>
-        </w:rPr>
-        <w:t>) du c</w:t>
-      </w:r>
-      <w:r>
-        <w:rPr>
-          <w:rFonts w:ascii="Segoe UI" w:eastAsia="MS Gothic" w:hAnsi="Segoe UI" w:cs="Segoe UI"/>
-          <w:lang w:eastAsia="ja-JP"/>
-        </w:rPr>
-        <w:t>ô</w:t>
-      </w:r>
-      <w:r>
-        <w:rPr>
-          <w:rFonts w:ascii="Segoe UI" w:eastAsia="MS Gothic" w:hAnsi="Segoe UI" w:cs="Segoe UI" w:hint="eastAsia"/>
-          <w:lang w:eastAsia="ja-JP"/>
-        </w:rPr>
-        <w:t>t</w:t>
-      </w:r>
-      <w:r>
-        <w:rPr>
-          <w:rFonts w:ascii="Segoe UI" w:eastAsia="MS Gothic" w:hAnsi="Segoe UI" w:cs="Segoe UI"/>
-          <w:lang w:eastAsia="ja-JP"/>
-        </w:rPr>
-        <w:t>é</w:t>
-      </w:r>
-      <w:r>
-        <w:rPr>
-          <w:rFonts w:ascii="Segoe UI" w:eastAsia="MS Gothic" w:hAnsi="Segoe UI" w:cs="Segoe UI" w:hint="eastAsia"/>
-          <w:lang w:eastAsia="ja-JP"/>
-        </w:rPr>
-        <w:t xml:space="preserve"> PC et utilisez un autre programme pour charger et d</w:t>
-      </w:r>
-      <w:r>
-        <w:rPr>
-          <w:rFonts w:ascii="Segoe UI" w:eastAsia="MS Gothic" w:hAnsi="Segoe UI" w:cs="Segoe UI"/>
-          <w:lang w:eastAsia="ja-JP"/>
-        </w:rPr>
-        <w:t xml:space="preserve">e </w:t>
-      </w:r>
-      <w:r>
-        <w:rPr>
-          <w:rFonts w:ascii="Segoe UI" w:eastAsia="MS Gothic" w:hAnsi="Segoe UI" w:cs="Segoe UI" w:hint="eastAsia"/>
-          <w:lang w:eastAsia="ja-JP"/>
-        </w:rPr>
-        <w:t>charger des fichiers dans le lecteur class</w:t>
-      </w:r>
-      <w:r>
-        <w:rPr>
-          <w:rFonts w:ascii="Segoe UI" w:eastAsia="MS Gothic" w:hAnsi="Segoe UI" w:cs="Segoe UI"/>
-          <w:lang w:eastAsia="ja-JP"/>
-        </w:rPr>
-        <w:t>é</w:t>
-      </w:r>
-      <w:r>
-        <w:rPr>
-          <w:rFonts w:ascii="Segoe UI" w:eastAsia="MS Gothic" w:hAnsi="Segoe UI" w:cs="Segoe UI" w:hint="eastAsia"/>
-          <w:lang w:eastAsia="ja-JP"/>
-        </w:rPr>
-        <w:t>. C'est en train de devenir.</w:t>
-      </w:r>
-    </w:p>
-    <w:p>
-      <w:pPr>
-        <w:pStyle w:val="Textebrut"/>
-        <w:rPr>
-          <w:rFonts w:ascii="Segoe UI" w:eastAsia="MS Gothic" w:hAnsi="Segoe UI" w:cs="Segoe UI"/>
-          <w:lang w:eastAsia="ja-JP"/>
-        </w:rPr>
-      </w:pPr>
-      <w:r>
-        <w:rPr>
-          <w:rFonts w:ascii="Segoe UI" w:eastAsia="MS Gothic" w:hAnsi="Segoe UI" w:cs="Segoe UI" w:hint="eastAsia"/>
-          <w:lang w:eastAsia="ja-JP"/>
-        </w:rPr>
-        <w:t>Dans cette m</w:t>
-      </w:r>
-      <w:r>
-        <w:rPr>
-          <w:rFonts w:ascii="Segoe UI" w:eastAsia="MS Gothic" w:hAnsi="Segoe UI" w:cs="Segoe UI"/>
-          <w:lang w:eastAsia="ja-JP"/>
-        </w:rPr>
-        <w:t>é</w:t>
-      </w:r>
-      <w:r>
-        <w:rPr>
-          <w:rFonts w:ascii="Segoe UI" w:eastAsia="MS Gothic" w:hAnsi="Segoe UI" w:cs="Segoe UI" w:hint="eastAsia"/>
-          <w:lang w:eastAsia="ja-JP"/>
-        </w:rPr>
-        <w:t xml:space="preserve">thode, </w:t>
-      </w:r>
-      <w:r>
-        <w:rPr>
-          <w:rFonts w:ascii="Segoe UI" w:eastAsia="MS Gothic" w:hAnsi="Segoe UI" w:cs="Segoe UI"/>
-          <w:lang w:eastAsia="ja-JP"/>
-        </w:rPr>
-        <w:t>é</w:t>
-      </w:r>
-      <w:r>
-        <w:rPr>
-          <w:rFonts w:ascii="Segoe UI" w:eastAsia="MS Gothic" w:hAnsi="Segoe UI" w:cs="Segoe UI" w:hint="eastAsia"/>
-          <w:lang w:eastAsia="ja-JP"/>
-        </w:rPr>
-        <w:t>tant donn</w:t>
-      </w:r>
-      <w:r>
-        <w:rPr>
-          <w:rFonts w:ascii="Segoe UI" w:eastAsia="MS Gothic" w:hAnsi="Segoe UI" w:cs="Segoe UI"/>
-          <w:lang w:eastAsia="ja-JP"/>
-        </w:rPr>
-        <w:t>é</w:t>
-      </w:r>
-      <w:r>
-        <w:rPr>
-          <w:rFonts w:ascii="Segoe UI" w:eastAsia="MS Gothic" w:hAnsi="Segoe UI" w:cs="Segoe UI" w:hint="eastAsia"/>
-          <w:lang w:eastAsia="ja-JP"/>
-        </w:rPr>
-        <w:t xml:space="preserve"> que le fichier c</w:t>
-      </w:r>
-      <w:r>
-        <w:rPr>
-          <w:rFonts w:ascii="Segoe UI" w:eastAsia="MS Gothic" w:hAnsi="Segoe UI" w:cs="Segoe UI"/>
-          <w:lang w:eastAsia="ja-JP"/>
-        </w:rPr>
-        <w:t>ô</w:t>
-      </w:r>
-      <w:r>
-        <w:rPr>
-          <w:rFonts w:ascii="Segoe UI" w:eastAsia="MS Gothic" w:hAnsi="Segoe UI" w:cs="Segoe UI" w:hint="eastAsia"/>
-          <w:lang w:eastAsia="ja-JP"/>
-        </w:rPr>
-        <w:t>t</w:t>
-      </w:r>
-      <w:r>
-        <w:rPr>
-          <w:rFonts w:ascii="Segoe UI" w:eastAsia="MS Gothic" w:hAnsi="Segoe UI" w:cs="Segoe UI"/>
-          <w:lang w:eastAsia="ja-JP"/>
-        </w:rPr>
-        <w:t>é</w:t>
-      </w:r>
-      <w:r>
-        <w:rPr>
-          <w:rFonts w:ascii="Segoe UI" w:eastAsia="MS Gothic" w:hAnsi="Segoe UI" w:cs="Segoe UI" w:hint="eastAsia"/>
-          <w:lang w:eastAsia="ja-JP"/>
-        </w:rPr>
-        <w:t xml:space="preserve"> ordinateur de poche devient un fichier sur l</w:t>
-      </w:r>
-      <w:r>
-        <w:rPr>
-          <w:rFonts w:ascii="Segoe UI" w:eastAsia="MS Gothic" w:hAnsi="Segoe UI" w:cs="Segoe UI" w:hint="eastAsia"/>
-          <w:lang w:eastAsia="ja-JP"/>
-        </w:rPr>
-        <w:t>’</w:t>
-      </w:r>
-      <w:r>
-        <w:rPr>
-          <w:rFonts w:ascii="Segoe UI" w:eastAsia="MS Gothic" w:hAnsi="Segoe UI" w:cs="Segoe UI" w:hint="eastAsia"/>
-          <w:lang w:eastAsia="ja-JP"/>
-        </w:rPr>
-        <w:t xml:space="preserve">ordinateur personnel, il est possible </w:t>
-      </w:r>
-      <w:r>
-        <w:rPr>
-          <w:rFonts w:ascii="Segoe UI" w:eastAsia="MS Gothic" w:hAnsi="Segoe UI" w:cs="Segoe UI"/>
-          <w:lang w:eastAsia="ja-JP"/>
-        </w:rPr>
-        <w:t>d’</w:t>
-      </w:r>
-      <w:r>
-        <w:rPr>
-          <w:rFonts w:ascii="Segoe UI" w:eastAsia="MS Gothic" w:hAnsi="Segoe UI" w:cs="Segoe UI" w:hint="eastAsia"/>
-          <w:lang w:eastAsia="ja-JP"/>
-        </w:rPr>
-        <w:t>emp</w:t>
-      </w:r>
-      <w:r>
-        <w:rPr>
-          <w:rFonts w:ascii="Segoe UI" w:eastAsia="MS Gothic" w:hAnsi="Segoe UI" w:cs="Segoe UI"/>
-          <w:lang w:eastAsia="ja-JP"/>
-        </w:rPr>
-        <w:t>ê</w:t>
-      </w:r>
-      <w:r>
-        <w:rPr>
-          <w:rFonts w:ascii="Segoe UI" w:eastAsia="MS Gothic" w:hAnsi="Segoe UI" w:cs="Segoe UI" w:hint="eastAsia"/>
-          <w:lang w:eastAsia="ja-JP"/>
-        </w:rPr>
-        <w:t xml:space="preserve">cher la dissipation du fichier, mais il </w:t>
-      </w:r>
-      <w:r>
-        <w:rPr>
-          <w:rFonts w:ascii="Segoe UI" w:eastAsia="MS Gothic" w:hAnsi="Segoe UI" w:cs="Segoe UI"/>
-          <w:lang w:eastAsia="ja-JP"/>
-        </w:rPr>
-        <w:t>é</w:t>
-      </w:r>
-      <w:r>
-        <w:rPr>
-          <w:rFonts w:ascii="Segoe UI" w:eastAsia="MS Gothic" w:hAnsi="Segoe UI" w:cs="Segoe UI" w:hint="eastAsia"/>
-          <w:lang w:eastAsia="ja-JP"/>
-        </w:rPr>
-        <w:t xml:space="preserve">tait difficile </w:t>
-      </w:r>
-      <w:r>
-        <w:rPr>
-          <w:rFonts w:ascii="Segoe UI" w:eastAsia="MS Gothic" w:hAnsi="Segoe UI" w:cs="Segoe UI"/>
-          <w:lang w:eastAsia="ja-JP"/>
-        </w:rPr>
-        <w:t>d’é</w:t>
-      </w:r>
-      <w:r>
-        <w:rPr>
-          <w:rFonts w:ascii="Segoe UI" w:eastAsia="MS Gothic" w:hAnsi="Segoe UI" w:cs="Segoe UI" w:hint="eastAsia"/>
-          <w:lang w:eastAsia="ja-JP"/>
-        </w:rPr>
-        <w:t>changer fr</w:t>
-      </w:r>
-      <w:r>
-        <w:rPr>
-          <w:rFonts w:ascii="Segoe UI" w:eastAsia="MS Gothic" w:hAnsi="Segoe UI" w:cs="Segoe UI"/>
-          <w:lang w:eastAsia="ja-JP"/>
-        </w:rPr>
-        <w:t>é</w:t>
-      </w:r>
-      <w:r>
-        <w:rPr>
-          <w:rFonts w:ascii="Segoe UI" w:eastAsia="MS Gothic" w:hAnsi="Segoe UI" w:cs="Segoe UI" w:hint="eastAsia"/>
-          <w:lang w:eastAsia="ja-JP"/>
-        </w:rPr>
-        <w:t xml:space="preserve">quemment des fichiers avec le PC. </w:t>
-      </w:r>
-    </w:p>
-    <w:p>
-      <w:pPr>
-        <w:pStyle w:val="Textebrut"/>
-        <w:rPr>
-          <w:rFonts w:ascii="Segoe UI" w:eastAsia="MS Gothic" w:hAnsi="Segoe UI" w:cs="Segoe UI"/>
-          <w:lang w:eastAsia="ja-JP"/>
-        </w:rPr>
-      </w:pPr>
-      <w:r>
-        <w:rPr>
-          <w:rFonts w:ascii="Segoe UI" w:eastAsia="MS Gothic" w:hAnsi="Segoe UI" w:cs="Segoe UI" w:hint="eastAsia"/>
-          <w:lang w:eastAsia="ja-JP"/>
-        </w:rPr>
-        <w:t>En cons</w:t>
-      </w:r>
-      <w:r>
-        <w:rPr>
-          <w:rFonts w:ascii="Segoe UI" w:eastAsia="MS Gothic" w:hAnsi="Segoe UI" w:cs="Segoe UI"/>
-          <w:lang w:eastAsia="ja-JP"/>
-        </w:rPr>
-        <w:t>é</w:t>
-      </w:r>
-      <w:r>
-        <w:rPr>
-          <w:rFonts w:ascii="Segoe UI" w:eastAsia="MS Gothic" w:hAnsi="Segoe UI" w:cs="Segoe UI" w:hint="eastAsia"/>
-          <w:lang w:eastAsia="ja-JP"/>
-        </w:rPr>
-        <w:t>quence, un autre programme serveur appel</w:t>
-      </w:r>
-      <w:r>
-        <w:rPr>
-          <w:rFonts w:ascii="Segoe UI" w:eastAsia="MS Gothic" w:hAnsi="Segoe UI" w:cs="Segoe UI"/>
-          <w:lang w:eastAsia="ja-JP"/>
-        </w:rPr>
-        <w:t>é</w:t>
-      </w:r>
-      <w:r>
-        <w:rPr>
-          <w:rFonts w:ascii="Segoe UI" w:eastAsia="MS Gothic" w:hAnsi="Segoe UI" w:cs="Segoe UI" w:hint="eastAsia"/>
-          <w:lang w:eastAsia="ja-JP"/>
-        </w:rPr>
-        <w:t xml:space="preserve"> "</w:t>
-      </w:r>
-      <w:r>
-        <w:rPr>
-          <w:rFonts w:ascii="Segoe UI" w:eastAsia="MS Gothic" w:hAnsi="Segoe UI" w:cs="Segoe UI" w:hint="eastAsia"/>
-          <w:color w:val="3A7C22" w:themeColor="accent6" w:themeShade="BF"/>
-          <w:lang w:eastAsia="ja-JP"/>
-        </w:rPr>
-        <w:t>APLINKS</w:t>
-      </w:r>
-      <w:r>
-        <w:rPr>
-          <w:rFonts w:ascii="Segoe UI" w:eastAsia="MS Gothic" w:hAnsi="Segoe UI" w:cs="Segoe UI" w:hint="eastAsia"/>
-          <w:lang w:eastAsia="ja-JP"/>
-        </w:rPr>
-        <w:t xml:space="preserve">" a </w:t>
-      </w:r>
-      <w:r>
-        <w:rPr>
-          <w:rFonts w:ascii="Segoe UI" w:eastAsia="MS Gothic" w:hAnsi="Segoe UI" w:cs="Segoe UI"/>
-          <w:lang w:eastAsia="ja-JP"/>
-        </w:rPr>
-        <w:t>é</w:t>
-      </w:r>
-      <w:r>
-        <w:rPr>
-          <w:rFonts w:ascii="Segoe UI" w:eastAsia="MS Gothic" w:hAnsi="Segoe UI" w:cs="Segoe UI" w:hint="eastAsia"/>
-          <w:lang w:eastAsia="ja-JP"/>
-        </w:rPr>
-        <w:t>t</w:t>
-      </w:r>
-      <w:r>
-        <w:rPr>
-          <w:rFonts w:ascii="Segoe UI" w:eastAsia="MS Gothic" w:hAnsi="Segoe UI" w:cs="Segoe UI"/>
-          <w:lang w:eastAsia="ja-JP"/>
-        </w:rPr>
-        <w:t>é</w:t>
-      </w:r>
-      <w:r>
-        <w:rPr>
-          <w:rFonts w:ascii="Segoe UI" w:eastAsia="MS Gothic" w:hAnsi="Segoe UI" w:cs="Segoe UI" w:hint="eastAsia"/>
-          <w:lang w:eastAsia="ja-JP"/>
-        </w:rPr>
-        <w:t xml:space="preserve"> annonc</w:t>
-      </w:r>
-      <w:r>
-        <w:rPr>
-          <w:rFonts w:ascii="Segoe UI" w:eastAsia="MS Gothic" w:hAnsi="Segoe UI" w:cs="Segoe UI"/>
-          <w:lang w:eastAsia="ja-JP"/>
-        </w:rPr>
-        <w:t>é</w:t>
-      </w:r>
-      <w:r>
-        <w:rPr>
-          <w:rFonts w:ascii="Segoe UI" w:eastAsia="MS Gothic" w:hAnsi="Segoe UI" w:cs="Segoe UI" w:hint="eastAsia"/>
-          <w:lang w:eastAsia="ja-JP"/>
-        </w:rPr>
-        <w:t xml:space="preserve"> ult</w:t>
-      </w:r>
-      <w:r>
-        <w:rPr>
-          <w:rFonts w:ascii="Segoe UI" w:eastAsia="MS Gothic" w:hAnsi="Segoe UI" w:cs="Segoe UI"/>
-          <w:lang w:eastAsia="ja-JP"/>
-        </w:rPr>
-        <w:t>é</w:t>
-      </w:r>
-      <w:r>
-        <w:rPr>
-          <w:rFonts w:ascii="Segoe UI" w:eastAsia="MS Gothic" w:hAnsi="Segoe UI" w:cs="Segoe UI" w:hint="eastAsia"/>
-          <w:lang w:eastAsia="ja-JP"/>
-        </w:rPr>
-        <w:t>rieurement. Avec APLINKS, "L:" c</w:t>
-      </w:r>
-      <w:r>
-        <w:rPr>
-          <w:rFonts w:ascii="Segoe UI" w:eastAsia="MS Gothic" w:hAnsi="Segoe UI" w:cs="Segoe UI"/>
-          <w:lang w:eastAsia="ja-JP"/>
-        </w:rPr>
-        <w:t>ô</w:t>
-      </w:r>
-      <w:r>
-        <w:rPr>
-          <w:rFonts w:ascii="Segoe UI" w:eastAsia="MS Gothic" w:hAnsi="Segoe UI" w:cs="Segoe UI" w:hint="eastAsia"/>
-          <w:lang w:eastAsia="ja-JP"/>
-        </w:rPr>
-        <w:t>t</w:t>
-      </w:r>
-      <w:r>
-        <w:rPr>
-          <w:rFonts w:ascii="Segoe UI" w:eastAsia="MS Gothic" w:hAnsi="Segoe UI" w:cs="Segoe UI"/>
-          <w:lang w:eastAsia="ja-JP"/>
-        </w:rPr>
-        <w:t>é</w:t>
-      </w:r>
-      <w:r>
-        <w:rPr>
-          <w:rFonts w:ascii="Segoe UI" w:eastAsia="MS Gothic" w:hAnsi="Segoe UI" w:cs="Segoe UI" w:hint="eastAsia"/>
-          <w:lang w:eastAsia="ja-JP"/>
-        </w:rPr>
-        <w:t xml:space="preserve"> ordinateur de poche est cr</w:t>
-      </w:r>
-      <w:r>
-        <w:rPr>
-          <w:rFonts w:ascii="Segoe UI" w:eastAsia="MS Gothic" w:hAnsi="Segoe UI" w:cs="Segoe UI"/>
-          <w:lang w:eastAsia="ja-JP"/>
-        </w:rPr>
-        <w:t>éé</w:t>
-      </w:r>
-      <w:r>
-        <w:rPr>
-          <w:rFonts w:ascii="Segoe UI" w:eastAsia="MS Gothic" w:hAnsi="Segoe UI" w:cs="Segoe UI" w:hint="eastAsia"/>
-          <w:lang w:eastAsia="ja-JP"/>
-        </w:rPr>
-        <w:t xml:space="preserve"> dans la RAM du PC et les fichiers sont entr</w:t>
-      </w:r>
-      <w:r>
-        <w:rPr>
-          <w:rFonts w:ascii="Segoe UI" w:eastAsia="MS Gothic" w:hAnsi="Segoe UI" w:cs="Segoe UI"/>
-          <w:lang w:eastAsia="ja-JP"/>
-        </w:rPr>
-        <w:t>é</w:t>
-      </w:r>
-      <w:r>
-        <w:rPr>
-          <w:rFonts w:ascii="Segoe UI" w:eastAsia="MS Gothic" w:hAnsi="Segoe UI" w:cs="Segoe UI" w:hint="eastAsia"/>
-          <w:lang w:eastAsia="ja-JP"/>
-        </w:rPr>
-        <w:t>s et sortis au moment du d</w:t>
-      </w:r>
-      <w:r>
-        <w:rPr>
-          <w:rFonts w:ascii="Segoe UI" w:eastAsia="MS Gothic" w:hAnsi="Segoe UI" w:cs="Segoe UI"/>
-          <w:lang w:eastAsia="ja-JP"/>
-        </w:rPr>
-        <w:t>é</w:t>
-      </w:r>
-      <w:r>
-        <w:rPr>
-          <w:rFonts w:ascii="Segoe UI" w:eastAsia="MS Gothic" w:hAnsi="Segoe UI" w:cs="Segoe UI" w:hint="eastAsia"/>
-          <w:lang w:eastAsia="ja-JP"/>
-        </w:rPr>
-        <w:t>marrage et de la sortie, de sorte que l'</w:t>
-      </w:r>
-      <w:r>
-        <w:rPr>
-          <w:rFonts w:ascii="Segoe UI" w:eastAsia="MS Gothic" w:hAnsi="Segoe UI" w:cs="Segoe UI"/>
-          <w:lang w:eastAsia="ja-JP"/>
-        </w:rPr>
-        <w:t>é</w:t>
-      </w:r>
-      <w:r>
-        <w:rPr>
-          <w:rFonts w:ascii="Segoe UI" w:eastAsia="MS Gothic" w:hAnsi="Segoe UI" w:cs="Segoe UI" w:hint="eastAsia"/>
-          <w:lang w:eastAsia="ja-JP"/>
-        </w:rPr>
-        <w:t>change de fichiers avec le PC devient tr</w:t>
-      </w:r>
-      <w:r>
-        <w:rPr>
-          <w:rFonts w:ascii="Segoe UI" w:eastAsia="MS Gothic" w:hAnsi="Segoe UI" w:cs="Segoe UI"/>
-          <w:lang w:eastAsia="ja-JP"/>
-        </w:rPr>
-        <w:t>è</w:t>
-      </w:r>
-      <w:r>
-        <w:rPr>
-          <w:rFonts w:ascii="Segoe UI" w:eastAsia="MS Gothic" w:hAnsi="Segoe UI" w:cs="Segoe UI" w:hint="eastAsia"/>
-          <w:lang w:eastAsia="ja-JP"/>
-        </w:rPr>
-        <w:t>s facile.</w:t>
-      </w:r>
-    </w:p>
-    <w:p>
-      <w:pPr>
-        <w:pStyle w:val="Textebrut"/>
-        <w:rPr>
-          <w:rFonts w:ascii="Segoe UI" w:eastAsia="MS Gothic" w:hAnsi="Segoe UI" w:cs="Segoe UI"/>
-          <w:lang w:eastAsia="ja-JP"/>
-        </w:rPr>
-      </w:pPr>
-    </w:p>
-    <w:p>
-      <w:pPr>
-        <w:pStyle w:val="Textebrut"/>
-        <w:rPr>
-          <w:rFonts w:ascii="Segoe UI" w:eastAsia="MS Gothic" w:hAnsi="Segoe UI" w:cs="Segoe UI"/>
-          <w:lang w:eastAsia="ja-JP"/>
-        </w:rPr>
-      </w:pPr>
-      <w:r>
-        <w:rPr>
-          <w:rFonts w:ascii="Segoe UI" w:eastAsia="MS Gothic" w:hAnsi="Segoe UI" w:cs="Segoe UI" w:hint="eastAsia"/>
-          <w:lang w:eastAsia="ja-JP"/>
-        </w:rPr>
-        <w:t>D'autre part, le programme client c</w:t>
-      </w:r>
-      <w:r>
-        <w:rPr>
-          <w:rFonts w:ascii="Segoe UI" w:eastAsia="MS Gothic" w:hAnsi="Segoe UI" w:cs="Segoe UI"/>
-          <w:lang w:eastAsia="ja-JP"/>
-        </w:rPr>
-        <w:t>ô</w:t>
-      </w:r>
-      <w:r>
-        <w:rPr>
-          <w:rFonts w:ascii="Segoe UI" w:eastAsia="MS Gothic" w:hAnsi="Segoe UI" w:cs="Segoe UI" w:hint="eastAsia"/>
-          <w:lang w:eastAsia="ja-JP"/>
-        </w:rPr>
-        <w:t>t</w:t>
-      </w:r>
-      <w:r>
-        <w:rPr>
-          <w:rFonts w:ascii="Segoe UI" w:eastAsia="MS Gothic" w:hAnsi="Segoe UI" w:cs="Segoe UI"/>
-          <w:lang w:eastAsia="ja-JP"/>
-        </w:rPr>
-        <w:t>é</w:t>
-      </w:r>
-      <w:r>
-        <w:rPr>
-          <w:rFonts w:ascii="Segoe UI" w:eastAsia="MS Gothic" w:hAnsi="Segoe UI" w:cs="Segoe UI" w:hint="eastAsia"/>
-          <w:lang w:eastAsia="ja-JP"/>
-        </w:rPr>
-        <w:t xml:space="preserve"> Pocket PC est cr</w:t>
-      </w:r>
-      <w:r>
-        <w:rPr>
-          <w:rFonts w:ascii="Segoe UI" w:eastAsia="MS Gothic" w:hAnsi="Segoe UI" w:cs="Segoe UI"/>
-          <w:lang w:eastAsia="ja-JP"/>
-        </w:rPr>
-        <w:t>éé</w:t>
-      </w:r>
-      <w:r>
-        <w:rPr>
-          <w:rFonts w:ascii="Segoe UI" w:eastAsia="MS Gothic" w:hAnsi="Segoe UI" w:cs="Segoe UI" w:hint="eastAsia"/>
-          <w:lang w:eastAsia="ja-JP"/>
-        </w:rPr>
-        <w:t xml:space="preserve"> sous la forme d'un pilote de p</w:t>
-      </w:r>
-      <w:r>
-        <w:rPr>
-          <w:rFonts w:ascii="Segoe UI" w:eastAsia="MS Gothic" w:hAnsi="Segoe UI" w:cs="Segoe UI"/>
-          <w:lang w:eastAsia="ja-JP"/>
-        </w:rPr>
-        <w:t>é</w:t>
-      </w:r>
-      <w:r>
-        <w:rPr>
-          <w:rFonts w:ascii="Segoe UI" w:eastAsia="MS Gothic" w:hAnsi="Segoe UI" w:cs="Segoe UI" w:hint="eastAsia"/>
-          <w:lang w:eastAsia="ja-JP"/>
-        </w:rPr>
-        <w:t>riph</w:t>
-      </w:r>
-      <w:r>
-        <w:rPr>
-          <w:rFonts w:ascii="Segoe UI" w:eastAsia="MS Gothic" w:hAnsi="Segoe UI" w:cs="Segoe UI"/>
-          <w:lang w:eastAsia="ja-JP"/>
-        </w:rPr>
-        <w:t>é</w:t>
-      </w:r>
-      <w:r>
-        <w:rPr>
-          <w:rFonts w:ascii="Segoe UI" w:eastAsia="MS Gothic" w:hAnsi="Segoe UI" w:cs="Segoe UI" w:hint="eastAsia"/>
-          <w:lang w:eastAsia="ja-JP"/>
-        </w:rPr>
-        <w:t>rique. Etant donn</w:t>
-      </w:r>
-      <w:r>
-        <w:rPr>
-          <w:rFonts w:ascii="Segoe UI" w:eastAsia="MS Gothic" w:hAnsi="Segoe UI" w:cs="Segoe UI"/>
-          <w:lang w:eastAsia="ja-JP"/>
-        </w:rPr>
-        <w:t>é</w:t>
-      </w:r>
-      <w:r>
-        <w:rPr>
-          <w:rFonts w:ascii="Segoe UI" w:eastAsia="MS Gothic" w:hAnsi="Segoe UI" w:cs="Segoe UI" w:hint="eastAsia"/>
-          <w:lang w:eastAsia="ja-JP"/>
-        </w:rPr>
-        <w:t xml:space="preserve"> que le bloc m</w:t>
-      </w:r>
-      <w:r>
-        <w:rPr>
-          <w:rFonts w:ascii="Segoe UI" w:eastAsia="MS Gothic" w:hAnsi="Segoe UI" w:cs="Segoe UI"/>
-          <w:lang w:eastAsia="ja-JP"/>
-        </w:rPr>
-        <w:t>é</w:t>
-      </w:r>
-      <w:r>
-        <w:rPr>
-          <w:rFonts w:ascii="Segoe UI" w:eastAsia="MS Gothic" w:hAnsi="Segoe UI" w:cs="Segoe UI" w:hint="eastAsia"/>
-          <w:lang w:eastAsia="ja-JP"/>
-        </w:rPr>
-        <w:t xml:space="preserve">moire qui </w:t>
-      </w:r>
-      <w:r>
-        <w:rPr>
-          <w:rFonts w:ascii="Segoe UI" w:eastAsia="MS Gothic" w:hAnsi="Segoe UI" w:cs="Segoe UI"/>
-          <w:lang w:eastAsia="ja-JP"/>
-        </w:rPr>
-        <w:t>n’</w:t>
-      </w:r>
-      <w:r>
-        <w:rPr>
-          <w:rFonts w:ascii="Segoe UI" w:eastAsia="MS Gothic" w:hAnsi="Segoe UI" w:cs="Segoe UI" w:hint="eastAsia"/>
-          <w:lang w:eastAsia="ja-JP"/>
-        </w:rPr>
-        <w:t>interf</w:t>
-      </w:r>
-      <w:r>
-        <w:rPr>
-          <w:rFonts w:ascii="Segoe UI" w:eastAsia="MS Gothic" w:hAnsi="Segoe UI" w:cs="Segoe UI"/>
-          <w:lang w:eastAsia="ja-JP"/>
-        </w:rPr>
-        <w:t>è</w:t>
-      </w:r>
-      <w:r>
-        <w:rPr>
-          <w:rFonts w:ascii="Segoe UI" w:eastAsia="MS Gothic" w:hAnsi="Segoe UI" w:cs="Segoe UI" w:hint="eastAsia"/>
-          <w:lang w:eastAsia="ja-JP"/>
-        </w:rPr>
-        <w:t xml:space="preserve">re pas avec les autres programmes de </w:t>
-      </w:r>
-      <w:r>
-        <w:rPr>
-          <w:rFonts w:ascii="Segoe UI" w:eastAsia="MS Gothic" w:hAnsi="Segoe UI" w:cs="Segoe UI"/>
-          <w:lang w:eastAsia="ja-JP"/>
-        </w:rPr>
-        <w:t>l’</w:t>
-      </w:r>
-      <w:r>
-        <w:rPr>
-          <w:rFonts w:ascii="Segoe UI" w:eastAsia="MS Gothic" w:hAnsi="Segoe UI" w:cs="Segoe UI" w:hint="eastAsia"/>
-          <w:lang w:eastAsia="ja-JP"/>
-        </w:rPr>
-        <w:t>autre programme est r</w:t>
-      </w:r>
-      <w:r>
-        <w:rPr>
-          <w:rFonts w:ascii="Segoe UI" w:eastAsia="MS Gothic" w:hAnsi="Segoe UI" w:cs="Segoe UI"/>
-          <w:lang w:eastAsia="ja-JP"/>
-        </w:rPr>
-        <w:t>é</w:t>
-      </w:r>
-      <w:r>
-        <w:rPr>
-          <w:rFonts w:ascii="Segoe UI" w:eastAsia="MS Gothic" w:hAnsi="Segoe UI" w:cs="Segoe UI" w:hint="eastAsia"/>
-          <w:lang w:eastAsia="ja-JP"/>
-        </w:rPr>
-        <w:t>serv</w:t>
-      </w:r>
-      <w:r>
-        <w:rPr>
-          <w:rFonts w:ascii="Segoe UI" w:eastAsia="MS Gothic" w:hAnsi="Segoe UI" w:cs="Segoe UI"/>
-          <w:lang w:eastAsia="ja-JP"/>
-        </w:rPr>
-        <w:t>é</w:t>
-      </w:r>
-      <w:r>
-        <w:rPr>
-          <w:rFonts w:ascii="Segoe UI" w:eastAsia="MS Gothic" w:hAnsi="Segoe UI" w:cs="Segoe UI" w:hint="eastAsia"/>
-          <w:lang w:eastAsia="ja-JP"/>
-        </w:rPr>
-        <w:t xml:space="preserve"> dans la RAM du Pocket PC et qu</w:t>
-      </w:r>
-      <w:r>
-        <w:rPr>
-          <w:rFonts w:ascii="Segoe UI" w:eastAsia="MS Gothic" w:hAnsi="Segoe UI" w:cs="Segoe UI"/>
-          <w:lang w:eastAsia="ja-JP"/>
-        </w:rPr>
-        <w:t>’</w:t>
-      </w:r>
-      <w:r>
-        <w:rPr>
-          <w:rFonts w:ascii="Segoe UI" w:eastAsia="MS Gothic" w:hAnsi="Segoe UI" w:cs="Segoe UI" w:hint="eastAsia"/>
-          <w:lang w:eastAsia="ja-JP"/>
-        </w:rPr>
-        <w:t>il r</w:t>
-      </w:r>
-      <w:r>
-        <w:rPr>
-          <w:rFonts w:ascii="Segoe UI" w:eastAsia="MS Gothic" w:hAnsi="Segoe UI" w:cs="Segoe UI"/>
-          <w:lang w:eastAsia="ja-JP"/>
-        </w:rPr>
-        <w:t>é</w:t>
-      </w:r>
-      <w:r>
-        <w:rPr>
-          <w:rFonts w:ascii="Segoe UI" w:eastAsia="MS Gothic" w:hAnsi="Segoe UI" w:cs="Segoe UI" w:hint="eastAsia"/>
-          <w:lang w:eastAsia="ja-JP"/>
-        </w:rPr>
-        <w:t xml:space="preserve">side, "L:" peut </w:t>
-      </w:r>
-      <w:r>
-        <w:rPr>
-          <w:rFonts w:ascii="Segoe UI" w:eastAsia="MS Gothic" w:hAnsi="Segoe UI" w:cs="Segoe UI"/>
-          <w:lang w:eastAsia="ja-JP"/>
-        </w:rPr>
-        <w:t>ê</w:t>
-      </w:r>
-      <w:r>
-        <w:rPr>
-          <w:rFonts w:ascii="Segoe UI" w:eastAsia="MS Gothic" w:hAnsi="Segoe UI" w:cs="Segoe UI" w:hint="eastAsia"/>
-          <w:lang w:eastAsia="ja-JP"/>
-        </w:rPr>
-        <w:t>tre utilis</w:t>
-      </w:r>
-      <w:r>
-        <w:rPr>
-          <w:rFonts w:ascii="Segoe UI" w:eastAsia="MS Gothic" w:hAnsi="Segoe UI" w:cs="Segoe UI"/>
-          <w:lang w:eastAsia="ja-JP"/>
-        </w:rPr>
-        <w:t>é</w:t>
-      </w:r>
-      <w:r>
-        <w:rPr>
-          <w:rFonts w:ascii="Segoe UI" w:eastAsia="MS Gothic" w:hAnsi="Segoe UI" w:cs="Segoe UI" w:hint="eastAsia"/>
-          <w:lang w:eastAsia="ja-JP"/>
-        </w:rPr>
-        <w:t xml:space="preserve"> dans le m</w:t>
-      </w:r>
-      <w:r>
-        <w:rPr>
-          <w:rFonts w:ascii="Segoe UI" w:eastAsia="MS Gothic" w:hAnsi="Segoe UI" w:cs="Segoe UI"/>
-          <w:lang w:eastAsia="ja-JP"/>
-        </w:rPr>
-        <w:t>ê</w:t>
-      </w:r>
-      <w:r>
-        <w:rPr>
-          <w:rFonts w:ascii="Segoe UI" w:eastAsia="MS Gothic" w:hAnsi="Segoe UI" w:cs="Segoe UI" w:hint="eastAsia"/>
-          <w:lang w:eastAsia="ja-JP"/>
-        </w:rPr>
-        <w:t>me sens que l</w:t>
-      </w:r>
-      <w:r>
-        <w:rPr>
-          <w:rFonts w:ascii="Segoe UI" w:eastAsia="MS Gothic" w:hAnsi="Segoe UI" w:cs="Segoe UI"/>
-          <w:lang w:eastAsia="ja-JP"/>
-        </w:rPr>
-        <w:t>’</w:t>
-      </w:r>
-      <w:r>
-        <w:rPr>
-          <w:rFonts w:ascii="Segoe UI" w:eastAsia="MS Gothic" w:hAnsi="Segoe UI" w:cs="Segoe UI" w:hint="eastAsia"/>
-          <w:lang w:eastAsia="ja-JP"/>
-        </w:rPr>
-        <w:t>utilisation du fichier RAM g</w:t>
-      </w:r>
-      <w:r>
-        <w:rPr>
-          <w:rFonts w:ascii="Segoe UI" w:eastAsia="MS Gothic" w:hAnsi="Segoe UI" w:cs="Segoe UI"/>
-          <w:lang w:eastAsia="ja-JP"/>
-        </w:rPr>
-        <w:t>é</w:t>
-      </w:r>
-      <w:r>
-        <w:rPr>
-          <w:rFonts w:ascii="Segoe UI" w:eastAsia="MS Gothic" w:hAnsi="Segoe UI" w:cs="Segoe UI" w:hint="eastAsia"/>
-          <w:lang w:eastAsia="ja-JP"/>
-        </w:rPr>
-        <w:t>n</w:t>
-      </w:r>
-      <w:r>
-        <w:rPr>
-          <w:rFonts w:ascii="Segoe UI" w:eastAsia="MS Gothic" w:hAnsi="Segoe UI" w:cs="Segoe UI"/>
-          <w:lang w:eastAsia="ja-JP"/>
-        </w:rPr>
-        <w:t>é</w:t>
-      </w:r>
-      <w:r>
-        <w:rPr>
-          <w:rFonts w:ascii="Segoe UI" w:eastAsia="MS Gothic" w:hAnsi="Segoe UI" w:cs="Segoe UI" w:hint="eastAsia"/>
-          <w:lang w:eastAsia="ja-JP"/>
-        </w:rPr>
-        <w:t>ralement du programme BASIC ou du programme en langage machine.</w:t>
-      </w:r>
-    </w:p>
-    <w:p>
-      <w:pPr>
-        <w:pStyle w:val="Textebrut"/>
-        <w:rPr>
-          <w:rFonts w:ascii="Segoe UI" w:eastAsia="MS Gothic" w:hAnsi="Segoe UI" w:cs="Segoe UI"/>
-          <w:lang w:eastAsia="ja-JP"/>
-        </w:rPr>
-      </w:pPr>
-      <w:r>
-        <w:rPr>
-          <w:rFonts w:ascii="Segoe UI" w:eastAsia="MS Gothic" w:hAnsi="Segoe UI" w:cs="Segoe UI" w:hint="eastAsia"/>
-          <w:lang w:eastAsia="ja-JP"/>
-        </w:rPr>
-        <w:t>Ce programme est un programme client du c</w:t>
-      </w:r>
-      <w:r>
-        <w:rPr>
-          <w:rFonts w:ascii="Segoe UI" w:eastAsia="MS Gothic" w:hAnsi="Segoe UI" w:cs="Segoe UI"/>
-          <w:lang w:eastAsia="ja-JP"/>
-        </w:rPr>
-        <w:t>ô</w:t>
-      </w:r>
-      <w:r>
-        <w:rPr>
-          <w:rFonts w:ascii="Segoe UI" w:eastAsia="MS Gothic" w:hAnsi="Segoe UI" w:cs="Segoe UI" w:hint="eastAsia"/>
-          <w:lang w:eastAsia="ja-JP"/>
-        </w:rPr>
-        <w:t>t</w:t>
-      </w:r>
-      <w:r>
-        <w:rPr>
-          <w:rFonts w:ascii="Segoe UI" w:eastAsia="MS Gothic" w:hAnsi="Segoe UI" w:cs="Segoe UI"/>
-          <w:lang w:eastAsia="ja-JP"/>
-        </w:rPr>
-        <w:t>é</w:t>
-      </w:r>
-      <w:r>
-        <w:rPr>
-          <w:rFonts w:ascii="Segoe UI" w:eastAsia="MS Gothic" w:hAnsi="Segoe UI" w:cs="Segoe UI" w:hint="eastAsia"/>
-          <w:lang w:eastAsia="ja-JP"/>
-        </w:rPr>
-        <w:t xml:space="preserve"> de l'ordinateur de poche.</w:t>
-      </w:r>
-    </w:p>
-    <w:p>
-      <w:pPr>
-        <w:pStyle w:val="Textebrut"/>
-        <w:rPr>
-          <w:rFonts w:ascii="Segoe UI" w:eastAsia="MS Gothic" w:hAnsi="Segoe UI" w:cs="Segoe UI"/>
-          <w:lang w:eastAsia="ja-JP"/>
-        </w:rPr>
-      </w:pPr>
-    </w:p>
-    <w:p>
-      <w:pPr>
-        <w:pStyle w:val="Textebrut"/>
-        <w:rPr>
-          <w:rFonts w:ascii="Segoe UI" w:eastAsia="MS Gothic" w:hAnsi="Segoe UI" w:cs="Segoe UI"/>
-          <w:lang w:eastAsia="ja-JP"/>
-        </w:rPr>
-      </w:pPr>
-    </w:p>
-    <w:p>
-      <w:pPr>
-        <w:pStyle w:val="Textebrut"/>
-        <w:rPr>
-          <w:rFonts w:ascii="Segoe UI" w:eastAsia="MS Gothic" w:hAnsi="Segoe UI" w:cs="Segoe UI"/>
-          <w:lang w:eastAsia="ja-JP"/>
-        </w:rPr>
-      </w:pPr>
-    </w:p>
-    <w:p>
-      <w:pPr>
-        <w:pStyle w:val="Textebrut"/>
-        <w:rPr>
-          <w:rFonts w:ascii="Segoe UI" w:eastAsia="MS Gothic" w:hAnsi="Segoe UI" w:cs="Segoe UI"/>
-          <w:lang w:eastAsia="ja-JP"/>
-        </w:rPr>
-      </w:pPr>
-    </w:p>
-    <w:p>
-      <w:pPr>
-        <w:pStyle w:val="Textebrut"/>
-        <w:rPr>
-          <w:rFonts w:ascii="Segoe UI" w:eastAsia="MS Gothic" w:hAnsi="Segoe UI" w:cs="Segoe UI"/>
-          <w:lang w:eastAsia="ja-JP"/>
-        </w:rPr>
-      </w:pPr>
-    </w:p>
-    <w:p>
-      <w:pPr>
-        <w:pStyle w:val="Textebrut"/>
-        <w:rPr>
-          <w:rFonts w:ascii="Segoe UI" w:eastAsia="MS Gothic" w:hAnsi="Segoe UI" w:cs="Segoe UI"/>
-          <w:b/>
-          <w:bCs/>
-          <w:color w:val="3A7C22" w:themeColor="accent6" w:themeShade="BF"/>
-          <w:lang w:eastAsia="ja-JP"/>
-        </w:rPr>
-      </w:pPr>
-      <w:r>
-        <w:rPr>
-          <w:rFonts w:ascii="Segoe UI" w:eastAsia="MS Gothic" w:hAnsi="Segoe UI" w:cs="Segoe UI" w:hint="eastAsia"/>
-          <w:b/>
-          <w:bCs/>
-          <w:color w:val="3A7C22" w:themeColor="accent6" w:themeShade="BF"/>
-          <w:lang w:eastAsia="ja-JP"/>
-        </w:rPr>
-        <w:t>★</w:t>
-      </w:r>
-      <w:r>
-        <w:rPr>
-          <w:rFonts w:ascii="Segoe UI" w:eastAsia="MS Gothic" w:hAnsi="Segoe UI" w:cs="Segoe UI" w:hint="eastAsia"/>
-          <w:b/>
-          <w:bCs/>
-          <w:color w:val="3A7C22" w:themeColor="accent6" w:themeShade="BF"/>
-          <w:lang w:eastAsia="ja-JP"/>
-        </w:rPr>
-        <w:t xml:space="preserve"> Environnement d'exploitation </w:t>
-      </w:r>
-      <w:r>
-        <w:rPr>
-          <w:rFonts w:ascii="Segoe UI" w:eastAsia="MS Gothic" w:hAnsi="Segoe UI" w:cs="Segoe UI" w:hint="eastAsia"/>
-          <w:b/>
-          <w:bCs/>
-          <w:color w:val="3A7C22" w:themeColor="accent6" w:themeShade="BF"/>
-          <w:lang w:eastAsia="ja-JP"/>
-        </w:rPr>
-        <w:t>☆</w:t>
-      </w:r>
-      <w:r>
-        <w:rPr>
-          <w:rFonts w:ascii="Segoe UI" w:eastAsia="MS Gothic" w:hAnsi="Segoe UI" w:cs="Segoe UI" w:hint="eastAsia"/>
-          <w:b/>
-          <w:bCs/>
-          <w:color w:val="3A7C22" w:themeColor="accent6" w:themeShade="BF"/>
-          <w:lang w:eastAsia="ja-JP"/>
-        </w:rPr>
-        <w:t xml:space="preserve"> </w:t>
-      </w:r>
-      <w:r>
-        <w:rPr>
-          <w:rFonts w:ascii="Segoe UI" w:eastAsia="MS Gothic" w:hAnsi="Segoe UI" w:cs="Segoe UI" w:hint="eastAsia"/>
-          <w:b/>
-          <w:bCs/>
-          <w:color w:val="3A7C22" w:themeColor="accent6" w:themeShade="BF"/>
-          <w:lang w:eastAsia="ja-JP"/>
-        </w:rPr>
-        <w:t>★</w:t>
-      </w:r>
-    </w:p>
-    <w:p>
-      <w:pPr>
-        <w:pStyle w:val="Textebrut"/>
-        <w:rPr>
-          <w:rFonts w:ascii="Segoe UI" w:eastAsia="MS Gothic" w:hAnsi="Segoe UI" w:cs="Segoe UI"/>
-          <w:lang w:eastAsia="ja-JP"/>
-        </w:rPr>
-      </w:pPr>
-    </w:p>
-    <w:p>
-      <w:pPr>
-        <w:pStyle w:val="Textebrut"/>
-        <w:rPr>
-          <w:rFonts w:ascii="Segoe UI" w:eastAsia="MS Gothic" w:hAnsi="Segoe UI" w:cs="Segoe UI"/>
-          <w:lang w:eastAsia="ja-JP"/>
-        </w:rPr>
-      </w:pPr>
-      <w:r>
-        <w:rPr>
-          <w:rFonts w:ascii="Segoe UI" w:eastAsia="MS Gothic" w:hAnsi="Segoe UI" w:cs="Segoe UI" w:hint="eastAsia"/>
-          <w:lang w:eastAsia="ja-JP"/>
-        </w:rPr>
-        <w:t>Pour utiliser le syst</w:t>
-      </w:r>
-      <w:r>
-        <w:rPr>
-          <w:rFonts w:ascii="Segoe UI" w:eastAsia="MS Gothic" w:hAnsi="Segoe UI" w:cs="Segoe UI"/>
-          <w:lang w:eastAsia="ja-JP"/>
-        </w:rPr>
-        <w:t>è</w:t>
-      </w:r>
-      <w:r>
-        <w:rPr>
-          <w:rFonts w:ascii="Segoe UI" w:eastAsia="MS Gothic" w:hAnsi="Segoe UI" w:cs="Segoe UI" w:hint="eastAsia"/>
-          <w:lang w:eastAsia="ja-JP"/>
-        </w:rPr>
-        <w:t>me Pocket Link, vous avez besoin, en plus de ce programme, d'un ordinateur personnel sur lequel le programme serveur est install</w:t>
-      </w:r>
-      <w:r>
-        <w:rPr>
-          <w:rFonts w:ascii="Segoe UI" w:eastAsia="MS Gothic" w:hAnsi="Segoe UI" w:cs="Segoe UI"/>
-          <w:lang w:eastAsia="ja-JP"/>
-        </w:rPr>
-        <w:t>é</w:t>
-      </w:r>
-      <w:r>
-        <w:rPr>
-          <w:rFonts w:ascii="Segoe UI" w:eastAsia="MS Gothic" w:hAnsi="Segoe UI" w:cs="Segoe UI" w:hint="eastAsia"/>
-          <w:lang w:eastAsia="ja-JP"/>
-        </w:rPr>
-        <w:t xml:space="preserve"> et d'un convertisseur de niveau qui connecte l'ordinateur de poche </w:t>
-      </w:r>
-      <w:r>
-        <w:rPr>
-          <w:rFonts w:ascii="Segoe UI" w:eastAsia="MS Gothic" w:hAnsi="Segoe UI" w:cs="Segoe UI"/>
-          <w:lang w:eastAsia="ja-JP"/>
-        </w:rPr>
-        <w:t>à</w:t>
-      </w:r>
-      <w:r>
-        <w:rPr>
-          <w:rFonts w:ascii="Segoe UI" w:eastAsia="MS Gothic" w:hAnsi="Segoe UI" w:cs="Segoe UI" w:hint="eastAsia"/>
-          <w:lang w:eastAsia="ja-JP"/>
-        </w:rPr>
-        <w:t xml:space="preserve"> l'ordinateur.</w:t>
-      </w:r>
-    </w:p>
-    <w:p>
-      <w:pPr>
-        <w:pStyle w:val="Textebrut"/>
-        <w:rPr>
-          <w:rFonts w:ascii="Segoe UI" w:eastAsia="MS Gothic" w:hAnsi="Segoe UI" w:cs="Segoe UI"/>
-          <w:lang w:eastAsia="ja-JP"/>
-        </w:rPr>
-      </w:pPr>
-      <w:r>
-        <w:rPr>
-          <w:rFonts w:ascii="Segoe UI" w:eastAsia="MS Gothic" w:hAnsi="Segoe UI" w:cs="Segoe UI" w:hint="eastAsia"/>
-          <w:lang w:eastAsia="ja-JP"/>
-        </w:rPr>
-        <w:t>Pour les convertisseurs de niveau authentiques SHARP, il est possible de choisir entre CE-130T / 135T / 140T. CE-130T n</w:t>
-      </w:r>
-      <w:r>
-        <w:rPr>
-          <w:rFonts w:ascii="Segoe UI" w:eastAsia="MS Gothic" w:hAnsi="Segoe UI" w:cs="Segoe UI"/>
-          <w:lang w:eastAsia="ja-JP"/>
-        </w:rPr>
-        <w:t>é</w:t>
-      </w:r>
-      <w:r>
-        <w:rPr>
-          <w:rFonts w:ascii="Segoe UI" w:eastAsia="MS Gothic" w:hAnsi="Segoe UI" w:cs="Segoe UI" w:hint="eastAsia"/>
-          <w:lang w:eastAsia="ja-JP"/>
-        </w:rPr>
-        <w:t>cessite un c</w:t>
-      </w:r>
-      <w:r>
-        <w:rPr>
-          <w:rFonts w:ascii="Segoe UI" w:eastAsia="MS Gothic" w:hAnsi="Segoe UI" w:cs="Segoe UI"/>
-          <w:lang w:eastAsia="ja-JP"/>
-        </w:rPr>
-        <w:t>â</w:t>
-      </w:r>
-      <w:r>
-        <w:rPr>
-          <w:rFonts w:ascii="Segoe UI" w:eastAsia="MS Gothic" w:hAnsi="Segoe UI" w:cs="Segoe UI" w:hint="eastAsia"/>
-          <w:lang w:eastAsia="ja-JP"/>
-        </w:rPr>
-        <w:t>ble, CE-135T a un Mini DIN 8P, CE-140T a un connecteur D-SUB 25P. Veuillez choisir celui qui convient.</w:t>
-      </w:r>
-    </w:p>
-    <w:p>
-      <w:pPr>
-        <w:pStyle w:val="Textebrut"/>
-        <w:rPr>
-          <w:rFonts w:ascii="Segoe UI" w:eastAsia="MS Gothic" w:hAnsi="Segoe UI" w:cs="Segoe UI"/>
-          <w:lang w:eastAsia="ja-JP"/>
-        </w:rPr>
-      </w:pPr>
-    </w:p>
-    <w:p>
-      <w:pPr>
-        <w:pStyle w:val="Textebrut"/>
-        <w:rPr>
-          <w:rFonts w:ascii="Segoe UI" w:eastAsia="MS Gothic" w:hAnsi="Segoe UI" w:cs="Segoe UI"/>
-          <w:lang w:eastAsia="ja-JP"/>
-        </w:rPr>
-      </w:pPr>
-    </w:p>
-    <w:p>
-      <w:pPr>
-        <w:pStyle w:val="Textebrut"/>
-        <w:rPr>
-          <w:rFonts w:ascii="Segoe UI" w:eastAsia="MS Gothic" w:hAnsi="Segoe UI" w:cs="Segoe UI"/>
-          <w:b/>
-          <w:bCs/>
-          <w:color w:val="3A7C22" w:themeColor="accent6" w:themeShade="BF"/>
-          <w:lang w:eastAsia="ja-JP"/>
-        </w:rPr>
-      </w:pPr>
-      <w:r>
-        <w:rPr>
-          <w:rFonts w:ascii="Segoe UI" w:eastAsia="MS Gothic" w:hAnsi="Segoe UI" w:cs="Segoe UI" w:hint="eastAsia"/>
-          <w:b/>
-          <w:bCs/>
-          <w:color w:val="3A7C22" w:themeColor="accent6" w:themeShade="BF"/>
-          <w:lang w:eastAsia="ja-JP"/>
-        </w:rPr>
-        <w:t>★</w:t>
-      </w:r>
-      <w:r>
-        <w:rPr>
-          <w:rFonts w:ascii="Segoe UI" w:eastAsia="MS Gothic" w:hAnsi="Segoe UI" w:cs="Segoe UI" w:hint="eastAsia"/>
-          <w:b/>
-          <w:bCs/>
-          <w:color w:val="3A7C22" w:themeColor="accent6" w:themeShade="BF"/>
-          <w:lang w:eastAsia="ja-JP"/>
-        </w:rPr>
-        <w:t xml:space="preserve"> M</w:t>
-      </w:r>
-      <w:r>
-        <w:rPr>
-          <w:rFonts w:ascii="Segoe UI" w:eastAsia="MS Gothic" w:hAnsi="Segoe UI" w:cs="Segoe UI"/>
-          <w:b/>
-          <w:bCs/>
-          <w:color w:val="3A7C22" w:themeColor="accent6" w:themeShade="BF"/>
-          <w:lang w:eastAsia="ja-JP"/>
-        </w:rPr>
-        <w:t>é</w:t>
-      </w:r>
-      <w:r>
-        <w:rPr>
-          <w:rFonts w:ascii="Segoe UI" w:eastAsia="MS Gothic" w:hAnsi="Segoe UI" w:cs="Segoe UI" w:hint="eastAsia"/>
-          <w:b/>
-          <w:bCs/>
-          <w:color w:val="3A7C22" w:themeColor="accent6" w:themeShade="BF"/>
-          <w:lang w:eastAsia="ja-JP"/>
-        </w:rPr>
-        <w:t xml:space="preserve">thode d'installation </w:t>
-      </w:r>
-      <w:r>
-        <w:rPr>
-          <w:rFonts w:ascii="Segoe UI" w:eastAsia="MS Gothic" w:hAnsi="Segoe UI" w:cs="Segoe UI" w:hint="eastAsia"/>
-          <w:b/>
-          <w:bCs/>
-          <w:color w:val="3A7C22" w:themeColor="accent6" w:themeShade="BF"/>
-          <w:lang w:eastAsia="ja-JP"/>
-        </w:rPr>
-        <w:t>☆</w:t>
-      </w:r>
-      <w:r>
-        <w:rPr>
-          <w:rFonts w:ascii="Segoe UI" w:eastAsia="MS Gothic" w:hAnsi="Segoe UI" w:cs="Segoe UI" w:hint="eastAsia"/>
-          <w:b/>
-          <w:bCs/>
-          <w:color w:val="3A7C22" w:themeColor="accent6" w:themeShade="BF"/>
-          <w:lang w:eastAsia="ja-JP"/>
-        </w:rPr>
-        <w:t xml:space="preserve"> </w:t>
-      </w:r>
-      <w:r>
-        <w:rPr>
-          <w:rFonts w:ascii="Segoe UI" w:eastAsia="MS Gothic" w:hAnsi="Segoe UI" w:cs="Segoe UI" w:hint="eastAsia"/>
-          <w:b/>
-          <w:bCs/>
-          <w:color w:val="3A7C22" w:themeColor="accent6" w:themeShade="BF"/>
-          <w:lang w:eastAsia="ja-JP"/>
-        </w:rPr>
-        <w:t>★</w:t>
-      </w:r>
-    </w:p>
-    <w:p>
-      <w:pPr>
-        <w:pStyle w:val="Textebrut"/>
-        <w:rPr>
-          <w:rFonts w:ascii="Segoe UI" w:eastAsia="MS Gothic" w:hAnsi="Segoe UI" w:cs="Segoe UI"/>
-          <w:lang w:eastAsia="ja-JP"/>
-        </w:rPr>
-      </w:pPr>
-    </w:p>
-    <w:p>
-      <w:pPr>
-        <w:pStyle w:val="Textebrut"/>
-        <w:rPr>
-          <w:rFonts w:ascii="Segoe UI" w:eastAsia="MS Gothic" w:hAnsi="Segoe UI" w:cs="Segoe UI"/>
-          <w:lang w:eastAsia="ja-JP"/>
-        </w:rPr>
-      </w:pPr>
-      <w:r>
-        <w:rPr>
-          <w:rFonts w:ascii="Segoe UI" w:eastAsia="MS Gothic" w:hAnsi="Segoe UI" w:cs="Segoe UI" w:hint="eastAsia"/>
-          <w:lang w:eastAsia="ja-JP"/>
-        </w:rPr>
-        <w:t>Si vous avez d</w:t>
-      </w:r>
-      <w:r>
-        <w:rPr>
-          <w:rFonts w:ascii="Segoe UI" w:eastAsia="MS Gothic" w:hAnsi="Segoe UI" w:cs="Segoe UI"/>
-          <w:lang w:eastAsia="ja-JP"/>
-        </w:rPr>
-        <w:t>é</w:t>
-      </w:r>
-      <w:r>
-        <w:rPr>
-          <w:rFonts w:ascii="Segoe UI" w:eastAsia="MS Gothic" w:hAnsi="Segoe UI" w:cs="Segoe UI" w:hint="eastAsia"/>
-          <w:lang w:eastAsia="ja-JP"/>
-        </w:rPr>
-        <w:t>j</w:t>
-      </w:r>
-      <w:r>
-        <w:rPr>
-          <w:rFonts w:ascii="Segoe UI" w:eastAsia="MS Gothic" w:hAnsi="Segoe UI" w:cs="Segoe UI"/>
-          <w:lang w:eastAsia="ja-JP"/>
-        </w:rPr>
-        <w:t>à</w:t>
-      </w:r>
-      <w:r>
-        <w:rPr>
-          <w:rFonts w:ascii="Segoe UI" w:eastAsia="MS Gothic" w:hAnsi="Segoe UI" w:cs="Segoe UI" w:hint="eastAsia"/>
-          <w:lang w:eastAsia="ja-JP"/>
-        </w:rPr>
-        <w:t xml:space="preserve"> install</w:t>
-      </w:r>
-      <w:r>
-        <w:rPr>
-          <w:rFonts w:ascii="Segoe UI" w:eastAsia="MS Gothic" w:hAnsi="Segoe UI" w:cs="Segoe UI"/>
-          <w:lang w:eastAsia="ja-JP"/>
-        </w:rPr>
-        <w:t>é</w:t>
-      </w:r>
-      <w:r>
-        <w:rPr>
-          <w:rFonts w:ascii="Segoe UI" w:eastAsia="MS Gothic" w:hAnsi="Segoe UI" w:cs="Segoe UI" w:hint="eastAsia"/>
-          <w:lang w:eastAsia="ja-JP"/>
-        </w:rPr>
-        <w:t xml:space="preserve"> PLINK.SYS, r</w:t>
-      </w:r>
-      <w:r>
-        <w:rPr>
-          <w:rFonts w:ascii="Segoe UI" w:eastAsia="MS Gothic" w:hAnsi="Segoe UI" w:cs="Segoe UI"/>
-          <w:lang w:eastAsia="ja-JP"/>
-        </w:rPr>
-        <w:t>é</w:t>
-      </w:r>
-      <w:r>
-        <w:rPr>
-          <w:rFonts w:ascii="Segoe UI" w:eastAsia="MS Gothic" w:hAnsi="Segoe UI" w:cs="Segoe UI" w:hint="eastAsia"/>
-          <w:lang w:eastAsia="ja-JP"/>
-        </w:rPr>
-        <w:t>initialisez tout et supprimez "PLINK.SYS".</w:t>
-      </w:r>
-    </w:p>
-    <w:p>
-      <w:pPr>
-        <w:pStyle w:val="Textebrut"/>
-        <w:rPr>
-          <w:rFonts w:ascii="Segoe UI" w:eastAsia="MS Gothic" w:hAnsi="Segoe UI" w:cs="Segoe UI"/>
-          <w:lang w:eastAsia="ja-JP"/>
-        </w:rPr>
-      </w:pPr>
-    </w:p>
-    <w:p>
-      <w:pPr>
-        <w:pStyle w:val="Textebrut"/>
-        <w:rPr>
-          <w:rFonts w:ascii="Segoe UI" w:eastAsia="MS Gothic" w:hAnsi="Segoe UI" w:cs="Segoe UI"/>
-          <w:lang w:eastAsia="ja-JP"/>
-        </w:rPr>
-      </w:pPr>
-      <w:r>
-        <w:rPr>
-          <w:rFonts w:ascii="Segoe UI" w:eastAsia="MS Gothic" w:hAnsi="Segoe UI" w:cs="Segoe UI" w:hint="eastAsia"/>
-          <w:lang w:eastAsia="ja-JP"/>
-        </w:rPr>
-        <w:t>Ce programme est un pilote de p</w:t>
-      </w:r>
-      <w:r>
-        <w:rPr>
-          <w:rFonts w:ascii="Segoe UI" w:eastAsia="MS Gothic" w:hAnsi="Segoe UI" w:cs="Segoe UI"/>
-          <w:lang w:eastAsia="ja-JP"/>
-        </w:rPr>
-        <w:t>é</w:t>
-      </w:r>
-      <w:r>
-        <w:rPr>
-          <w:rFonts w:ascii="Segoe UI" w:eastAsia="MS Gothic" w:hAnsi="Segoe UI" w:cs="Segoe UI" w:hint="eastAsia"/>
-          <w:lang w:eastAsia="ja-JP"/>
-        </w:rPr>
-        <w:t>riph</w:t>
-      </w:r>
-      <w:r>
-        <w:rPr>
-          <w:rFonts w:ascii="Segoe UI" w:eastAsia="MS Gothic" w:hAnsi="Segoe UI" w:cs="Segoe UI"/>
-          <w:lang w:eastAsia="ja-JP"/>
-        </w:rPr>
-        <w:t>é</w:t>
-      </w:r>
-      <w:r>
-        <w:rPr>
-          <w:rFonts w:ascii="Segoe UI" w:eastAsia="MS Gothic" w:hAnsi="Segoe UI" w:cs="Segoe UI" w:hint="eastAsia"/>
-          <w:lang w:eastAsia="ja-JP"/>
-        </w:rPr>
-        <w:t>rique qui r</w:t>
-      </w:r>
-      <w:r>
-        <w:rPr>
-          <w:rFonts w:ascii="Segoe UI" w:eastAsia="MS Gothic" w:hAnsi="Segoe UI" w:cs="Segoe UI"/>
-          <w:lang w:eastAsia="ja-JP"/>
-        </w:rPr>
-        <w:t>é</w:t>
-      </w:r>
-      <w:r>
-        <w:rPr>
-          <w:rFonts w:ascii="Segoe UI" w:eastAsia="MS Gothic" w:hAnsi="Segoe UI" w:cs="Segoe UI" w:hint="eastAsia"/>
-          <w:lang w:eastAsia="ja-JP"/>
-        </w:rPr>
-        <w:t xml:space="preserve">side dans "S1:" et aucun programme en langage machine </w:t>
-      </w:r>
-      <w:r>
-        <w:rPr>
-          <w:rFonts w:ascii="Segoe UI" w:eastAsia="MS Gothic" w:hAnsi="Segoe UI" w:cs="Segoe UI"/>
-          <w:lang w:eastAsia="ja-JP"/>
-        </w:rPr>
-        <w:t>n’</w:t>
-      </w:r>
-      <w:r>
-        <w:rPr>
-          <w:rFonts w:ascii="Segoe UI" w:eastAsia="MS Gothic" w:hAnsi="Segoe UI" w:cs="Segoe UI" w:hint="eastAsia"/>
-          <w:lang w:eastAsia="ja-JP"/>
-        </w:rPr>
-        <w:t xml:space="preserve">est requis pour </w:t>
-      </w:r>
-      <w:r>
-        <w:rPr>
-          <w:rFonts w:ascii="Segoe UI" w:eastAsia="MS Gothic" w:hAnsi="Segoe UI" w:cs="Segoe UI"/>
-          <w:lang w:eastAsia="ja-JP"/>
-        </w:rPr>
-        <w:t>l’</w:t>
-      </w:r>
-      <w:r>
-        <w:rPr>
-          <w:rFonts w:ascii="Segoe UI" w:eastAsia="MS Gothic" w:hAnsi="Segoe UI" w:cs="Segoe UI" w:hint="eastAsia"/>
-          <w:lang w:eastAsia="ja-JP"/>
-        </w:rPr>
-        <w:t xml:space="preserve">utiliser. Cependant, </w:t>
-      </w:r>
-      <w:r>
-        <w:rPr>
-          <w:rFonts w:ascii="Segoe UI" w:eastAsia="MS Gothic" w:hAnsi="Segoe UI" w:cs="Segoe UI"/>
-          <w:lang w:eastAsia="ja-JP"/>
-        </w:rPr>
-        <w:t>é</w:t>
-      </w:r>
-      <w:r>
-        <w:rPr>
-          <w:rFonts w:ascii="Segoe UI" w:eastAsia="MS Gothic" w:hAnsi="Segoe UI" w:cs="Segoe UI" w:hint="eastAsia"/>
-          <w:lang w:eastAsia="ja-JP"/>
-        </w:rPr>
-        <w:t>tant donn</w:t>
-      </w:r>
-      <w:r>
-        <w:rPr>
-          <w:rFonts w:ascii="Segoe UI" w:eastAsia="MS Gothic" w:hAnsi="Segoe UI" w:cs="Segoe UI"/>
-          <w:lang w:eastAsia="ja-JP"/>
-        </w:rPr>
-        <w:t>é</w:t>
-      </w:r>
-      <w:r>
-        <w:rPr>
-          <w:rFonts w:ascii="Segoe UI" w:eastAsia="MS Gothic" w:hAnsi="Segoe UI" w:cs="Segoe UI" w:hint="eastAsia"/>
-          <w:lang w:eastAsia="ja-JP"/>
-        </w:rPr>
-        <w:t xml:space="preserve"> que le programme d'installation qui le rend r</w:t>
-      </w:r>
-      <w:r>
-        <w:rPr>
-          <w:rFonts w:ascii="Segoe UI" w:eastAsia="MS Gothic" w:hAnsi="Segoe UI" w:cs="Segoe UI"/>
-          <w:lang w:eastAsia="ja-JP"/>
-        </w:rPr>
-        <w:t>é</w:t>
-      </w:r>
-      <w:r>
-        <w:rPr>
-          <w:rFonts w:ascii="Segoe UI" w:eastAsia="MS Gothic" w:hAnsi="Segoe UI" w:cs="Segoe UI" w:hint="eastAsia"/>
-          <w:lang w:eastAsia="ja-JP"/>
-        </w:rPr>
-        <w:t xml:space="preserve">sident est </w:t>
-      </w:r>
-      <w:r>
-        <w:rPr>
-          <w:rFonts w:ascii="Segoe UI" w:eastAsia="MS Gothic" w:hAnsi="Segoe UI" w:cs="Segoe UI"/>
-          <w:lang w:eastAsia="ja-JP"/>
-        </w:rPr>
-        <w:t>é</w:t>
-      </w:r>
-      <w:r>
-        <w:rPr>
-          <w:rFonts w:ascii="Segoe UI" w:eastAsia="MS Gothic" w:hAnsi="Segoe UI" w:cs="Segoe UI" w:hint="eastAsia"/>
-          <w:lang w:eastAsia="ja-JP"/>
-        </w:rPr>
-        <w:t>crit en langage machine, pour l'ex</w:t>
-      </w:r>
-      <w:r>
-        <w:rPr>
-          <w:rFonts w:ascii="Segoe UI" w:eastAsia="MS Gothic" w:hAnsi="Segoe UI" w:cs="Segoe UI"/>
-          <w:lang w:eastAsia="ja-JP"/>
-        </w:rPr>
-        <w:t>é</w:t>
-      </w:r>
-      <w:r>
-        <w:rPr>
-          <w:rFonts w:ascii="Segoe UI" w:eastAsia="MS Gothic" w:hAnsi="Segoe UI" w:cs="Segoe UI" w:hint="eastAsia"/>
-          <w:lang w:eastAsia="ja-JP"/>
-        </w:rPr>
-        <w:t xml:space="preserve">cuter, $BF000 ~ doit </w:t>
-      </w:r>
-      <w:r>
-        <w:rPr>
-          <w:rFonts w:ascii="Segoe UI" w:eastAsia="MS Gothic" w:hAnsi="Segoe UI" w:cs="Segoe UI"/>
-          <w:lang w:eastAsia="ja-JP"/>
-        </w:rPr>
-        <w:t>ê</w:t>
-      </w:r>
-      <w:r>
-        <w:rPr>
-          <w:rFonts w:ascii="Segoe UI" w:eastAsia="MS Gothic" w:hAnsi="Segoe UI" w:cs="Segoe UI" w:hint="eastAsia"/>
-          <w:lang w:eastAsia="ja-JP"/>
-        </w:rPr>
-        <w:t>tre un domaine en langage machine.</w:t>
-      </w:r>
-    </w:p>
-    <w:p>
-      <w:pPr>
-        <w:pStyle w:val="Textebrut"/>
-        <w:rPr>
-          <w:rFonts w:ascii="Segoe UI" w:eastAsia="MS Gothic" w:hAnsi="Segoe UI" w:cs="Segoe UI"/>
-          <w:lang w:val="en-GB" w:eastAsia="ja-JP"/>
-        </w:rPr>
-      </w:pPr>
-      <w:r>
-        <w:rPr>
-          <w:rFonts w:ascii="Segoe UI" w:eastAsia="MS Gothic" w:hAnsi="Segoe UI" w:cs="Segoe UI" w:hint="eastAsia"/>
-          <w:lang w:val="en-GB" w:eastAsia="ja-JP"/>
-        </w:rPr>
-        <w:t>Par exemple</w:t>
-      </w:r>
-      <w:r>
-        <w:rPr>
-          <w:rFonts w:ascii="Segoe UI" w:eastAsia="MS Gothic" w:hAnsi="Segoe UI" w:cs="Segoe UI"/>
-          <w:lang w:val="en-GB" w:eastAsia="ja-JP"/>
-        </w:rPr>
         <w:t xml:space="preserve"> :</w:t>
       </w:r>
+      <w:proofErr w:type="gramEnd"/>
     </w:p>
     <w:p>
       <w:pPr>
@@ -2760,7 +2919,25 @@
           <w:color w:val="E59EDC" w:themeColor="accent5" w:themeTint="66"/>
           <w:lang w:eastAsia="ja-JP"/>
         </w:rPr>
-        <w:t>LOADM "PLINKC": CALL &amp;BF000</w:t>
+        <w:t>LOADM "PLINKC</w:t>
+      </w:r>
+      <w:proofErr w:type="gramStart"/>
+      <w:r>
+        <w:rPr>
+          <w:rFonts w:ascii="Segoe UI" w:eastAsia="MS Gothic" w:hAnsi="Segoe UI" w:cs="Segoe UI" w:hint="eastAsia"/>
+          <w:color w:val="E59EDC" w:themeColor="accent5" w:themeTint="66"/>
+          <w:lang w:eastAsia="ja-JP"/>
+        </w:rPr>
+        <w:t>":</w:t>
+      </w:r>
+      <w:proofErr w:type="gramEnd"/>
+      <w:r>
+        <w:rPr>
+          <w:rFonts w:ascii="Segoe UI" w:eastAsia="MS Gothic" w:hAnsi="Segoe UI" w:cs="Segoe UI" w:hint="eastAsia"/>
+          <w:color w:val="E59EDC" w:themeColor="accent5" w:themeTint="66"/>
+          <w:lang w:eastAsia="ja-JP"/>
+        </w:rPr>
+        <w:t xml:space="preserve"> CALL &amp;BF000</w:t>
       </w:r>
     </w:p>
     <w:p>
@@ -3048,7 +3225,23 @@
           <w:rFonts w:ascii="Segoe UI" w:eastAsia="MS Gothic" w:hAnsi="Segoe UI" w:cs="Segoe UI" w:hint="eastAsia"/>
           <w:lang w:eastAsia="ja-JP"/>
         </w:rPr>
-        <w:t xml:space="preserve"> et si FILES "S1:" est d</w:t>
+        <w:t xml:space="preserve"> et si FILES "S</w:t>
+      </w:r>
+      <w:proofErr w:type="gramStart"/>
+      <w:r>
+        <w:rPr>
+          <w:rFonts w:ascii="Segoe UI" w:eastAsia="MS Gothic" w:hAnsi="Segoe UI" w:cs="Segoe UI" w:hint="eastAsia"/>
+          <w:lang w:eastAsia="ja-JP"/>
+        </w:rPr>
+        <w:t>1:</w:t>
+      </w:r>
+      <w:proofErr w:type="gramEnd"/>
+      <w:r>
+        <w:rPr>
+          <w:rFonts w:ascii="Segoe UI" w:eastAsia="MS Gothic" w:hAnsi="Segoe UI" w:cs="Segoe UI" w:hint="eastAsia"/>
+          <w:lang w:eastAsia="ja-JP"/>
+        </w:rPr>
+        <w:t>" est d</w:t>
       </w:r>
       <w:r>
         <w:rPr>
@@ -3412,6 +3605,7 @@
           <w:rFonts w:ascii="Segoe UI" w:eastAsia="MS Gothic" w:hAnsi="Segoe UI" w:cs="Segoe UI" w:hint="eastAsia"/>
           <w:lang w:eastAsia="ja-JP"/>
         </w:rPr>
+        <w:lastRenderedPageBreak/>
         <w:t>Plus de deux pages.</w:t>
       </w:r>
     </w:p>
@@ -4283,54 +4477,64 @@
           <w:color w:val="EE0000"/>
           <w:lang w:val="en-GB" w:eastAsia="ja-JP"/>
         </w:rPr>
-        <w:t>9600, N, 8, 1, A ,</w:t>
-      </w:r>
-      <w:r>
-        <w:rPr>
-          <w:rFonts w:ascii="Segoe UI" w:eastAsia="MS Gothic" w:hAnsi="Segoe UI" w:cs="Segoe UI"/>
+        <w:t xml:space="preserve">9600, N, 8, 1, </w:t>
+      </w:r>
+      <w:proofErr w:type="gramStart"/>
+      <w:r>
+        <w:rPr>
+          <w:rFonts w:ascii="Segoe UI" w:eastAsia="MS Gothic" w:hAnsi="Segoe UI" w:cs="Segoe UI" w:hint="eastAsia"/>
           <w:color w:val="EE0000"/>
           <w:lang w:val="en-GB" w:eastAsia="ja-JP"/>
         </w:rPr>
-        <w:t>L</w:t>
-      </w:r>
-      <w:r>
-        <w:rPr>
-          <w:rFonts w:ascii="Segoe UI" w:eastAsia="MS Gothic" w:hAnsi="Segoe UI" w:cs="Segoe UI" w:hint="eastAsia"/>
+        <w:t>A ,</w:t>
+      </w:r>
+      <w:r>
+        <w:rPr>
+          <w:rFonts w:ascii="Segoe UI" w:eastAsia="MS Gothic" w:hAnsi="Segoe UI" w:cs="Segoe UI"/>
           <w:color w:val="EE0000"/>
           <w:lang w:val="en-GB" w:eastAsia="ja-JP"/>
         </w:rPr>
-        <w:t>,</w:t>
-      </w:r>
-      <w:r>
-        <w:rPr>
-          <w:rFonts w:ascii="Segoe UI" w:eastAsia="MS Gothic" w:hAnsi="Segoe UI" w:cs="Segoe UI"/>
+        <w:t>L</w:t>
+      </w:r>
+      <w:proofErr w:type="gramEnd"/>
+      <w:r>
+        <w:rPr>
+          <w:rFonts w:ascii="Segoe UI" w:eastAsia="MS Gothic" w:hAnsi="Segoe UI" w:cs="Segoe UI" w:hint="eastAsia"/>
           <w:color w:val="EE0000"/>
           <w:lang w:val="en-GB" w:eastAsia="ja-JP"/>
         </w:rPr>
-        <w:t xml:space="preserve"> &amp;1A</w:t>
-      </w:r>
-      <w:r>
-        <w:rPr>
-          <w:rFonts w:ascii="Segoe UI" w:eastAsia="MS Gothic" w:hAnsi="Segoe UI" w:cs="Segoe UI" w:hint="eastAsia"/>
+        <w:t>,</w:t>
+      </w:r>
+      <w:r>
+        <w:rPr>
+          <w:rFonts w:ascii="Segoe UI" w:eastAsia="MS Gothic" w:hAnsi="Segoe UI" w:cs="Segoe UI"/>
           <w:color w:val="EE0000"/>
           <w:lang w:val="en-GB" w:eastAsia="ja-JP"/>
         </w:rPr>
-        <w:t xml:space="preserve">, </w:t>
-      </w:r>
-      <w:r>
-        <w:rPr>
-          <w:rFonts w:ascii="Segoe UI" w:eastAsia="MS Gothic" w:hAnsi="Segoe UI" w:cs="Segoe UI"/>
+        <w:t xml:space="preserve"> &amp;1A</w:t>
+      </w:r>
+      <w:r>
+        <w:rPr>
+          <w:rFonts w:ascii="Segoe UI" w:eastAsia="MS Gothic" w:hAnsi="Segoe UI" w:cs="Segoe UI" w:hint="eastAsia"/>
           <w:color w:val="EE0000"/>
           <w:lang w:val="en-GB" w:eastAsia="ja-JP"/>
         </w:rPr>
-        <w:t xml:space="preserve">N, </w:t>
-      </w:r>
-      <w:r>
-        <w:rPr>
-          <w:rFonts w:ascii="Segoe UI" w:eastAsia="MS Gothic" w:hAnsi="Segoe UI" w:cs="Segoe UI" w:hint="eastAsia"/>
+        <w:t xml:space="preserve">, </w:t>
+      </w:r>
+      <w:r>
+        <w:rPr>
+          <w:rFonts w:ascii="Segoe UI" w:eastAsia="MS Gothic" w:hAnsi="Segoe UI" w:cs="Segoe UI"/>
           <w:color w:val="EE0000"/>
           <w:lang w:val="en-GB" w:eastAsia="ja-JP"/>
         </w:rPr>
+        <w:t xml:space="preserve">N, </w:t>
+      </w:r>
+      <w:r>
+        <w:rPr>
+          <w:rFonts w:ascii="Segoe UI" w:eastAsia="MS Gothic" w:hAnsi="Segoe UI" w:cs="Segoe UI" w:hint="eastAsia"/>
+          <w:color w:val="EE0000"/>
+          <w:lang w:val="en-GB" w:eastAsia="ja-JP"/>
+        </w:rPr>
         <w:t>N</w:t>
       </w:r>
       <w:r>
@@ -4819,22 +5023,65 @@
           <w:rFonts w:ascii="Segoe UI" w:eastAsia="MS Gothic" w:hAnsi="Segoe UI" w:cs="Segoe UI" w:hint="eastAsia"/>
           <w:lang w:eastAsia="ja-JP"/>
         </w:rPr>
-        <w:t xml:space="preserve">, vous pouvez utiliser les commandes COPY, SAVE, LOAD telles que "E:" ou "F:". </w:t>
+        <w:t>, vous pouvez utiliser les commandes COPY, SAVE, LOAD telles que "</w:t>
+      </w:r>
+      <w:proofErr w:type="gramStart"/>
+      <w:r>
+        <w:rPr>
+          <w:rFonts w:ascii="Segoe UI" w:eastAsia="MS Gothic" w:hAnsi="Segoe UI" w:cs="Segoe UI" w:hint="eastAsia"/>
+          <w:lang w:eastAsia="ja-JP"/>
+        </w:rPr>
+        <w:t>E:</w:t>
+      </w:r>
+      <w:proofErr w:type="gramEnd"/>
+      <w:r>
+        <w:rPr>
+          <w:rFonts w:ascii="Segoe UI" w:eastAsia="MS Gothic" w:hAnsi="Segoe UI" w:cs="Segoe UI" w:hint="eastAsia"/>
+          <w:lang w:eastAsia="ja-JP"/>
+        </w:rPr>
+        <w:t>" ou "</w:t>
+      </w:r>
+      <w:proofErr w:type="gramStart"/>
+      <w:r>
+        <w:rPr>
+          <w:rFonts w:ascii="Segoe UI" w:eastAsia="MS Gothic" w:hAnsi="Segoe UI" w:cs="Segoe UI" w:hint="eastAsia"/>
+          <w:lang w:eastAsia="ja-JP"/>
+        </w:rPr>
+        <w:t>F:</w:t>
+      </w:r>
+      <w:proofErr w:type="gramEnd"/>
+      <w:r>
+        <w:rPr>
+          <w:rFonts w:ascii="Segoe UI" w:eastAsia="MS Gothic" w:hAnsi="Segoe UI" w:cs="Segoe UI" w:hint="eastAsia"/>
+          <w:lang w:eastAsia="ja-JP"/>
+        </w:rPr>
+        <w:t xml:space="preserve">". </w:t>
       </w:r>
       <w:r>
         <w:rPr>
           <w:rFonts w:ascii="Segoe UI" w:eastAsia="MS Gothic" w:hAnsi="Segoe UI" w:cs="Segoe UI" w:hint="eastAsia"/>
           <w:lang w:val="en-GB" w:eastAsia="ja-JP"/>
         </w:rPr>
-        <w:t>Par exemple</w:t>
-      </w:r>
-      <w:r>
-        <w:rPr>
-          <w:rFonts w:ascii="Segoe UI" w:eastAsia="MS Gothic" w:hAnsi="Segoe UI" w:cs="Segoe UI"/>
+        <w:t xml:space="preserve">Par </w:t>
+      </w:r>
+      <w:proofErr w:type="spellStart"/>
+      <w:proofErr w:type="gramStart"/>
+      <w:r>
+        <w:rPr>
+          <w:rFonts w:ascii="Segoe UI" w:eastAsia="MS Gothic" w:hAnsi="Segoe UI" w:cs="Segoe UI" w:hint="eastAsia"/>
           <w:lang w:val="en-GB" w:eastAsia="ja-JP"/>
         </w:rPr>
+        <w:t>exemple</w:t>
+      </w:r>
+      <w:proofErr w:type="spellEnd"/>
+      <w:r>
+        <w:rPr>
+          <w:rFonts w:ascii="Segoe UI" w:eastAsia="MS Gothic" w:hAnsi="Segoe UI" w:cs="Segoe UI"/>
+          <w:lang w:val="en-GB" w:eastAsia="ja-JP"/>
+        </w:rPr>
         <w:t xml:space="preserve"> :</w:t>
       </w:r>
+      <w:proofErr w:type="gramEnd"/>
     </w:p>
     <w:p>
       <w:pPr>
@@ -4902,7 +5149,23 @@
           <w:rFonts w:ascii="Segoe UI" w:eastAsia="MS Gothic" w:hAnsi="Segoe UI" w:cs="Segoe UI" w:hint="eastAsia"/>
           <w:lang w:eastAsia="ja-JP"/>
         </w:rPr>
-        <w:t>FILES "L:"</w:t>
+        <w:t>FILES "</w:t>
+      </w:r>
+      <w:proofErr w:type="gramStart"/>
+      <w:r>
+        <w:rPr>
+          <w:rFonts w:ascii="Segoe UI" w:eastAsia="MS Gothic" w:hAnsi="Segoe UI" w:cs="Segoe UI" w:hint="eastAsia"/>
+          <w:lang w:eastAsia="ja-JP"/>
+        </w:rPr>
+        <w:t>L:</w:t>
+      </w:r>
+      <w:proofErr w:type="gramEnd"/>
+      <w:r>
+        <w:rPr>
+          <w:rFonts w:ascii="Segoe UI" w:eastAsia="MS Gothic" w:hAnsi="Segoe UI" w:cs="Segoe UI" w:hint="eastAsia"/>
+          <w:lang w:eastAsia="ja-JP"/>
+        </w:rPr>
+        <w:t>"</w:t>
       </w:r>
     </w:p>
     <w:p>
@@ -4922,7 +5185,39 @@
           <w:rFonts w:ascii="Segoe UI" w:eastAsia="MS Gothic" w:hAnsi="Segoe UI" w:cs="Segoe UI"/>
           <w:lang w:eastAsia="ja-JP"/>
         </w:rPr>
-        <w:t>COPY "E: *. *" TO "L:"</w:t>
+        <w:t>COPY "</w:t>
+      </w:r>
+      <w:proofErr w:type="gramStart"/>
+      <w:r>
+        <w:rPr>
+          <w:rFonts w:ascii="Segoe UI" w:eastAsia="MS Gothic" w:hAnsi="Segoe UI" w:cs="Segoe UI"/>
+          <w:lang w:eastAsia="ja-JP"/>
+        </w:rPr>
+        <w:t>E:</w:t>
+      </w:r>
+      <w:proofErr w:type="gramEnd"/>
+      <w:r>
+        <w:rPr>
+          <w:rFonts w:ascii="Segoe UI" w:eastAsia="MS Gothic" w:hAnsi="Segoe UI" w:cs="Segoe UI"/>
+          <w:lang w:eastAsia="ja-JP"/>
+        </w:rPr>
+        <w:t xml:space="preserve"> *. *" TO "</w:t>
+      </w:r>
+      <w:proofErr w:type="gramStart"/>
+      <w:r>
+        <w:rPr>
+          <w:rFonts w:ascii="Segoe UI" w:eastAsia="MS Gothic" w:hAnsi="Segoe UI" w:cs="Segoe UI"/>
+          <w:lang w:eastAsia="ja-JP"/>
+        </w:rPr>
+        <w:t>L:</w:t>
+      </w:r>
+      <w:proofErr w:type="gramEnd"/>
+      <w:r>
+        <w:rPr>
+          <w:rFonts w:ascii="Segoe UI" w:eastAsia="MS Gothic" w:hAnsi="Segoe UI" w:cs="Segoe UI"/>
+          <w:lang w:eastAsia="ja-JP"/>
+        </w:rPr>
+        <w:t>"</w:t>
       </w:r>
     </w:p>
     <w:p>
@@ -4942,7 +5237,23 @@
           <w:rFonts w:ascii="Segoe UI" w:eastAsia="MS Gothic" w:hAnsi="Segoe UI" w:cs="Segoe UI"/>
           <w:lang w:eastAsia="ja-JP"/>
         </w:rPr>
-        <w:t>SAVE "L: SQUARE.BAS"</w:t>
+        <w:t>SAVE "</w:t>
+      </w:r>
+      <w:proofErr w:type="gramStart"/>
+      <w:r>
+        <w:rPr>
+          <w:rFonts w:ascii="Segoe UI" w:eastAsia="MS Gothic" w:hAnsi="Segoe UI" w:cs="Segoe UI"/>
+          <w:lang w:eastAsia="ja-JP"/>
+        </w:rPr>
+        <w:t>L:</w:t>
+      </w:r>
+      <w:proofErr w:type="gramEnd"/>
+      <w:r>
+        <w:rPr>
+          <w:rFonts w:ascii="Segoe UI" w:eastAsia="MS Gothic" w:hAnsi="Segoe UI" w:cs="Segoe UI"/>
+          <w:lang w:eastAsia="ja-JP"/>
+        </w:rPr>
+        <w:t xml:space="preserve"> SQUARE.BAS"</w:t>
       </w:r>
     </w:p>
     <w:p>
@@ -4962,7 +5273,23 @@
           <w:rFonts w:ascii="Segoe UI" w:eastAsia="MS Gothic" w:hAnsi="Segoe UI" w:cs="Segoe UI"/>
           <w:lang w:eastAsia="ja-JP"/>
         </w:rPr>
-        <w:t>FILES "L:"</w:t>
+        <w:t>FILES "</w:t>
+      </w:r>
+      <w:proofErr w:type="gramStart"/>
+      <w:r>
+        <w:rPr>
+          <w:rFonts w:ascii="Segoe UI" w:eastAsia="MS Gothic" w:hAnsi="Segoe UI" w:cs="Segoe UI"/>
+          <w:lang w:eastAsia="ja-JP"/>
+        </w:rPr>
+        <w:t>L:</w:t>
+      </w:r>
+      <w:proofErr w:type="gramEnd"/>
+      <w:r>
+        <w:rPr>
+          <w:rFonts w:ascii="Segoe UI" w:eastAsia="MS Gothic" w:hAnsi="Segoe UI" w:cs="Segoe UI"/>
+          <w:lang w:eastAsia="ja-JP"/>
+        </w:rPr>
+        <w:t>"</w:t>
       </w:r>
     </w:p>
     <w:p>
@@ -4982,7 +5309,23 @@
           <w:rFonts w:ascii="Segoe UI" w:eastAsia="MS Gothic" w:hAnsi="Segoe UI" w:cs="Segoe UI"/>
           <w:lang w:eastAsia="ja-JP"/>
         </w:rPr>
-        <w:t>SET "L: TEST.BAS", ""</w:t>
+        <w:t>SET "</w:t>
+      </w:r>
+      <w:proofErr w:type="gramStart"/>
+      <w:r>
+        <w:rPr>
+          <w:rFonts w:ascii="Segoe UI" w:eastAsia="MS Gothic" w:hAnsi="Segoe UI" w:cs="Segoe UI"/>
+          <w:lang w:eastAsia="ja-JP"/>
+        </w:rPr>
+        <w:t>L:</w:t>
+      </w:r>
+      <w:proofErr w:type="gramEnd"/>
+      <w:r>
+        <w:rPr>
+          <w:rFonts w:ascii="Segoe UI" w:eastAsia="MS Gothic" w:hAnsi="Segoe UI" w:cs="Segoe UI"/>
+          <w:lang w:eastAsia="ja-JP"/>
+        </w:rPr>
+        <w:t xml:space="preserve"> TEST.BAS", ""</w:t>
       </w:r>
     </w:p>
     <w:p>
@@ -4994,27 +5337,27 @@
         </w:numPr>
         <w:rPr>
           <w:rFonts w:ascii="Segoe UI" w:eastAsia="MS Gothic" w:hAnsi="Segoe UI" w:cs="Segoe UI"/>
-          <w:lang w:eastAsia="ja-JP"/>
-        </w:rPr>
-      </w:pPr>
-      <w:r>
-        <w:rPr>
-          <w:rFonts w:ascii="Segoe UI" w:eastAsia="MS Gothic" w:hAnsi="Segoe UI" w:cs="Segoe UI"/>
-          <w:lang w:eastAsia="ja-JP"/>
+          <w:lang w:val="en-GB" w:eastAsia="ja-JP"/>
+        </w:rPr>
+      </w:pPr>
+      <w:r>
+        <w:rPr>
+          <w:rFonts w:ascii="Segoe UI" w:eastAsia="MS Gothic" w:hAnsi="Segoe UI" w:cs="Segoe UI"/>
+          <w:lang w:val="en-GB" w:eastAsia="ja-JP"/>
         </w:rPr>
         <w:t xml:space="preserve">COPY "S1: RAMFILE" </w:t>
       </w:r>
       <w:r>
         <w:rPr>
           <w:rFonts w:ascii="Segoe UI" w:eastAsia="MS Gothic" w:hAnsi="Segoe UI" w:cs="Segoe UI"/>
-          <w:lang w:eastAsia="ja-JP"/>
+          <w:lang w:val="en-GB" w:eastAsia="ja-JP"/>
         </w:rPr>
         <w:t>TO</w:t>
       </w:r>
       <w:r>
         <w:rPr>
           <w:rFonts w:ascii="Segoe UI" w:eastAsia="MS Gothic" w:hAnsi="Segoe UI" w:cs="Segoe UI"/>
-          <w:lang w:eastAsia="ja-JP"/>
+          <w:lang w:val="en-GB" w:eastAsia="ja-JP"/>
         </w:rPr>
         <w:t xml:space="preserve"> "L:"</w:t>
       </w:r>
@@ -5056,29 +5399,45 @@
           <w:rFonts w:ascii="Segoe UI" w:eastAsia="MS Gothic" w:hAnsi="Segoe UI" w:cs="Segoe UI"/>
           <w:lang w:eastAsia="ja-JP"/>
         </w:rPr>
+        <w:t>LOAD "</w:t>
+      </w:r>
+      <w:proofErr w:type="gramStart"/>
+      <w:r>
+        <w:rPr>
+          <w:rFonts w:ascii="Segoe UI" w:eastAsia="MS Gothic" w:hAnsi="Segoe UI" w:cs="Segoe UI"/>
+          <w:lang w:eastAsia="ja-JP"/>
+        </w:rPr>
+        <w:t>L:</w:t>
+      </w:r>
+      <w:proofErr w:type="gramEnd"/>
+      <w:r>
+        <w:rPr>
+          <w:rFonts w:ascii="Segoe UI" w:eastAsia="MS Gothic" w:hAnsi="Segoe UI" w:cs="Segoe UI"/>
+          <w:lang w:eastAsia="ja-JP"/>
+        </w:rPr>
+        <w:t xml:space="preserve"> REGISTER.BAS"</w:t>
+      </w:r>
+    </w:p>
+    <w:p>
+      <w:pPr>
+        <w:pStyle w:val="Textebrut"/>
+        <w:rPr>
+          <w:rFonts w:ascii="Segoe UI" w:eastAsia="MS Gothic" w:hAnsi="Segoe UI" w:cs="Segoe UI"/>
+          <w:b/>
+          <w:bCs/>
+          <w:color w:val="3A7C22" w:themeColor="accent6" w:themeShade="BF"/>
+          <w:lang w:eastAsia="ja-JP"/>
+        </w:rPr>
+      </w:pPr>
+      <w:r>
+        <w:rPr>
+          <w:rFonts w:ascii="Segoe UI" w:eastAsia="MS Gothic" w:hAnsi="Segoe UI" w:cs="Segoe UI" w:hint="eastAsia"/>
+          <w:b/>
+          <w:bCs/>
+          <w:color w:val="3A7C22" w:themeColor="accent6" w:themeShade="BF"/>
+          <w:lang w:eastAsia="ja-JP"/>
+        </w:rPr>
         <w:lastRenderedPageBreak/>
-        <w:t>LOAD "L: REGISTER.BAS"</w:t>
-      </w:r>
-    </w:p>
-    <w:p>
-      <w:pPr>
-        <w:pStyle w:val="Textebrut"/>
-        <w:rPr>
-          <w:rFonts w:ascii="Segoe UI" w:eastAsia="MS Gothic" w:hAnsi="Segoe UI" w:cs="Segoe UI"/>
-          <w:b/>
-          <w:bCs/>
-          <w:color w:val="3A7C22" w:themeColor="accent6" w:themeShade="BF"/>
-          <w:lang w:eastAsia="ja-JP"/>
-        </w:rPr>
-      </w:pPr>
-      <w:r>
-        <w:rPr>
-          <w:rFonts w:ascii="Segoe UI" w:eastAsia="MS Gothic" w:hAnsi="Segoe UI" w:cs="Segoe UI" w:hint="eastAsia"/>
-          <w:b/>
-          <w:bCs/>
-          <w:color w:val="3A7C22" w:themeColor="accent6" w:themeShade="BF"/>
-          <w:lang w:eastAsia="ja-JP"/>
-        </w:rPr>
         <w:t>★</w:t>
       </w:r>
       <w:r>
@@ -5438,7 +5797,25 @@
           <w:color w:val="EE0000"/>
           <w:lang w:eastAsia="ja-JP"/>
         </w:rPr>
-        <w:t>INIT "L: D"</w:t>
+        <w:t>INIT "</w:t>
+      </w:r>
+      <w:proofErr w:type="gramStart"/>
+      <w:r>
+        <w:rPr>
+          <w:rFonts w:ascii="Segoe UI" w:eastAsia="MS Gothic" w:hAnsi="Segoe UI" w:cs="Segoe UI" w:hint="eastAsia"/>
+          <w:color w:val="EE0000"/>
+          <w:lang w:eastAsia="ja-JP"/>
+        </w:rPr>
+        <w:t>L:</w:t>
+      </w:r>
+      <w:proofErr w:type="gramEnd"/>
+      <w:r>
+        <w:rPr>
+          <w:rFonts w:ascii="Segoe UI" w:eastAsia="MS Gothic" w:hAnsi="Segoe UI" w:cs="Segoe UI" w:hint="eastAsia"/>
+          <w:color w:val="EE0000"/>
+          <w:lang w:eastAsia="ja-JP"/>
+        </w:rPr>
+        <w:t xml:space="preserve"> D"</w:t>
       </w:r>
     </w:p>
     <w:p>
@@ -5595,7 +5972,25 @@
           <w:color w:val="EE0000"/>
           <w:lang w:eastAsia="ja-JP"/>
         </w:rPr>
-        <w:t>INIT "L: I"</w:t>
+        <w:t>INIT "</w:t>
+      </w:r>
+      <w:proofErr w:type="gramStart"/>
+      <w:r>
+        <w:rPr>
+          <w:rFonts w:ascii="Segoe UI" w:eastAsia="MS Gothic" w:hAnsi="Segoe UI" w:cs="Segoe UI" w:hint="eastAsia"/>
+          <w:color w:val="EE0000"/>
+          <w:lang w:eastAsia="ja-JP"/>
+        </w:rPr>
+        <w:t>L:</w:t>
+      </w:r>
+      <w:proofErr w:type="gramEnd"/>
+      <w:r>
+        <w:rPr>
+          <w:rFonts w:ascii="Segoe UI" w:eastAsia="MS Gothic" w:hAnsi="Segoe UI" w:cs="Segoe UI" w:hint="eastAsia"/>
+          <w:color w:val="EE0000"/>
+          <w:lang w:eastAsia="ja-JP"/>
+        </w:rPr>
+        <w:t xml:space="preserve"> I"</w:t>
       </w:r>
     </w:p>
     <w:p>
@@ -5648,7 +6043,23 @@
           <w:rFonts w:ascii="Segoe UI" w:eastAsia="MS Gothic" w:hAnsi="Segoe UI" w:cs="Segoe UI" w:hint="eastAsia"/>
           <w:lang w:eastAsia="ja-JP"/>
         </w:rPr>
-        <w:t>s l'utilisation de "L:", v</w:t>
+        <w:t>s l'utilisation de "</w:t>
+      </w:r>
+      <w:proofErr w:type="gramStart"/>
+      <w:r>
+        <w:rPr>
+          <w:rFonts w:ascii="Segoe UI" w:eastAsia="MS Gothic" w:hAnsi="Segoe UI" w:cs="Segoe UI" w:hint="eastAsia"/>
+          <w:lang w:eastAsia="ja-JP"/>
+        </w:rPr>
+        <w:t>L:</w:t>
+      </w:r>
+      <w:proofErr w:type="gramEnd"/>
+      <w:r>
+        <w:rPr>
+          <w:rFonts w:ascii="Segoe UI" w:eastAsia="MS Gothic" w:hAnsi="Segoe UI" w:cs="Segoe UI" w:hint="eastAsia"/>
+          <w:lang w:eastAsia="ja-JP"/>
+        </w:rPr>
+        <w:t>", v</w:t>
       </w:r>
       <w:r>
         <w:rPr>
@@ -5676,7 +6087,23 @@
           <w:rFonts w:ascii="Segoe UI" w:eastAsia="MS Gothic" w:hAnsi="Segoe UI" w:cs="Segoe UI" w:hint="eastAsia"/>
           <w:lang w:eastAsia="ja-JP"/>
         </w:rPr>
-        <w:t xml:space="preserve">tat de "L:" </w:t>
+        <w:t>tat de "</w:t>
+      </w:r>
+      <w:proofErr w:type="gramStart"/>
+      <w:r>
+        <w:rPr>
+          <w:rFonts w:ascii="Segoe UI" w:eastAsia="MS Gothic" w:hAnsi="Segoe UI" w:cs="Segoe UI" w:hint="eastAsia"/>
+          <w:lang w:eastAsia="ja-JP"/>
+        </w:rPr>
+        <w:t>L:</w:t>
+      </w:r>
+      <w:proofErr w:type="gramEnd"/>
+      <w:r>
+        <w:rPr>
+          <w:rFonts w:ascii="Segoe UI" w:eastAsia="MS Gothic" w:hAnsi="Segoe UI" w:cs="Segoe UI" w:hint="eastAsia"/>
+          <w:lang w:eastAsia="ja-JP"/>
+        </w:rPr>
+        <w:t xml:space="preserve">" </w:t>
       </w:r>
       <w:r>
         <w:rPr>
@@ -5821,7 +6248,25 @@
           <w:color w:val="EE0000"/>
           <w:lang w:eastAsia="ja-JP"/>
         </w:rPr>
-        <w:t>INIT "L:"</w:t>
+        <w:t>INIT "</w:t>
+      </w:r>
+      <w:proofErr w:type="gramStart"/>
+      <w:r>
+        <w:rPr>
+          <w:rFonts w:ascii="Segoe UI" w:eastAsia="MS Gothic" w:hAnsi="Segoe UI" w:cs="Segoe UI" w:hint="eastAsia"/>
+          <w:color w:val="EE0000"/>
+          <w:lang w:eastAsia="ja-JP"/>
+        </w:rPr>
+        <w:t>L:</w:t>
+      </w:r>
+      <w:proofErr w:type="gramEnd"/>
+      <w:r>
+        <w:rPr>
+          <w:rFonts w:ascii="Segoe UI" w:eastAsia="MS Gothic" w:hAnsi="Segoe UI" w:cs="Segoe UI" w:hint="eastAsia"/>
+          <w:color w:val="EE0000"/>
+          <w:lang w:eastAsia="ja-JP"/>
+        </w:rPr>
+        <w:t>"</w:t>
       </w:r>
     </w:p>
     <w:p>
@@ -5874,7 +6319,23 @@
           <w:rFonts w:ascii="Segoe UI" w:eastAsia="MS Gothic" w:hAnsi="Segoe UI" w:cs="Segoe UI" w:hint="eastAsia"/>
           <w:lang w:eastAsia="ja-JP"/>
         </w:rPr>
-        <w:t xml:space="preserve"> "L:" trait</w:t>
+        <w:t xml:space="preserve"> "</w:t>
+      </w:r>
+      <w:proofErr w:type="gramStart"/>
+      <w:r>
+        <w:rPr>
+          <w:rFonts w:ascii="Segoe UI" w:eastAsia="MS Gothic" w:hAnsi="Segoe UI" w:cs="Segoe UI" w:hint="eastAsia"/>
+          <w:lang w:eastAsia="ja-JP"/>
+        </w:rPr>
+        <w:t>L:</w:t>
+      </w:r>
+      <w:proofErr w:type="gramEnd"/>
+      <w:r>
+        <w:rPr>
+          <w:rFonts w:ascii="Segoe UI" w:eastAsia="MS Gothic" w:hAnsi="Segoe UI" w:cs="Segoe UI" w:hint="eastAsia"/>
+          <w:lang w:eastAsia="ja-JP"/>
+        </w:rPr>
+        <w:t>" trait</w:t>
       </w:r>
       <w:r>
         <w:rPr>
@@ -5944,7 +6405,23 @@
           <w:rFonts w:ascii="Segoe UI" w:eastAsia="MS Gothic" w:hAnsi="Segoe UI" w:cs="Segoe UI" w:hint="eastAsia"/>
           <w:lang w:eastAsia="ja-JP"/>
         </w:rPr>
-        <w:t xml:space="preserve">rer le "L:" qui a </w:t>
+        <w:t>rer le "</w:t>
+      </w:r>
+      <w:proofErr w:type="gramStart"/>
+      <w:r>
+        <w:rPr>
+          <w:rFonts w:ascii="Segoe UI" w:eastAsia="MS Gothic" w:hAnsi="Segoe UI" w:cs="Segoe UI" w:hint="eastAsia"/>
+          <w:lang w:eastAsia="ja-JP"/>
+        </w:rPr>
+        <w:t>L:</w:t>
+      </w:r>
+      <w:proofErr w:type="gramEnd"/>
+      <w:r>
+        <w:rPr>
+          <w:rFonts w:ascii="Segoe UI" w:eastAsia="MS Gothic" w:hAnsi="Segoe UI" w:cs="Segoe UI" w:hint="eastAsia"/>
+          <w:lang w:eastAsia="ja-JP"/>
+        </w:rPr>
+        <w:t xml:space="preserve">" qui a </w:t>
       </w:r>
       <w:r>
         <w:rPr>
@@ -6098,23 +6575,55 @@
           <w:rFonts w:ascii="Segoe UI" w:eastAsia="MS Gothic" w:hAnsi="Segoe UI" w:cs="Segoe UI" w:hint="eastAsia"/>
           <w:lang w:eastAsia="ja-JP"/>
         </w:rPr>
-        <w:t>tat de "L:" et l'utiliser.</w:t>
-      </w:r>
-    </w:p>
-    <w:p>
-      <w:pPr>
-        <w:pStyle w:val="Textebrut"/>
-        <w:rPr>
-          <w:rFonts w:ascii="Segoe UI" w:eastAsia="MS Gothic" w:hAnsi="Segoe UI" w:cs="Segoe UI"/>
-          <w:lang w:eastAsia="ja-JP"/>
-        </w:rPr>
-      </w:pPr>
-      <w:r>
-        <w:rPr>
-          <w:rFonts w:ascii="Segoe UI" w:eastAsia="MS Gothic" w:hAnsi="Segoe UI" w:cs="Segoe UI" w:hint="eastAsia"/>
-          <w:lang w:eastAsia="ja-JP"/>
-        </w:rPr>
-        <w:t>Si possible, il vaut mieux abandonner "L:" en cas d'anomalie.</w:t>
+        <w:t>tat de "</w:t>
+      </w:r>
+      <w:proofErr w:type="gramStart"/>
+      <w:r>
+        <w:rPr>
+          <w:rFonts w:ascii="Segoe UI" w:eastAsia="MS Gothic" w:hAnsi="Segoe UI" w:cs="Segoe UI" w:hint="eastAsia"/>
+          <w:lang w:eastAsia="ja-JP"/>
+        </w:rPr>
+        <w:t>L:</w:t>
+      </w:r>
+      <w:proofErr w:type="gramEnd"/>
+      <w:r>
+        <w:rPr>
+          <w:rFonts w:ascii="Segoe UI" w:eastAsia="MS Gothic" w:hAnsi="Segoe UI" w:cs="Segoe UI" w:hint="eastAsia"/>
+          <w:lang w:eastAsia="ja-JP"/>
+        </w:rPr>
+        <w:t>" et l'utiliser.</w:t>
+      </w:r>
+    </w:p>
+    <w:p>
+      <w:pPr>
+        <w:pStyle w:val="Textebrut"/>
+        <w:rPr>
+          <w:rFonts w:ascii="Segoe UI" w:eastAsia="MS Gothic" w:hAnsi="Segoe UI" w:cs="Segoe UI"/>
+          <w:lang w:eastAsia="ja-JP"/>
+        </w:rPr>
+      </w:pPr>
+      <w:r>
+        <w:rPr>
+          <w:rFonts w:ascii="Segoe UI" w:eastAsia="MS Gothic" w:hAnsi="Segoe UI" w:cs="Segoe UI" w:hint="eastAsia"/>
+          <w:lang w:eastAsia="ja-JP"/>
+        </w:rPr>
+        <w:t>Si possible, il vaut mieux abandonner "</w:t>
+      </w:r>
+      <w:proofErr w:type="gramStart"/>
+      <w:r>
+        <w:rPr>
+          <w:rFonts w:ascii="Segoe UI" w:eastAsia="MS Gothic" w:hAnsi="Segoe UI" w:cs="Segoe UI" w:hint="eastAsia"/>
+          <w:lang w:eastAsia="ja-JP"/>
+        </w:rPr>
+        <w:t>L:</w:t>
+      </w:r>
+      <w:proofErr w:type="gramEnd"/>
+      <w:r>
+        <w:rPr>
+          <w:rFonts w:ascii="Segoe UI" w:eastAsia="MS Gothic" w:hAnsi="Segoe UI" w:cs="Segoe UI" w:hint="eastAsia"/>
+          <w:lang w:eastAsia="ja-JP"/>
+        </w:rPr>
+        <w:t>" en cas d'anomalie.</w:t>
       </w:r>
     </w:p>
     <w:p>
@@ -6239,7 +6748,23 @@
           <w:rFonts w:ascii="Segoe UI" w:eastAsia="MS Gothic" w:hAnsi="Segoe UI" w:cs="Segoe UI" w:hint="eastAsia"/>
           <w:lang w:eastAsia="ja-JP"/>
         </w:rPr>
-        <w:t>APLINKS pour Win 32 ((c) Y. Akagawa), un autre APLINKS pour Macintosh ((c) Nihondo) est dot</w:t>
+        <w:t xml:space="preserve">APLINKS pour Win 32 ((c) Y. Akagawa), un autre APLINKS pour Macintosh ((c) </w:t>
+      </w:r>
+      <w:proofErr w:type="spellStart"/>
+      <w:r>
+        <w:rPr>
+          <w:rFonts w:ascii="Segoe UI" w:eastAsia="MS Gothic" w:hAnsi="Segoe UI" w:cs="Segoe UI" w:hint="eastAsia"/>
+          <w:lang w:eastAsia="ja-JP"/>
+        </w:rPr>
+        <w:t>Nihondo</w:t>
+      </w:r>
+      <w:proofErr w:type="spellEnd"/>
+      <w:r>
+        <w:rPr>
+          <w:rFonts w:ascii="Segoe UI" w:eastAsia="MS Gothic" w:hAnsi="Segoe UI" w:cs="Segoe UI" w:hint="eastAsia"/>
+          <w:lang w:eastAsia="ja-JP"/>
+        </w:rPr>
+        <w:t>) est dot</w:t>
       </w:r>
       <w:r>
         <w:rPr>
@@ -6328,7 +6853,25 @@
           <w:color w:val="EE0000"/>
           <w:lang w:eastAsia="ja-JP"/>
         </w:rPr>
-        <w:t>INIT "L: 5"</w:t>
+        <w:t>INIT "</w:t>
+      </w:r>
+      <w:proofErr w:type="gramStart"/>
+      <w:r>
+        <w:rPr>
+          <w:rFonts w:ascii="Segoe UI" w:eastAsia="MS Gothic" w:hAnsi="Segoe UI" w:cs="Segoe UI" w:hint="eastAsia"/>
+          <w:color w:val="EE0000"/>
+          <w:lang w:eastAsia="ja-JP"/>
+        </w:rPr>
+        <w:t>L:</w:t>
+      </w:r>
+      <w:proofErr w:type="gramEnd"/>
+      <w:r>
+        <w:rPr>
+          <w:rFonts w:ascii="Segoe UI" w:eastAsia="MS Gothic" w:hAnsi="Segoe UI" w:cs="Segoe UI" w:hint="eastAsia"/>
+          <w:color w:val="EE0000"/>
+          <w:lang w:eastAsia="ja-JP"/>
+        </w:rPr>
+        <w:t xml:space="preserve"> 5"</w:t>
       </w:r>
     </w:p>
     <w:p>
@@ -6398,7 +6941,25 @@
           <w:color w:val="EE0000"/>
           <w:lang w:eastAsia="ja-JP"/>
         </w:rPr>
-        <w:t>INIT "L: 1"</w:t>
+        <w:t>INIT "</w:t>
+      </w:r>
+      <w:proofErr w:type="gramStart"/>
+      <w:r>
+        <w:rPr>
+          <w:rFonts w:ascii="Segoe UI" w:eastAsia="MS Gothic" w:hAnsi="Segoe UI" w:cs="Segoe UI" w:hint="eastAsia"/>
+          <w:color w:val="EE0000"/>
+          <w:lang w:eastAsia="ja-JP"/>
+        </w:rPr>
+        <w:t>L:</w:t>
+      </w:r>
+      <w:proofErr w:type="gramEnd"/>
+      <w:r>
+        <w:rPr>
+          <w:rFonts w:ascii="Segoe UI" w:eastAsia="MS Gothic" w:hAnsi="Segoe UI" w:cs="Segoe UI" w:hint="eastAsia"/>
+          <w:color w:val="EE0000"/>
+          <w:lang w:eastAsia="ja-JP"/>
+        </w:rPr>
+        <w:t xml:space="preserve"> 1"</w:t>
       </w:r>
     </w:p>
     <w:p>
@@ -6647,6 +7208,7 @@
           <w:color w:val="0F4761" w:themeColor="accent1" w:themeShade="BF"/>
           <w:lang w:eastAsia="ja-JP"/>
         </w:rPr>
+        <w:lastRenderedPageBreak/>
         <w:t>★</w:t>
       </w:r>
       <w:r>
@@ -6760,7 +7322,23 @@
           <w:rFonts w:ascii="Segoe UI" w:eastAsia="MS Gothic" w:hAnsi="Segoe UI" w:cs="Segoe UI" w:hint="eastAsia"/>
           <w:lang w:eastAsia="ja-JP"/>
         </w:rPr>
-        <w:t>cutez INIT "L: D" ou une op</w:t>
+        <w:t>cutez INIT "</w:t>
+      </w:r>
+      <w:proofErr w:type="gramStart"/>
+      <w:r>
+        <w:rPr>
+          <w:rFonts w:ascii="Segoe UI" w:eastAsia="MS Gothic" w:hAnsi="Segoe UI" w:cs="Segoe UI" w:hint="eastAsia"/>
+          <w:lang w:eastAsia="ja-JP"/>
+        </w:rPr>
+        <w:t>L:</w:t>
+      </w:r>
+      <w:proofErr w:type="gramEnd"/>
+      <w:r>
+        <w:rPr>
+          <w:rFonts w:ascii="Segoe UI" w:eastAsia="MS Gothic" w:hAnsi="Segoe UI" w:cs="Segoe UI" w:hint="eastAsia"/>
+          <w:lang w:eastAsia="ja-JP"/>
+        </w:rPr>
+        <w:t xml:space="preserve"> D" ou une op</w:t>
       </w:r>
       <w:r>
         <w:rPr>
@@ -6928,23 +7506,55 @@
           <w:rFonts w:ascii="Segoe UI" w:eastAsia="MS Gothic" w:hAnsi="Segoe UI" w:cs="Segoe UI" w:hint="eastAsia"/>
           <w:lang w:eastAsia="ja-JP"/>
         </w:rPr>
-        <w:t>es de "L:", Je vais faire un comportement inattendu.</w:t>
-      </w:r>
-    </w:p>
-    <w:p>
-      <w:pPr>
-        <w:pStyle w:val="Textebrut"/>
-        <w:rPr>
-          <w:rFonts w:ascii="Segoe UI" w:eastAsia="MS Gothic" w:hAnsi="Segoe UI" w:cs="Segoe UI"/>
-          <w:lang w:eastAsia="ja-JP"/>
-        </w:rPr>
-      </w:pPr>
-      <w:r>
-        <w:rPr>
-          <w:rFonts w:ascii="Segoe UI" w:eastAsia="MS Gothic" w:hAnsi="Segoe UI" w:cs="Segoe UI" w:hint="eastAsia"/>
-          <w:lang w:eastAsia="ja-JP"/>
-        </w:rPr>
-        <w:t>Entrez INIT "L:" pour effacer le cache de l'ordinateur de poche, m</w:t>
+        <w:t>es de "</w:t>
+      </w:r>
+      <w:proofErr w:type="gramStart"/>
+      <w:r>
+        <w:rPr>
+          <w:rFonts w:ascii="Segoe UI" w:eastAsia="MS Gothic" w:hAnsi="Segoe UI" w:cs="Segoe UI" w:hint="eastAsia"/>
+          <w:lang w:eastAsia="ja-JP"/>
+        </w:rPr>
+        <w:t>L:</w:t>
+      </w:r>
+      <w:proofErr w:type="gramEnd"/>
+      <w:r>
+        <w:rPr>
+          <w:rFonts w:ascii="Segoe UI" w:eastAsia="MS Gothic" w:hAnsi="Segoe UI" w:cs="Segoe UI" w:hint="eastAsia"/>
+          <w:lang w:eastAsia="ja-JP"/>
+        </w:rPr>
+        <w:t>", Je vais faire un comportement inattendu.</w:t>
+      </w:r>
+    </w:p>
+    <w:p>
+      <w:pPr>
+        <w:pStyle w:val="Textebrut"/>
+        <w:rPr>
+          <w:rFonts w:ascii="Segoe UI" w:eastAsia="MS Gothic" w:hAnsi="Segoe UI" w:cs="Segoe UI"/>
+          <w:lang w:eastAsia="ja-JP"/>
+        </w:rPr>
+      </w:pPr>
+      <w:r>
+        <w:rPr>
+          <w:rFonts w:ascii="Segoe UI" w:eastAsia="MS Gothic" w:hAnsi="Segoe UI" w:cs="Segoe UI" w:hint="eastAsia"/>
+          <w:lang w:eastAsia="ja-JP"/>
+        </w:rPr>
+        <w:t>Entrez INIT "</w:t>
+      </w:r>
+      <w:proofErr w:type="gramStart"/>
+      <w:r>
+        <w:rPr>
+          <w:rFonts w:ascii="Segoe UI" w:eastAsia="MS Gothic" w:hAnsi="Segoe UI" w:cs="Segoe UI" w:hint="eastAsia"/>
+          <w:lang w:eastAsia="ja-JP"/>
+        </w:rPr>
+        <w:t>L:</w:t>
+      </w:r>
+      <w:proofErr w:type="gramEnd"/>
+      <w:r>
+        <w:rPr>
+          <w:rFonts w:ascii="Segoe UI" w:eastAsia="MS Gothic" w:hAnsi="Segoe UI" w:cs="Segoe UI" w:hint="eastAsia"/>
+          <w:lang w:eastAsia="ja-JP"/>
+        </w:rPr>
+        <w:t>" pour effacer le cache de l'ordinateur de poche, m</w:t>
       </w:r>
       <w:r>
         <w:rPr>
@@ -7247,7 +7857,23 @@
           <w:rFonts w:ascii="Segoe UI" w:eastAsia="MS Gothic" w:hAnsi="Segoe UI" w:cs="Segoe UI" w:hint="eastAsia"/>
           <w:lang w:eastAsia="ja-JP"/>
         </w:rPr>
-        <w:t xml:space="preserve"> utiliser "L:" afin que l'erreur "Nom de lecteur incorrect" s'affiche.</w:t>
+        <w:t xml:space="preserve"> utiliser "</w:t>
+      </w:r>
+      <w:proofErr w:type="gramStart"/>
+      <w:r>
+        <w:rPr>
+          <w:rFonts w:ascii="Segoe UI" w:eastAsia="MS Gothic" w:hAnsi="Segoe UI" w:cs="Segoe UI" w:hint="eastAsia"/>
+          <w:lang w:eastAsia="ja-JP"/>
+        </w:rPr>
+        <w:t>L:</w:t>
+      </w:r>
+      <w:proofErr w:type="gramEnd"/>
+      <w:r>
+        <w:rPr>
+          <w:rFonts w:ascii="Segoe UI" w:eastAsia="MS Gothic" w:hAnsi="Segoe UI" w:cs="Segoe UI" w:hint="eastAsia"/>
+          <w:lang w:eastAsia="ja-JP"/>
+        </w:rPr>
+        <w:t>" afin que l'erreur "Nom de lecteur incorrect" s'affiche.</w:t>
       </w:r>
     </w:p>
     <w:p>
